--- a/arb/docx/62.content.docx
+++ b/arb/docx/62.content.docx
@@ -32,23 +32,6 @@
     </w:p>
     <w:p>
       <w:pPr>
-        <w:pStyle w:val="Heading2"/>
-        <w:bidi/>
-      </w:pPr>
-      <w:r>
-        <w:rPr>
-          <w:lang w:val="ar_AE" w:bidi="ar_AE"/>
-        </w:rPr>
-        <w:t>License Information</w:t>
-      </w:r>
-      <w:r>
-        <w:rPr>
-          <w:lang w:val="ar_AE" w:bidi="ar_AE"/>
-        </w:rPr>
-      </w:r>
-    </w:p>
-    <w:p>
-      <w:pPr>
         <w:bidi/>
       </w:pPr>
       <w:r>
@@ -67,13 +50,7 @@
         <w:rPr>
           <w:lang w:val="ar_AE" w:bidi="ar_AE"/>
         </w:rPr>
-        <w:t xml:space="preserve"> (Arabic) is based on</w:t>
-      </w:r>
-      <w:r>
-        <w:rPr>
-          <w:lang w:val="ar_AE" w:bidi="ar_AE"/>
-        </w:rPr>
-        <w:t xml:space="preserve">: </w:t>
+        <w:t xml:space="preserve"> (Arabic) is based on: </w:t>
       </w:r>
       <w:r>
         <w:rPr>
@@ -200,21 +177,6 @@
         <w:pStyle w:val="Heading2"/>
         <w:bidi/>
       </w:pPr>
-      <w:r>
-        <w:rPr>
-          <w:lang w:val="ar_AE" w:bidi="ar_AE"/>
-        </w:rPr>
-      </w:r>
-    </w:p>
-    <w:p>
-      <w:pPr>
-        <w:bidi/>
-      </w:pPr>
-      <w:r>
-        <w:rPr>
-          <w:lang w:val="ar_AE" w:bidi="ar_AE"/>
-        </w:rPr>
-      </w:r>
       <w:r>
         <w:rPr>
           <w:lang w:val="ar_AE" w:bidi="ar_AE"/>

--- a/arb/docx/62.content.docx
+++ b/arb/docx/62.content.docx
@@ -9,6 +9,8 @@
       </w:pPr>
       <w:r>
         <w:rPr>
+          <w:rtl/>
+          <w:cs/>
           <w:lang w:val="ar_AE" w:bidi="ar_AE"/>
         </w:rPr>
       </w:r>
@@ -20,53 +22,53 @@
       </w:pPr>
       <w:r>
         <w:rPr>
+          <w:rtl/>
+          <w:cs/>
           <w:lang w:val="ar_AE" w:bidi="ar_AE"/>
         </w:rPr>
         <w:t>Resource: Arabic Van Dyck Bible</w:t>
       </w:r>
       <w:r>
         <w:rPr>
-          <w:lang w:val="ar_AE" w:bidi="ar_AE"/>
-        </w:rPr>
-      </w:r>
-    </w:p>
-    <w:p>
-      <w:pPr>
-        <w:bidi/>
-      </w:pPr>
-      <w:r>
-        <w:rPr>
+          <w:rtl/>
+          <w:cs/>
+          <w:lang w:val="ar_AE" w:bidi="ar_AE"/>
+        </w:rPr>
+      </w:r>
+    </w:p>
+    <w:p>
+      <w:pPr>
+        <w:bidi/>
+      </w:pPr>
+      <w:r>
+        <w:rPr>
+          <w:rtl/>
+          <w:cs/>
           <w:lang w:val="ar_AE" w:bidi="ar_AE"/>
         </w:rPr>
       </w:r>
       <w:r>
         <w:rPr>
           <w:b/>
+          <w:rtl/>
+          <w:cs/>
           <w:lang w:val="ar_AE" w:bidi="ar_AE"/>
         </w:rPr>
         <w:t>Arabic Van Dyck Bible</w:t>
       </w:r>
       <w:r>
         <w:rPr>
-          <w:lang w:val="ar_AE" w:bidi="ar_AE"/>
-        </w:rPr>
-        <w:t xml:space="preserve"> (Arabic) is based on: </w:t>
-      </w:r>
-      <w:r>
-        <w:rPr>
-          <w:lang w:val="ar_AE" w:bidi="ar_AE"/>
-        </w:rPr>
-        <w:t>Van Dyck Bible</w:t>
-      </w:r>
-      <w:r>
-        <w:rPr>
-          <w:lang w:val="ar_AE" w:bidi="ar_AE"/>
-        </w:rPr>
-        <w:t xml:space="preserve">, </w:t>
+          <w:rtl/>
+          <w:cs/>
+          <w:lang w:val="ar_AE" w:bidi="ar_AE"/>
+        </w:rPr>
+        <w:t xml:space="preserve"> © </w:t>
       </w:r>
       <w:hyperlink r:id="rId13">
         <w:r>
           <w:rPr>
+            <w:rtl/>
+            <w:cs/>
             <w:lang w:val="ar_AE" w:bidi="ar_AE"/>
           </w:rPr>
           <w:rPr>
@@ -78,13 +80,17 @@
       </w:hyperlink>
       <w:r>
         <w:rPr>
-          <w:lang w:val="ar_AE" w:bidi="ar_AE"/>
-        </w:rPr>
-        <w:t xml:space="preserve">, None, which is licensed under a </w:t>
+          <w:rtl/>
+          <w:cs/>
+          <w:lang w:val="ar_AE" w:bidi="ar_AE"/>
+        </w:rPr>
+        <w:t xml:space="preserve">, licensed under a </w:t>
       </w:r>
       <w:hyperlink r:id="rId14">
         <w:r>
           <w:rPr>
+            <w:rtl/>
+            <w:cs/>
             <w:lang w:val="ar_AE" w:bidi="ar_AE"/>
           </w:rPr>
           <w:rPr>
@@ -96,38 +102,23 @@
       </w:hyperlink>
       <w:r>
         <w:rPr>
+          <w:rtl/>
+          <w:cs/>
           <w:lang w:val="ar_AE" w:bidi="ar_AE"/>
         </w:rPr>
         <w:t>.</w:t>
       </w:r>
       <w:r>
         <w:rPr>
-          <w:lang w:val="ar_AE" w:bidi="ar_AE"/>
-        </w:rPr>
-      </w:r>
-    </w:p>
-    <w:p>
-      <w:pPr>
-        <w:bidi/>
-      </w:pPr>
-      <w:r>
-        <w:rPr>
-          <w:lang w:val="ar_AE" w:bidi="ar_AE"/>
-        </w:rPr>
-      </w:r>
-      <w:r>
-        <w:rPr>
-          <w:lang w:val="ar_AE" w:bidi="ar_AE"/>
-        </w:rPr>
-        <w:t>This PDF version is provided under the same license.</w:t>
-      </w:r>
-      <w:r>
-        <w:rPr>
-          <w:lang w:val="ar_AE" w:bidi="ar_AE"/>
-        </w:rPr>
-      </w:r>
-      <w:r>
-        <w:rPr>
+          <w:rtl/>
+          <w:cs/>
+          <w:lang w:val="ar_AE" w:bidi="ar_AE"/>
+        </w:rPr>
+      </w:r>
+      <w:r>
+        <w:rPr>
+          <w:rtl/>
+          <w:cs/>
           <w:lang w:val="ar_AE" w:bidi="ar_AE"/>
         </w:rPr>
       </w:r>
@@ -139,6 +130,8 @@
       </w:pPr>
       <w:r>
         <w:rPr>
+          <w:rtl/>
+          <w:cs/>
           <w:lang w:val="ar_AE" w:bidi="ar_AE"/>
         </w:rPr>
         <w:t>Arabic Van Dyck Bible</w:t>
@@ -168,6 +161,8 @@
       </w:pPr>
       <w:r>
         <w:rPr>
+          <w:rtl/>
+          <w:cs/>
           <w:lang w:val="ar_AE" w:bidi="ar_AE"/>
         </w:rPr>
       </w:r>
@@ -179,32 +174,42 @@
       </w:pPr>
       <w:r>
         <w:rPr>
-          <w:lang w:val="ar_AE" w:bidi="ar_AE"/>
-        </w:rPr>
-      </w:r>
-    </w:p>
-    <w:p>
-      <w:pPr>
-        <w:bidi/>
-      </w:pPr>
-      <w:r>
-        <w:rPr>
-          <w:lang w:val="ar_AE" w:bidi="ar_AE"/>
-        </w:rPr>
-      </w:r>
-      <w:r>
-        <w:rPr>
+          <w:rtl/>
+          <w:cs/>
+          <w:lang w:val="ar_AE" w:bidi="ar_AE"/>
+        </w:rPr>
+      </w:r>
+    </w:p>
+    <w:p>
+      <w:pPr>
+        <w:bidi/>
+      </w:pPr>
+      <w:r>
+        <w:rPr>
+          <w:rtl/>
+          <w:cs/>
+          <w:lang w:val="ar_AE" w:bidi="ar_AE"/>
+        </w:rPr>
+      </w:r>
+      <w:r>
+        <w:rPr>
+          <w:rtl/>
+          <w:cs/>
           <w:lang w:val="ar_AE" w:bidi="ar_AE"/>
         </w:rPr>
         <w:t xml:space="preserve"> </w:t>
       </w:r>
       <w:r>
         <w:rPr>
-          <w:lang w:val="ar_AE" w:bidi="ar_AE"/>
-        </w:rPr>
-      </w:r>
-      <w:r>
-        <w:rPr>
+          <w:rtl/>
+          <w:cs/>
+          <w:lang w:val="ar_AE" w:bidi="ar_AE"/>
+        </w:rPr>
+      </w:r>
+      <w:r>
+        <w:rPr>
+          <w:rtl/>
+          <w:cs/>
           <w:lang w:val="ar_AE" w:bidi="ar_AE"/>
         </w:rPr>
       </w:r>
@@ -226,460 +231,314 @@
     </w:p>
     <w:p>
       <w:pPr>
-        <w:bidi/>
-      </w:pPr>
-      <w:r>
-        <w:rPr>
-          <w:lang w:val="ar_AE" w:bidi="ar_AE"/>
-        </w:rPr>
-      </w:r>
-    </w:p>
-    <w:p>
-      <w:pPr>
         <w:pStyle w:val="Heading2"/>
         <w:bidi/>
       </w:pPr>
       <w:r>
         <w:rPr>
+          <w:rtl/>
+          <w:cs/>
           <w:lang w:val="ar_AE" w:bidi="ar_AE"/>
         </w:rPr>
         <w:t>1 John 1:1</w:t>
       </w:r>
       <w:r>
         <w:rPr>
-          <w:lang w:val="ar_AE" w:bidi="ar_AE"/>
-        </w:rPr>
-      </w:r>
-    </w:p>
-    <w:p>
-      <w:pPr>
-        <w:bidi/>
-      </w:pPr>
-      <w:r>
-        <w:rPr>
-          <w:lang w:val="ar_AE" w:bidi="ar_AE"/>
-        </w:rPr>
-      </w:r>
-      <w:r>
-        <w:rPr>
-          <w:vertAlign w:val="superscript"/>
+          <w:rtl/>
+          <w:cs/>
+          <w:lang w:val="ar_AE" w:bidi="ar_AE"/>
+        </w:rPr>
+      </w:r>
+    </w:p>
+    <w:p>
+      <w:pPr>
+        <w:bidi/>
+      </w:pPr>
+      <w:r>
+        <w:rPr>
+          <w:rtl/>
+          <w:cs/>
+          <w:lang w:val="ar_AE" w:bidi="ar_AE"/>
+        </w:rPr>
+      </w:r>
+      <w:r>
+        <w:rPr>
+          <w:vertAlign w:val="superscript"/>
+          <w:rtl/>
+          <w:cs/>
           <w:lang w:val="ar_AE" w:bidi="ar_AE"/>
         </w:rPr>
         <w:t>1</w:t>
       </w:r>
       <w:r>
         <w:rPr>
+          <w:rtl/>
+          <w:cs/>
           <w:lang w:val="ar_AE" w:bidi="ar_AE"/>
         </w:rPr>
         <w:t xml:space="preserve"> اَلَّذِي كَانَ مِنَ ٱلْبَدْءِ، ٱلَّذِي سَمِعْنَاهُ، ٱلَّذِي رَأَيْنَاهُ بِعُيُونِنَا، ٱلَّذِي شَاهَدْنَاهُ، وَلَمَسَتْهُ أَيْدِينَا، مِنْ جِهَةِ كَلِمَةِ ٱلْحَيَاةِ.</w:t>
       </w:r>
-      <w:r>
-        <w:rPr>
-          <w:lang w:val="ar_AE" w:bidi="ar_AE"/>
-        </w:rPr>
-      </w:r>
-      <w:r>
-        <w:rPr>
-          <w:lang w:val="ar_AE" w:bidi="ar_AE"/>
-        </w:rPr>
-      </w:r>
-    </w:p>
-    <w:p>
-      <w:pPr>
-        <w:bidi/>
-      </w:pPr>
-      <w:r>
-        <w:rPr>
-          <w:lang w:val="ar_AE" w:bidi="ar_AE"/>
-        </w:rPr>
-      </w:r>
-    </w:p>
-    <w:p>
-      <w:pPr>
-        <w:bidi/>
-      </w:pPr>
-      <w:r>
-        <w:rPr>
-          <w:lang w:val="ar_AE" w:bidi="ar_AE"/>
-        </w:rPr>
-      </w:r>
-      <w:r>
-        <w:rPr>
-          <w:vertAlign w:val="superscript"/>
+    </w:p>
+    <w:p>
+      <w:pPr>
+        <w:bidi/>
+      </w:pPr>
+      <w:r>
+        <w:rPr>
+          <w:rtl/>
+          <w:cs/>
+          <w:lang w:val="ar_AE" w:bidi="ar_AE"/>
+        </w:rPr>
+      </w:r>
+      <w:r>
+        <w:rPr>
+          <w:vertAlign w:val="superscript"/>
+          <w:rtl/>
+          <w:cs/>
           <w:lang w:val="ar_AE" w:bidi="ar_AE"/>
         </w:rPr>
         <w:t>2</w:t>
       </w:r>
       <w:r>
         <w:rPr>
+          <w:rtl/>
+          <w:cs/>
           <w:lang w:val="ar_AE" w:bidi="ar_AE"/>
         </w:rPr>
         <w:t xml:space="preserve"> فَإِنَّ ٱلْحَيَاةَ أُظْهِرَتْ، وَقَدْ رَأَيْنَا وَنَشْهَدُ وَنُخْبِرُكُمْ بِٱلْحَيَاةِ ٱلْأَبَدِيَّةِ ٱلَّتِي كَانَتْ عِنْدَ ٱلْآبِ وَأُظْهِرَتْ لَنَا.</w:t>
       </w:r>
-      <w:r>
-        <w:rPr>
-          <w:lang w:val="ar_AE" w:bidi="ar_AE"/>
-        </w:rPr>
-      </w:r>
-      <w:r>
-        <w:rPr>
-          <w:lang w:val="ar_AE" w:bidi="ar_AE"/>
-        </w:rPr>
-      </w:r>
-    </w:p>
-    <w:p>
-      <w:pPr>
-        <w:bidi/>
-      </w:pPr>
-      <w:r>
-        <w:rPr>
-          <w:lang w:val="ar_AE" w:bidi="ar_AE"/>
-        </w:rPr>
-      </w:r>
-    </w:p>
-    <w:p>
-      <w:pPr>
-        <w:bidi/>
-      </w:pPr>
-      <w:r>
-        <w:rPr>
-          <w:lang w:val="ar_AE" w:bidi="ar_AE"/>
-        </w:rPr>
-      </w:r>
-      <w:r>
-        <w:rPr>
-          <w:vertAlign w:val="superscript"/>
+    </w:p>
+    <w:p>
+      <w:pPr>
+        <w:bidi/>
+      </w:pPr>
+      <w:r>
+        <w:rPr>
+          <w:rtl/>
+          <w:cs/>
+          <w:lang w:val="ar_AE" w:bidi="ar_AE"/>
+        </w:rPr>
+      </w:r>
+      <w:r>
+        <w:rPr>
+          <w:vertAlign w:val="superscript"/>
+          <w:rtl/>
+          <w:cs/>
           <w:lang w:val="ar_AE" w:bidi="ar_AE"/>
         </w:rPr>
         <w:t>3</w:t>
       </w:r>
       <w:r>
         <w:rPr>
+          <w:rtl/>
+          <w:cs/>
           <w:lang w:val="ar_AE" w:bidi="ar_AE"/>
         </w:rPr>
         <w:t xml:space="preserve"> ٱلَّذِي رَأَيْنَاهُ وَسَمِعْنَاهُ نُخْبِرُكُمْ بِهِ، لِكَيْ يَكُونَ لَكُمْ أَيْضًا شَرِكَةٌ مَعَنَا. وَأَمَّا شَرِكَتُنَا نَحْنُ فَهِيَ مَعَ ٱلْآبِ وَمَعَ ٱبْنِهِ يَسُوعَ ٱلْمَسِيحِ.</w:t>
       </w:r>
-      <w:r>
-        <w:rPr>
-          <w:lang w:val="ar_AE" w:bidi="ar_AE"/>
-        </w:rPr>
-      </w:r>
-      <w:r>
-        <w:rPr>
-          <w:lang w:val="ar_AE" w:bidi="ar_AE"/>
-        </w:rPr>
-      </w:r>
-    </w:p>
-    <w:p>
-      <w:pPr>
-        <w:bidi/>
-      </w:pPr>
-      <w:r>
-        <w:rPr>
-          <w:lang w:val="ar_AE" w:bidi="ar_AE"/>
-        </w:rPr>
-      </w:r>
-    </w:p>
-    <w:p>
-      <w:pPr>
-        <w:bidi/>
-      </w:pPr>
-      <w:r>
-        <w:rPr>
-          <w:lang w:val="ar_AE" w:bidi="ar_AE"/>
-        </w:rPr>
-      </w:r>
-      <w:r>
-        <w:rPr>
-          <w:vertAlign w:val="superscript"/>
+    </w:p>
+    <w:p>
+      <w:pPr>
+        <w:bidi/>
+      </w:pPr>
+      <w:r>
+        <w:rPr>
+          <w:rtl/>
+          <w:cs/>
+          <w:lang w:val="ar_AE" w:bidi="ar_AE"/>
+        </w:rPr>
+      </w:r>
+      <w:r>
+        <w:rPr>
+          <w:vertAlign w:val="superscript"/>
+          <w:rtl/>
+          <w:cs/>
           <w:lang w:val="ar_AE" w:bidi="ar_AE"/>
         </w:rPr>
         <w:t>4</w:t>
       </w:r>
       <w:r>
         <w:rPr>
+          <w:rtl/>
+          <w:cs/>
           <w:lang w:val="ar_AE" w:bidi="ar_AE"/>
         </w:rPr>
         <w:t xml:space="preserve"> وَنَكْتُبُ إِلَيْكُمْ هَذَا لِكَيْ يَكُونَ فَرَحُكُمْ كَامِلًا.</w:t>
       </w:r>
-      <w:r>
-        <w:rPr>
-          <w:lang w:val="ar_AE" w:bidi="ar_AE"/>
-        </w:rPr>
-      </w:r>
-      <w:r>
-        <w:rPr>
-          <w:lang w:val="ar_AE" w:bidi="ar_AE"/>
-        </w:rPr>
-      </w:r>
-    </w:p>
-    <w:p>
-      <w:pPr>
-        <w:bidi/>
-      </w:pPr>
-      <w:r>
-        <w:rPr>
-          <w:lang w:val="ar_AE" w:bidi="ar_AE"/>
-        </w:rPr>
-      </w:r>
-    </w:p>
-    <w:p>
-      <w:pPr>
-        <w:bidi/>
-      </w:pPr>
-      <w:r>
-        <w:rPr>
-          <w:lang w:val="ar_AE" w:bidi="ar_AE"/>
-        </w:rPr>
-      </w:r>
-      <w:r>
-        <w:rPr>
-          <w:vertAlign w:val="superscript"/>
+    </w:p>
+    <w:p>
+      <w:pPr>
+        <w:bidi/>
+      </w:pPr>
+      <w:r>
+        <w:rPr>
+          <w:rtl/>
+          <w:cs/>
+          <w:lang w:val="ar_AE" w:bidi="ar_AE"/>
+        </w:rPr>
+      </w:r>
+      <w:r>
+        <w:rPr>
+          <w:vertAlign w:val="superscript"/>
+          <w:rtl/>
+          <w:cs/>
           <w:lang w:val="ar_AE" w:bidi="ar_AE"/>
         </w:rPr>
         <w:t>5</w:t>
       </w:r>
       <w:r>
         <w:rPr>
+          <w:rtl/>
+          <w:cs/>
           <w:lang w:val="ar_AE" w:bidi="ar_AE"/>
         </w:rPr>
         <w:t xml:space="preserve"> وَهَذَا هُوَ ٱلْخَبَرُ ٱلَّذِي سَمِعْنَاهُ مِنْهُ وَنُخْبِرُكُمْ بِهِ: إِنَّ ٱللهَ نُورٌ وَلَيْسَ فِيهِ ظُلْمَةٌ ٱلْبَتَّةَ.</w:t>
       </w:r>
-      <w:r>
-        <w:rPr>
-          <w:lang w:val="ar_AE" w:bidi="ar_AE"/>
-        </w:rPr>
-      </w:r>
-      <w:r>
-        <w:rPr>
-          <w:lang w:val="ar_AE" w:bidi="ar_AE"/>
-        </w:rPr>
-      </w:r>
-    </w:p>
-    <w:p>
-      <w:pPr>
-        <w:bidi/>
-      </w:pPr>
-      <w:r>
-        <w:rPr>
-          <w:lang w:val="ar_AE" w:bidi="ar_AE"/>
-        </w:rPr>
-      </w:r>
-    </w:p>
-    <w:p>
-      <w:pPr>
-        <w:bidi/>
-      </w:pPr>
-      <w:r>
-        <w:rPr>
-          <w:lang w:val="ar_AE" w:bidi="ar_AE"/>
-        </w:rPr>
-      </w:r>
-      <w:r>
-        <w:rPr>
-          <w:vertAlign w:val="superscript"/>
+    </w:p>
+    <w:p>
+      <w:pPr>
+        <w:bidi/>
+      </w:pPr>
+      <w:r>
+        <w:rPr>
+          <w:rtl/>
+          <w:cs/>
+          <w:lang w:val="ar_AE" w:bidi="ar_AE"/>
+        </w:rPr>
+      </w:r>
+      <w:r>
+        <w:rPr>
+          <w:vertAlign w:val="superscript"/>
+          <w:rtl/>
+          <w:cs/>
           <w:lang w:val="ar_AE" w:bidi="ar_AE"/>
         </w:rPr>
         <w:t>6</w:t>
       </w:r>
       <w:r>
         <w:rPr>
+          <w:rtl/>
+          <w:cs/>
           <w:lang w:val="ar_AE" w:bidi="ar_AE"/>
         </w:rPr>
         <w:t xml:space="preserve"> إِنْ قُلْنَا: إِنَّ لَنَا شَرِكَةً مَعَهُ وَسَلَكْنَا فِي ٱلظُّلْمَةِ، نَكْذِبُ وَلَسْنَا نَعْمَلُ ٱلْحَقَّ.</w:t>
       </w:r>
-      <w:r>
-        <w:rPr>
-          <w:lang w:val="ar_AE" w:bidi="ar_AE"/>
-        </w:rPr>
-      </w:r>
-      <w:r>
-        <w:rPr>
-          <w:lang w:val="ar_AE" w:bidi="ar_AE"/>
-        </w:rPr>
-      </w:r>
-    </w:p>
-    <w:p>
-      <w:pPr>
-        <w:bidi/>
-      </w:pPr>
-      <w:r>
-        <w:rPr>
-          <w:lang w:val="ar_AE" w:bidi="ar_AE"/>
-        </w:rPr>
-      </w:r>
-    </w:p>
-    <w:p>
-      <w:pPr>
-        <w:bidi/>
-      </w:pPr>
-      <w:r>
-        <w:rPr>
-          <w:lang w:val="ar_AE" w:bidi="ar_AE"/>
-        </w:rPr>
-      </w:r>
-      <w:r>
-        <w:rPr>
-          <w:vertAlign w:val="superscript"/>
+    </w:p>
+    <w:p>
+      <w:pPr>
+        <w:bidi/>
+      </w:pPr>
+      <w:r>
+        <w:rPr>
+          <w:rtl/>
+          <w:cs/>
+          <w:lang w:val="ar_AE" w:bidi="ar_AE"/>
+        </w:rPr>
+      </w:r>
+      <w:r>
+        <w:rPr>
+          <w:vertAlign w:val="superscript"/>
+          <w:rtl/>
+          <w:cs/>
           <w:lang w:val="ar_AE" w:bidi="ar_AE"/>
         </w:rPr>
         <w:t>7</w:t>
       </w:r>
       <w:r>
         <w:rPr>
+          <w:rtl/>
+          <w:cs/>
           <w:lang w:val="ar_AE" w:bidi="ar_AE"/>
         </w:rPr>
         <w:t xml:space="preserve"> وَلَكِنْ إِنْ سَلَكْنَا فِي ٱلنُّورِ كَمَا هُوَ فِي ٱلنُّورِ، فَلَنَا شَرِكَةٌ بَعْضِنَا مَعَ بَعْضٍ، وَدَمُ يَسُوعَ ٱلْمَسِيحِ ٱبْنِهِ يُطَهِّرُنَا مِنْ كُلِّ خَطِيَّةٍ.</w:t>
       </w:r>
-      <w:r>
-        <w:rPr>
-          <w:lang w:val="ar_AE" w:bidi="ar_AE"/>
-        </w:rPr>
-      </w:r>
-      <w:r>
-        <w:rPr>
-          <w:lang w:val="ar_AE" w:bidi="ar_AE"/>
-        </w:rPr>
-      </w:r>
-    </w:p>
-    <w:p>
-      <w:pPr>
-        <w:bidi/>
-      </w:pPr>
-      <w:r>
-        <w:rPr>
-          <w:lang w:val="ar_AE" w:bidi="ar_AE"/>
-        </w:rPr>
-      </w:r>
-    </w:p>
-    <w:p>
-      <w:pPr>
-        <w:bidi/>
-      </w:pPr>
-      <w:r>
-        <w:rPr>
-          <w:lang w:val="ar_AE" w:bidi="ar_AE"/>
-        </w:rPr>
-      </w:r>
-      <w:r>
-        <w:rPr>
-          <w:vertAlign w:val="superscript"/>
+    </w:p>
+    <w:p>
+      <w:pPr>
+        <w:bidi/>
+      </w:pPr>
+      <w:r>
+        <w:rPr>
+          <w:rtl/>
+          <w:cs/>
+          <w:lang w:val="ar_AE" w:bidi="ar_AE"/>
+        </w:rPr>
+      </w:r>
+      <w:r>
+        <w:rPr>
+          <w:vertAlign w:val="superscript"/>
+          <w:rtl/>
+          <w:cs/>
           <w:lang w:val="ar_AE" w:bidi="ar_AE"/>
         </w:rPr>
         <w:t>8</w:t>
       </w:r>
       <w:r>
         <w:rPr>
+          <w:rtl/>
+          <w:cs/>
           <w:lang w:val="ar_AE" w:bidi="ar_AE"/>
         </w:rPr>
         <w:t xml:space="preserve"> إِنْ قُلْنَا: إِنَّهُ لَيْسَ لَنَا خَطِيَّةٌ نُضِلُّ أَنْفُسَنَا وَلَيْسَ ٱلْحَقُّ فِينَا.</w:t>
       </w:r>
-      <w:r>
-        <w:rPr>
-          <w:lang w:val="ar_AE" w:bidi="ar_AE"/>
-        </w:rPr>
-      </w:r>
-      <w:r>
-        <w:rPr>
-          <w:lang w:val="ar_AE" w:bidi="ar_AE"/>
-        </w:rPr>
-      </w:r>
-    </w:p>
-    <w:p>
-      <w:pPr>
-        <w:bidi/>
-      </w:pPr>
-      <w:r>
-        <w:rPr>
-          <w:lang w:val="ar_AE" w:bidi="ar_AE"/>
-        </w:rPr>
-      </w:r>
-    </w:p>
-    <w:p>
-      <w:pPr>
-        <w:bidi/>
-      </w:pPr>
-      <w:r>
-        <w:rPr>
-          <w:lang w:val="ar_AE" w:bidi="ar_AE"/>
-        </w:rPr>
-      </w:r>
-      <w:r>
-        <w:rPr>
-          <w:vertAlign w:val="superscript"/>
+    </w:p>
+    <w:p>
+      <w:pPr>
+        <w:bidi/>
+      </w:pPr>
+      <w:r>
+        <w:rPr>
+          <w:rtl/>
+          <w:cs/>
+          <w:lang w:val="ar_AE" w:bidi="ar_AE"/>
+        </w:rPr>
+      </w:r>
+      <w:r>
+        <w:rPr>
+          <w:vertAlign w:val="superscript"/>
+          <w:rtl/>
+          <w:cs/>
           <w:lang w:val="ar_AE" w:bidi="ar_AE"/>
         </w:rPr>
         <w:t>9</w:t>
       </w:r>
       <w:r>
         <w:rPr>
+          <w:rtl/>
+          <w:cs/>
           <w:lang w:val="ar_AE" w:bidi="ar_AE"/>
         </w:rPr>
         <w:t xml:space="preserve"> إِنِ ٱعْتَرَفْنَا بِخَطَايَانَا فَهُوَ أَمِينٌ وَعَادِلٌ، حَتَّى يَغْفِرَ لَنَا خَطَايَانَا وَيُطَهِّرَنَا مِنْ كُلِّ إِثْمٍ.</w:t>
       </w:r>
-      <w:r>
-        <w:rPr>
-          <w:lang w:val="ar_AE" w:bidi="ar_AE"/>
-        </w:rPr>
-      </w:r>
-      <w:r>
-        <w:rPr>
-          <w:lang w:val="ar_AE" w:bidi="ar_AE"/>
-        </w:rPr>
-      </w:r>
-    </w:p>
-    <w:p>
-      <w:pPr>
-        <w:bidi/>
-      </w:pPr>
-      <w:r>
-        <w:rPr>
-          <w:lang w:val="ar_AE" w:bidi="ar_AE"/>
-        </w:rPr>
-      </w:r>
-    </w:p>
-    <w:p>
-      <w:pPr>
-        <w:bidi/>
-      </w:pPr>
-      <w:r>
-        <w:rPr>
-          <w:lang w:val="ar_AE" w:bidi="ar_AE"/>
-        </w:rPr>
-      </w:r>
-      <w:r>
-        <w:rPr>
-          <w:vertAlign w:val="superscript"/>
+    </w:p>
+    <w:p>
+      <w:pPr>
+        <w:bidi/>
+      </w:pPr>
+      <w:r>
+        <w:rPr>
+          <w:rtl/>
+          <w:cs/>
+          <w:lang w:val="ar_AE" w:bidi="ar_AE"/>
+        </w:rPr>
+      </w:r>
+      <w:r>
+        <w:rPr>
+          <w:vertAlign w:val="superscript"/>
+          <w:rtl/>
+          <w:cs/>
           <w:lang w:val="ar_AE" w:bidi="ar_AE"/>
         </w:rPr>
         <w:t>10</w:t>
       </w:r>
       <w:r>
         <w:rPr>
+          <w:rtl/>
+          <w:cs/>
           <w:lang w:val="ar_AE" w:bidi="ar_AE"/>
         </w:rPr>
         <w:t xml:space="preserve"> إِنْ قُلْنَا: إِنَّنَا لَمْ نُخْطِئْ نَجْعَلْهُ كَاذِبًا، وَكَلِمَتُهُ لَيْسَتْ فِينَا.</w:t>
       </w:r>
-      <w:r>
-        <w:rPr>
-          <w:lang w:val="ar_AE" w:bidi="ar_AE"/>
-        </w:rPr>
-      </w:r>
-      <w:r>
-        <w:rPr>
-          <w:lang w:val="ar_AE" w:bidi="ar_AE"/>
-        </w:rPr>
-      </w:r>
-    </w:p>
-    <w:p>
-      <w:pPr>
-        <w:bidi/>
-      </w:pPr>
-      <w:r>
-        <w:rPr>
-          <w:lang w:val="ar_AE" w:bidi="ar_AE"/>
-        </w:rPr>
-      </w:r>
     </w:p>
     <w:p>
       <w:pPr>
@@ -688,1262 +547,860 @@
       </w:pPr>
       <w:r>
         <w:rPr>
+          <w:rtl/>
+          <w:cs/>
           <w:lang w:val="ar_AE" w:bidi="ar_AE"/>
         </w:rPr>
         <w:t>1 John 2:1</w:t>
       </w:r>
       <w:r>
         <w:rPr>
-          <w:lang w:val="ar_AE" w:bidi="ar_AE"/>
-        </w:rPr>
-      </w:r>
-    </w:p>
-    <w:p>
-      <w:pPr>
-        <w:bidi/>
-      </w:pPr>
-      <w:r>
-        <w:rPr>
-          <w:lang w:val="ar_AE" w:bidi="ar_AE"/>
-        </w:rPr>
-      </w:r>
-      <w:r>
-        <w:rPr>
-          <w:vertAlign w:val="superscript"/>
+          <w:rtl/>
+          <w:cs/>
+          <w:lang w:val="ar_AE" w:bidi="ar_AE"/>
+        </w:rPr>
+      </w:r>
+    </w:p>
+    <w:p>
+      <w:pPr>
+        <w:bidi/>
+      </w:pPr>
+      <w:r>
+        <w:rPr>
+          <w:rtl/>
+          <w:cs/>
+          <w:lang w:val="ar_AE" w:bidi="ar_AE"/>
+        </w:rPr>
+      </w:r>
+      <w:r>
+        <w:rPr>
+          <w:vertAlign w:val="superscript"/>
+          <w:rtl/>
+          <w:cs/>
           <w:lang w:val="ar_AE" w:bidi="ar_AE"/>
         </w:rPr>
         <w:t>1</w:t>
       </w:r>
       <w:r>
         <w:rPr>
+          <w:rtl/>
+          <w:cs/>
           <w:lang w:val="ar_AE" w:bidi="ar_AE"/>
         </w:rPr>
         <w:t xml:space="preserve"> يَا أَوْلَادِي، أَكْتُبُ إِلَيْكُمْ هَذَا لِكَيْ لَا تُخْطِئُوا. وَإِنْ أَخْطَأَ أَحَدٌ فَلَنَا شَفِيعٌ عِنْدَ ٱلْآبِ، يَسُوعُ ٱلْمَسِيحُ ٱلْبَارُّ.</w:t>
       </w:r>
-      <w:r>
-        <w:rPr>
-          <w:lang w:val="ar_AE" w:bidi="ar_AE"/>
-        </w:rPr>
-      </w:r>
-      <w:r>
-        <w:rPr>
-          <w:lang w:val="ar_AE" w:bidi="ar_AE"/>
-        </w:rPr>
-      </w:r>
-    </w:p>
-    <w:p>
-      <w:pPr>
-        <w:bidi/>
-      </w:pPr>
-      <w:r>
-        <w:rPr>
-          <w:lang w:val="ar_AE" w:bidi="ar_AE"/>
-        </w:rPr>
-      </w:r>
-    </w:p>
-    <w:p>
-      <w:pPr>
-        <w:bidi/>
-      </w:pPr>
-      <w:r>
-        <w:rPr>
-          <w:lang w:val="ar_AE" w:bidi="ar_AE"/>
-        </w:rPr>
-      </w:r>
-      <w:r>
-        <w:rPr>
-          <w:vertAlign w:val="superscript"/>
+    </w:p>
+    <w:p>
+      <w:pPr>
+        <w:bidi/>
+      </w:pPr>
+      <w:r>
+        <w:rPr>
+          <w:rtl/>
+          <w:cs/>
+          <w:lang w:val="ar_AE" w:bidi="ar_AE"/>
+        </w:rPr>
+      </w:r>
+      <w:r>
+        <w:rPr>
+          <w:vertAlign w:val="superscript"/>
+          <w:rtl/>
+          <w:cs/>
           <w:lang w:val="ar_AE" w:bidi="ar_AE"/>
         </w:rPr>
         <w:t>2</w:t>
       </w:r>
       <w:r>
         <w:rPr>
+          <w:rtl/>
+          <w:cs/>
           <w:lang w:val="ar_AE" w:bidi="ar_AE"/>
         </w:rPr>
         <w:t xml:space="preserve"> وَهُوَ كَفَّارَةٌ لِخَطَايَانَا. لَيْسَ لِخَطَايَانَا فَقَطْ، بَلْ لِخَطَايَا كُلِّ ٱلْعَالَمِ أَيْضًا.</w:t>
       </w:r>
-      <w:r>
-        <w:rPr>
-          <w:lang w:val="ar_AE" w:bidi="ar_AE"/>
-        </w:rPr>
-      </w:r>
-      <w:r>
-        <w:rPr>
-          <w:lang w:val="ar_AE" w:bidi="ar_AE"/>
-        </w:rPr>
-      </w:r>
-    </w:p>
-    <w:p>
-      <w:pPr>
-        <w:bidi/>
-      </w:pPr>
-      <w:r>
-        <w:rPr>
-          <w:lang w:val="ar_AE" w:bidi="ar_AE"/>
-        </w:rPr>
-      </w:r>
-    </w:p>
-    <w:p>
-      <w:pPr>
-        <w:bidi/>
-      </w:pPr>
-      <w:r>
-        <w:rPr>
-          <w:lang w:val="ar_AE" w:bidi="ar_AE"/>
-        </w:rPr>
-      </w:r>
-      <w:r>
-        <w:rPr>
-          <w:vertAlign w:val="superscript"/>
+    </w:p>
+    <w:p>
+      <w:pPr>
+        <w:bidi/>
+      </w:pPr>
+      <w:r>
+        <w:rPr>
+          <w:rtl/>
+          <w:cs/>
+          <w:lang w:val="ar_AE" w:bidi="ar_AE"/>
+        </w:rPr>
+      </w:r>
+      <w:r>
+        <w:rPr>
+          <w:vertAlign w:val="superscript"/>
+          <w:rtl/>
+          <w:cs/>
           <w:lang w:val="ar_AE" w:bidi="ar_AE"/>
         </w:rPr>
         <w:t>3</w:t>
       </w:r>
       <w:r>
         <w:rPr>
+          <w:rtl/>
+          <w:cs/>
           <w:lang w:val="ar_AE" w:bidi="ar_AE"/>
         </w:rPr>
         <w:t xml:space="preserve"> وَبِهَذَا نَعْرِفُ أَنَّنَا قَدْ عَرَفْنَاهُ: إِنْ حَفِظْنَا وَصَايَاهُ.</w:t>
       </w:r>
-      <w:r>
-        <w:rPr>
-          <w:lang w:val="ar_AE" w:bidi="ar_AE"/>
-        </w:rPr>
-      </w:r>
-      <w:r>
-        <w:rPr>
-          <w:lang w:val="ar_AE" w:bidi="ar_AE"/>
-        </w:rPr>
-      </w:r>
-    </w:p>
-    <w:p>
-      <w:pPr>
-        <w:bidi/>
-      </w:pPr>
-      <w:r>
-        <w:rPr>
-          <w:lang w:val="ar_AE" w:bidi="ar_AE"/>
-        </w:rPr>
-      </w:r>
-    </w:p>
-    <w:p>
-      <w:pPr>
-        <w:bidi/>
-      </w:pPr>
-      <w:r>
-        <w:rPr>
-          <w:lang w:val="ar_AE" w:bidi="ar_AE"/>
-        </w:rPr>
-      </w:r>
-      <w:r>
-        <w:rPr>
-          <w:vertAlign w:val="superscript"/>
+    </w:p>
+    <w:p>
+      <w:pPr>
+        <w:bidi/>
+      </w:pPr>
+      <w:r>
+        <w:rPr>
+          <w:rtl/>
+          <w:cs/>
+          <w:lang w:val="ar_AE" w:bidi="ar_AE"/>
+        </w:rPr>
+      </w:r>
+      <w:r>
+        <w:rPr>
+          <w:vertAlign w:val="superscript"/>
+          <w:rtl/>
+          <w:cs/>
           <w:lang w:val="ar_AE" w:bidi="ar_AE"/>
         </w:rPr>
         <w:t>4</w:t>
       </w:r>
       <w:r>
         <w:rPr>
+          <w:rtl/>
+          <w:cs/>
           <w:lang w:val="ar_AE" w:bidi="ar_AE"/>
         </w:rPr>
         <w:t xml:space="preserve"> مَنْ قَالَ: «قَدْ عَرَفْتُهُ» وَهُوَ لَا يَحْفَظُ وَصَايَاهُ، فَهُوَ كَاذِبٌ وَلَيْسَ ٱلْحَقُّ فِيهِ.</w:t>
       </w:r>
-      <w:r>
-        <w:rPr>
-          <w:lang w:val="ar_AE" w:bidi="ar_AE"/>
-        </w:rPr>
-      </w:r>
-      <w:r>
-        <w:rPr>
-          <w:lang w:val="ar_AE" w:bidi="ar_AE"/>
-        </w:rPr>
-      </w:r>
-    </w:p>
-    <w:p>
-      <w:pPr>
-        <w:bidi/>
-      </w:pPr>
-      <w:r>
-        <w:rPr>
-          <w:lang w:val="ar_AE" w:bidi="ar_AE"/>
-        </w:rPr>
-      </w:r>
-    </w:p>
-    <w:p>
-      <w:pPr>
-        <w:bidi/>
-      </w:pPr>
-      <w:r>
-        <w:rPr>
-          <w:lang w:val="ar_AE" w:bidi="ar_AE"/>
-        </w:rPr>
-      </w:r>
-      <w:r>
-        <w:rPr>
-          <w:vertAlign w:val="superscript"/>
+    </w:p>
+    <w:p>
+      <w:pPr>
+        <w:bidi/>
+      </w:pPr>
+      <w:r>
+        <w:rPr>
+          <w:rtl/>
+          <w:cs/>
+          <w:lang w:val="ar_AE" w:bidi="ar_AE"/>
+        </w:rPr>
+      </w:r>
+      <w:r>
+        <w:rPr>
+          <w:vertAlign w:val="superscript"/>
+          <w:rtl/>
+          <w:cs/>
           <w:lang w:val="ar_AE" w:bidi="ar_AE"/>
         </w:rPr>
         <w:t>5</w:t>
       </w:r>
       <w:r>
         <w:rPr>
+          <w:rtl/>
+          <w:cs/>
           <w:lang w:val="ar_AE" w:bidi="ar_AE"/>
         </w:rPr>
         <w:t xml:space="preserve"> وَأَمَّا مَنْ حَفِظَ كَلِمَتَهُ، فَحَقًّا فِي هَذَا قَدْ تَكَمَّلَتْ مَحَبَّةُ ٱللهِ. بِهَذَا نَعْرِفُ أَنَّنَا فِيهِ:</w:t>
       </w:r>
-      <w:r>
-        <w:rPr>
-          <w:lang w:val="ar_AE" w:bidi="ar_AE"/>
-        </w:rPr>
-      </w:r>
-      <w:r>
-        <w:rPr>
-          <w:lang w:val="ar_AE" w:bidi="ar_AE"/>
-        </w:rPr>
-      </w:r>
-    </w:p>
-    <w:p>
-      <w:pPr>
-        <w:bidi/>
-      </w:pPr>
-      <w:r>
-        <w:rPr>
-          <w:lang w:val="ar_AE" w:bidi="ar_AE"/>
-        </w:rPr>
-      </w:r>
-    </w:p>
-    <w:p>
-      <w:pPr>
-        <w:bidi/>
-      </w:pPr>
-      <w:r>
-        <w:rPr>
-          <w:lang w:val="ar_AE" w:bidi="ar_AE"/>
-        </w:rPr>
-      </w:r>
-      <w:r>
-        <w:rPr>
-          <w:vertAlign w:val="superscript"/>
+    </w:p>
+    <w:p>
+      <w:pPr>
+        <w:bidi/>
+      </w:pPr>
+      <w:r>
+        <w:rPr>
+          <w:rtl/>
+          <w:cs/>
+          <w:lang w:val="ar_AE" w:bidi="ar_AE"/>
+        </w:rPr>
+      </w:r>
+      <w:r>
+        <w:rPr>
+          <w:vertAlign w:val="superscript"/>
+          <w:rtl/>
+          <w:cs/>
           <w:lang w:val="ar_AE" w:bidi="ar_AE"/>
         </w:rPr>
         <w:t>6</w:t>
       </w:r>
       <w:r>
         <w:rPr>
+          <w:rtl/>
+          <w:cs/>
           <w:lang w:val="ar_AE" w:bidi="ar_AE"/>
         </w:rPr>
         <w:t xml:space="preserve"> مَنْ قَالَ: إِنَّهُ ثَابِتٌ فِيهِ يَنْبَغِي أَنَّهُ كَمَا سَلَكَ ذَاكَ هَكَذَا يَسْلُكُ هُوَ أَيْضًا.</w:t>
       </w:r>
-      <w:r>
-        <w:rPr>
-          <w:lang w:val="ar_AE" w:bidi="ar_AE"/>
-        </w:rPr>
-      </w:r>
-      <w:r>
-        <w:rPr>
-          <w:lang w:val="ar_AE" w:bidi="ar_AE"/>
-        </w:rPr>
-      </w:r>
-    </w:p>
-    <w:p>
-      <w:pPr>
-        <w:bidi/>
-      </w:pPr>
-      <w:r>
-        <w:rPr>
-          <w:lang w:val="ar_AE" w:bidi="ar_AE"/>
-        </w:rPr>
-      </w:r>
-    </w:p>
-    <w:p>
-      <w:pPr>
-        <w:bidi/>
-      </w:pPr>
-      <w:r>
-        <w:rPr>
-          <w:lang w:val="ar_AE" w:bidi="ar_AE"/>
-        </w:rPr>
-      </w:r>
-      <w:r>
-        <w:rPr>
-          <w:vertAlign w:val="superscript"/>
+    </w:p>
+    <w:p>
+      <w:pPr>
+        <w:bidi/>
+      </w:pPr>
+      <w:r>
+        <w:rPr>
+          <w:rtl/>
+          <w:cs/>
+          <w:lang w:val="ar_AE" w:bidi="ar_AE"/>
+        </w:rPr>
+      </w:r>
+      <w:r>
+        <w:rPr>
+          <w:vertAlign w:val="superscript"/>
+          <w:rtl/>
+          <w:cs/>
           <w:lang w:val="ar_AE" w:bidi="ar_AE"/>
         </w:rPr>
         <w:t>7</w:t>
       </w:r>
       <w:r>
         <w:rPr>
+          <w:rtl/>
+          <w:cs/>
           <w:lang w:val="ar_AE" w:bidi="ar_AE"/>
         </w:rPr>
         <w:t xml:space="preserve"> أَيُّهَا ٱلْإِخْوَةُ، لَسْتُ أَكْتُبُ إِلَيْكُمْ وَصِيَّةً جَدِيدَةً، بَلْ وَصِيَّةً قَدِيمَةً كَانَتْ عِنْدَكُمْ مِنَ ٱلْبَدْءِ. ٱلْوَصِيَّةُ ٱلْقَدِيمَةُ هِيَ ٱلْكَلِمَةُ ٱلَّتِي سَمِعْتُمُوهَا مِنَ ٱلْبَدْءِ.</w:t>
       </w:r>
-      <w:r>
-        <w:rPr>
-          <w:lang w:val="ar_AE" w:bidi="ar_AE"/>
-        </w:rPr>
-      </w:r>
-      <w:r>
-        <w:rPr>
-          <w:lang w:val="ar_AE" w:bidi="ar_AE"/>
-        </w:rPr>
-      </w:r>
-    </w:p>
-    <w:p>
-      <w:pPr>
-        <w:bidi/>
-      </w:pPr>
-      <w:r>
-        <w:rPr>
-          <w:lang w:val="ar_AE" w:bidi="ar_AE"/>
-        </w:rPr>
-      </w:r>
-    </w:p>
-    <w:p>
-      <w:pPr>
-        <w:bidi/>
-      </w:pPr>
-      <w:r>
-        <w:rPr>
-          <w:lang w:val="ar_AE" w:bidi="ar_AE"/>
-        </w:rPr>
-      </w:r>
-      <w:r>
-        <w:rPr>
-          <w:vertAlign w:val="superscript"/>
+    </w:p>
+    <w:p>
+      <w:pPr>
+        <w:bidi/>
+      </w:pPr>
+      <w:r>
+        <w:rPr>
+          <w:rtl/>
+          <w:cs/>
+          <w:lang w:val="ar_AE" w:bidi="ar_AE"/>
+        </w:rPr>
+      </w:r>
+      <w:r>
+        <w:rPr>
+          <w:vertAlign w:val="superscript"/>
+          <w:rtl/>
+          <w:cs/>
           <w:lang w:val="ar_AE" w:bidi="ar_AE"/>
         </w:rPr>
         <w:t>8</w:t>
       </w:r>
       <w:r>
         <w:rPr>
+          <w:rtl/>
+          <w:cs/>
           <w:lang w:val="ar_AE" w:bidi="ar_AE"/>
         </w:rPr>
         <w:t xml:space="preserve"> أَيْضًا وَصِيَّةً جَدِيدَةً أَكْتُبُ إِلَيْكُمْ، مَا هُوَ حَقٌّ فِيهِ وَفِيكُمْ: أَنَّ ٱلظُّلْمَةَ قَدْ مَضَتْ، وَٱلنُّورَ ٱلْحَقِيقِيَّ ٱلْآنَ يُضِيءُ.</w:t>
       </w:r>
-      <w:r>
-        <w:rPr>
-          <w:lang w:val="ar_AE" w:bidi="ar_AE"/>
-        </w:rPr>
-      </w:r>
-      <w:r>
-        <w:rPr>
-          <w:lang w:val="ar_AE" w:bidi="ar_AE"/>
-        </w:rPr>
-      </w:r>
-    </w:p>
-    <w:p>
-      <w:pPr>
-        <w:bidi/>
-      </w:pPr>
-      <w:r>
-        <w:rPr>
-          <w:lang w:val="ar_AE" w:bidi="ar_AE"/>
-        </w:rPr>
-      </w:r>
-    </w:p>
-    <w:p>
-      <w:pPr>
-        <w:bidi/>
-      </w:pPr>
-      <w:r>
-        <w:rPr>
-          <w:lang w:val="ar_AE" w:bidi="ar_AE"/>
-        </w:rPr>
-      </w:r>
-      <w:r>
-        <w:rPr>
-          <w:vertAlign w:val="superscript"/>
+    </w:p>
+    <w:p>
+      <w:pPr>
+        <w:bidi/>
+      </w:pPr>
+      <w:r>
+        <w:rPr>
+          <w:rtl/>
+          <w:cs/>
+          <w:lang w:val="ar_AE" w:bidi="ar_AE"/>
+        </w:rPr>
+      </w:r>
+      <w:r>
+        <w:rPr>
+          <w:vertAlign w:val="superscript"/>
+          <w:rtl/>
+          <w:cs/>
           <w:lang w:val="ar_AE" w:bidi="ar_AE"/>
         </w:rPr>
         <w:t>9</w:t>
       </w:r>
       <w:r>
         <w:rPr>
+          <w:rtl/>
+          <w:cs/>
           <w:lang w:val="ar_AE" w:bidi="ar_AE"/>
         </w:rPr>
         <w:t xml:space="preserve"> مَنْ قَالَ: إِنَّهُ فِي ٱلنُّورِ وَهُوَ يُبْغِضُ أَخَاهُ، فَهُوَ إِلَى ٱلْآنَ فِي ٱلظُّلْمَةِ.</w:t>
       </w:r>
-      <w:r>
-        <w:rPr>
-          <w:lang w:val="ar_AE" w:bidi="ar_AE"/>
-        </w:rPr>
-      </w:r>
-      <w:r>
-        <w:rPr>
-          <w:lang w:val="ar_AE" w:bidi="ar_AE"/>
-        </w:rPr>
-      </w:r>
-    </w:p>
-    <w:p>
-      <w:pPr>
-        <w:bidi/>
-      </w:pPr>
-      <w:r>
-        <w:rPr>
-          <w:lang w:val="ar_AE" w:bidi="ar_AE"/>
-        </w:rPr>
-      </w:r>
-    </w:p>
-    <w:p>
-      <w:pPr>
-        <w:bidi/>
-      </w:pPr>
-      <w:r>
-        <w:rPr>
-          <w:lang w:val="ar_AE" w:bidi="ar_AE"/>
-        </w:rPr>
-      </w:r>
-      <w:r>
-        <w:rPr>
-          <w:vertAlign w:val="superscript"/>
+    </w:p>
+    <w:p>
+      <w:pPr>
+        <w:bidi/>
+      </w:pPr>
+      <w:r>
+        <w:rPr>
+          <w:rtl/>
+          <w:cs/>
+          <w:lang w:val="ar_AE" w:bidi="ar_AE"/>
+        </w:rPr>
+      </w:r>
+      <w:r>
+        <w:rPr>
+          <w:vertAlign w:val="superscript"/>
+          <w:rtl/>
+          <w:cs/>
           <w:lang w:val="ar_AE" w:bidi="ar_AE"/>
         </w:rPr>
         <w:t>10</w:t>
       </w:r>
       <w:r>
         <w:rPr>
+          <w:rtl/>
+          <w:cs/>
           <w:lang w:val="ar_AE" w:bidi="ar_AE"/>
         </w:rPr>
         <w:t xml:space="preserve"> مَنْ يُحِبُّ أَخَاهُ يَثْبُتُ فِي ٱلنُّورِ وَلَيْسَ فِيهِ عَثْرَةٌ.</w:t>
       </w:r>
-      <w:r>
-        <w:rPr>
-          <w:lang w:val="ar_AE" w:bidi="ar_AE"/>
-        </w:rPr>
-      </w:r>
-      <w:r>
-        <w:rPr>
-          <w:lang w:val="ar_AE" w:bidi="ar_AE"/>
-        </w:rPr>
-      </w:r>
-    </w:p>
-    <w:p>
-      <w:pPr>
-        <w:bidi/>
-      </w:pPr>
-      <w:r>
-        <w:rPr>
-          <w:lang w:val="ar_AE" w:bidi="ar_AE"/>
-        </w:rPr>
-      </w:r>
-    </w:p>
-    <w:p>
-      <w:pPr>
-        <w:bidi/>
-      </w:pPr>
-      <w:r>
-        <w:rPr>
-          <w:lang w:val="ar_AE" w:bidi="ar_AE"/>
-        </w:rPr>
-      </w:r>
-      <w:r>
-        <w:rPr>
-          <w:vertAlign w:val="superscript"/>
+    </w:p>
+    <w:p>
+      <w:pPr>
+        <w:bidi/>
+      </w:pPr>
+      <w:r>
+        <w:rPr>
+          <w:rtl/>
+          <w:cs/>
+          <w:lang w:val="ar_AE" w:bidi="ar_AE"/>
+        </w:rPr>
+      </w:r>
+      <w:r>
+        <w:rPr>
+          <w:vertAlign w:val="superscript"/>
+          <w:rtl/>
+          <w:cs/>
           <w:lang w:val="ar_AE" w:bidi="ar_AE"/>
         </w:rPr>
         <w:t>11</w:t>
       </w:r>
       <w:r>
         <w:rPr>
+          <w:rtl/>
+          <w:cs/>
           <w:lang w:val="ar_AE" w:bidi="ar_AE"/>
         </w:rPr>
         <w:t xml:space="preserve"> وَأَمَّا مَنْ يُبْغِضُ أَخَاهُ فَهُوَ فِي ٱلظُّلْمَةِ، وَفِي ٱلظُّلْمَةِ يَسْلُكُ، وَلَا يَعْلَمُ أَيْنَ يَمْضِي، لِأَنَّ ٱلظُّلْمَةَ أَعْمَتْ عَيْنَيْهِ.</w:t>
       </w:r>
-      <w:r>
-        <w:rPr>
-          <w:lang w:val="ar_AE" w:bidi="ar_AE"/>
-        </w:rPr>
-      </w:r>
-      <w:r>
-        <w:rPr>
-          <w:lang w:val="ar_AE" w:bidi="ar_AE"/>
-        </w:rPr>
-      </w:r>
-    </w:p>
-    <w:p>
-      <w:pPr>
-        <w:bidi/>
-      </w:pPr>
-      <w:r>
-        <w:rPr>
-          <w:lang w:val="ar_AE" w:bidi="ar_AE"/>
-        </w:rPr>
-      </w:r>
-    </w:p>
-    <w:p>
-      <w:pPr>
-        <w:bidi/>
-      </w:pPr>
-      <w:r>
-        <w:rPr>
-          <w:lang w:val="ar_AE" w:bidi="ar_AE"/>
-        </w:rPr>
-      </w:r>
-      <w:r>
-        <w:rPr>
-          <w:vertAlign w:val="superscript"/>
+    </w:p>
+    <w:p>
+      <w:pPr>
+        <w:bidi/>
+      </w:pPr>
+      <w:r>
+        <w:rPr>
+          <w:rtl/>
+          <w:cs/>
+          <w:lang w:val="ar_AE" w:bidi="ar_AE"/>
+        </w:rPr>
+      </w:r>
+      <w:r>
+        <w:rPr>
+          <w:vertAlign w:val="superscript"/>
+          <w:rtl/>
+          <w:cs/>
           <w:lang w:val="ar_AE" w:bidi="ar_AE"/>
         </w:rPr>
         <w:t>12</w:t>
       </w:r>
       <w:r>
         <w:rPr>
+          <w:rtl/>
+          <w:cs/>
           <w:lang w:val="ar_AE" w:bidi="ar_AE"/>
         </w:rPr>
         <w:t xml:space="preserve"> أَكْتُبُ إِلَيْكُمْ أَيُّهَا ٱلْأَوْلَادُ، لِأَنَّهُ قَدْ غُفِرَتْ لَكُمُ ٱلْخَطَايَا مِنْ أَجْلِ ٱسْمِهِ.</w:t>
       </w:r>
-      <w:r>
-        <w:rPr>
-          <w:lang w:val="ar_AE" w:bidi="ar_AE"/>
-        </w:rPr>
-      </w:r>
-      <w:r>
-        <w:rPr>
-          <w:lang w:val="ar_AE" w:bidi="ar_AE"/>
-        </w:rPr>
-      </w:r>
-    </w:p>
-    <w:p>
-      <w:pPr>
-        <w:bidi/>
-      </w:pPr>
-      <w:r>
-        <w:rPr>
-          <w:lang w:val="ar_AE" w:bidi="ar_AE"/>
-        </w:rPr>
-      </w:r>
-    </w:p>
-    <w:p>
-      <w:pPr>
-        <w:bidi/>
-      </w:pPr>
-      <w:r>
-        <w:rPr>
-          <w:lang w:val="ar_AE" w:bidi="ar_AE"/>
-        </w:rPr>
-      </w:r>
-      <w:r>
-        <w:rPr>
-          <w:vertAlign w:val="superscript"/>
+    </w:p>
+    <w:p>
+      <w:pPr>
+        <w:bidi/>
+      </w:pPr>
+      <w:r>
+        <w:rPr>
+          <w:rtl/>
+          <w:cs/>
+          <w:lang w:val="ar_AE" w:bidi="ar_AE"/>
+        </w:rPr>
+      </w:r>
+      <w:r>
+        <w:rPr>
+          <w:vertAlign w:val="superscript"/>
+          <w:rtl/>
+          <w:cs/>
           <w:lang w:val="ar_AE" w:bidi="ar_AE"/>
         </w:rPr>
         <w:t>13</w:t>
       </w:r>
       <w:r>
         <w:rPr>
+          <w:rtl/>
+          <w:cs/>
           <w:lang w:val="ar_AE" w:bidi="ar_AE"/>
         </w:rPr>
         <w:t xml:space="preserve"> أَكْتُبُ إِلَيْكُمْ أَيُّهَا ٱلْآبَاءُ، لِأَنَّكُمْ قَدْ عَرَفْتُمُ ٱلَّذِي مِنَ ٱلْبَدْءِ. أَكْتُبُ إِلَيْكُمْ أَيُّهَا ٱلْأَحْدَاثُ، لِأَنَّكُمْ قَدْ غَلَبْتُمُ ٱلشِّرِّيرَ. أَكْتُبُ إِلَيْكُمْ أَيُّهَا ٱلْأَوْلَادُ، لِأَنَّكُمْ قَدْ عَرَفْتُمُ ٱلْآبَ.</w:t>
       </w:r>
-      <w:r>
-        <w:rPr>
-          <w:lang w:val="ar_AE" w:bidi="ar_AE"/>
-        </w:rPr>
-      </w:r>
-      <w:r>
-        <w:rPr>
-          <w:lang w:val="ar_AE" w:bidi="ar_AE"/>
-        </w:rPr>
-      </w:r>
-    </w:p>
-    <w:p>
-      <w:pPr>
-        <w:bidi/>
-      </w:pPr>
-      <w:r>
-        <w:rPr>
-          <w:lang w:val="ar_AE" w:bidi="ar_AE"/>
-        </w:rPr>
-      </w:r>
-    </w:p>
-    <w:p>
-      <w:pPr>
-        <w:bidi/>
-      </w:pPr>
-      <w:r>
-        <w:rPr>
-          <w:lang w:val="ar_AE" w:bidi="ar_AE"/>
-        </w:rPr>
-      </w:r>
-      <w:r>
-        <w:rPr>
-          <w:vertAlign w:val="superscript"/>
+    </w:p>
+    <w:p>
+      <w:pPr>
+        <w:bidi/>
+      </w:pPr>
+      <w:r>
+        <w:rPr>
+          <w:rtl/>
+          <w:cs/>
+          <w:lang w:val="ar_AE" w:bidi="ar_AE"/>
+        </w:rPr>
+      </w:r>
+      <w:r>
+        <w:rPr>
+          <w:vertAlign w:val="superscript"/>
+          <w:rtl/>
+          <w:cs/>
           <w:lang w:val="ar_AE" w:bidi="ar_AE"/>
         </w:rPr>
         <w:t>14</w:t>
       </w:r>
       <w:r>
         <w:rPr>
+          <w:rtl/>
+          <w:cs/>
           <w:lang w:val="ar_AE" w:bidi="ar_AE"/>
         </w:rPr>
         <w:t xml:space="preserve"> كَتَبْتُ إِلَيْكُمْ أَيُّهَا ٱلْآبَاءُ، لِأَنَّكُمْ قَدْ عَرَفْتُمُ ٱلَّذِي مِنَ ٱلْبَدْءِ. كَتَبْتُ إِلَيْكُمْ أَيُّهَا ٱلْأَحْدَاثُ، لِأَنَّكُمْ أَقْوِيَاءُ، وَكَلِمَةُ ٱللهِ ثَابِتَةٌ فِيكُمْ، وَقَدْ غَلَبْتُمُ ٱلشِّرِّيرَ.</w:t>
       </w:r>
-      <w:r>
-        <w:rPr>
-          <w:lang w:val="ar_AE" w:bidi="ar_AE"/>
-        </w:rPr>
-      </w:r>
-      <w:r>
-        <w:rPr>
-          <w:lang w:val="ar_AE" w:bidi="ar_AE"/>
-        </w:rPr>
-      </w:r>
-    </w:p>
-    <w:p>
-      <w:pPr>
-        <w:bidi/>
-      </w:pPr>
-      <w:r>
-        <w:rPr>
-          <w:lang w:val="ar_AE" w:bidi="ar_AE"/>
-        </w:rPr>
-      </w:r>
-    </w:p>
-    <w:p>
-      <w:pPr>
-        <w:bidi/>
-      </w:pPr>
-      <w:r>
-        <w:rPr>
-          <w:lang w:val="ar_AE" w:bidi="ar_AE"/>
-        </w:rPr>
-      </w:r>
-      <w:r>
-        <w:rPr>
-          <w:vertAlign w:val="superscript"/>
+    </w:p>
+    <w:p>
+      <w:pPr>
+        <w:bidi/>
+      </w:pPr>
+      <w:r>
+        <w:rPr>
+          <w:rtl/>
+          <w:cs/>
+          <w:lang w:val="ar_AE" w:bidi="ar_AE"/>
+        </w:rPr>
+      </w:r>
+      <w:r>
+        <w:rPr>
+          <w:vertAlign w:val="superscript"/>
+          <w:rtl/>
+          <w:cs/>
           <w:lang w:val="ar_AE" w:bidi="ar_AE"/>
         </w:rPr>
         <w:t>15</w:t>
       </w:r>
       <w:r>
         <w:rPr>
+          <w:rtl/>
+          <w:cs/>
           <w:lang w:val="ar_AE" w:bidi="ar_AE"/>
         </w:rPr>
         <w:t xml:space="preserve"> لَا تُحِبُّوا ٱلْعَالَمَ وَلَا ٱلْأَشْيَاءَ ٱلَّتِي فِي ٱلْعَالَمِ. إِنْ أَحَبَّ أَحَدٌ ٱلْعَالَمَ فَلَيْسَتْ فِيهِ مَحَبَّةُ ٱلْآبِ.</w:t>
       </w:r>
-      <w:r>
-        <w:rPr>
-          <w:lang w:val="ar_AE" w:bidi="ar_AE"/>
-        </w:rPr>
-      </w:r>
-      <w:r>
-        <w:rPr>
-          <w:lang w:val="ar_AE" w:bidi="ar_AE"/>
-        </w:rPr>
-      </w:r>
-    </w:p>
-    <w:p>
-      <w:pPr>
-        <w:bidi/>
-      </w:pPr>
-      <w:r>
-        <w:rPr>
-          <w:lang w:val="ar_AE" w:bidi="ar_AE"/>
-        </w:rPr>
-      </w:r>
-    </w:p>
-    <w:p>
-      <w:pPr>
-        <w:bidi/>
-      </w:pPr>
-      <w:r>
-        <w:rPr>
-          <w:lang w:val="ar_AE" w:bidi="ar_AE"/>
-        </w:rPr>
-      </w:r>
-      <w:r>
-        <w:rPr>
-          <w:vertAlign w:val="superscript"/>
+    </w:p>
+    <w:p>
+      <w:pPr>
+        <w:bidi/>
+      </w:pPr>
+      <w:r>
+        <w:rPr>
+          <w:rtl/>
+          <w:cs/>
+          <w:lang w:val="ar_AE" w:bidi="ar_AE"/>
+        </w:rPr>
+      </w:r>
+      <w:r>
+        <w:rPr>
+          <w:vertAlign w:val="superscript"/>
+          <w:rtl/>
+          <w:cs/>
           <w:lang w:val="ar_AE" w:bidi="ar_AE"/>
         </w:rPr>
         <w:t>16</w:t>
       </w:r>
       <w:r>
         <w:rPr>
+          <w:rtl/>
+          <w:cs/>
           <w:lang w:val="ar_AE" w:bidi="ar_AE"/>
         </w:rPr>
         <w:t xml:space="preserve"> لِأَنَّ كُلَّ مَا فِي ٱلْعَالَمِ: شَهْوَةَ ٱلْجَسَدِ، وَشَهْوَةَ ٱلْعُيُونِ، وَتَعَظُّمَ ٱلْمَعِيشَةِ، لَيْسَ مِنَ ٱلْآبِ بَلْ مِنَ ٱلْعَالَمِ.</w:t>
       </w:r>
-      <w:r>
-        <w:rPr>
-          <w:lang w:val="ar_AE" w:bidi="ar_AE"/>
-        </w:rPr>
-      </w:r>
-      <w:r>
-        <w:rPr>
-          <w:lang w:val="ar_AE" w:bidi="ar_AE"/>
-        </w:rPr>
-      </w:r>
-    </w:p>
-    <w:p>
-      <w:pPr>
-        <w:bidi/>
-      </w:pPr>
-      <w:r>
-        <w:rPr>
-          <w:lang w:val="ar_AE" w:bidi="ar_AE"/>
-        </w:rPr>
-      </w:r>
-    </w:p>
-    <w:p>
-      <w:pPr>
-        <w:bidi/>
-      </w:pPr>
-      <w:r>
-        <w:rPr>
-          <w:lang w:val="ar_AE" w:bidi="ar_AE"/>
-        </w:rPr>
-      </w:r>
-      <w:r>
-        <w:rPr>
-          <w:vertAlign w:val="superscript"/>
+    </w:p>
+    <w:p>
+      <w:pPr>
+        <w:bidi/>
+      </w:pPr>
+      <w:r>
+        <w:rPr>
+          <w:rtl/>
+          <w:cs/>
+          <w:lang w:val="ar_AE" w:bidi="ar_AE"/>
+        </w:rPr>
+      </w:r>
+      <w:r>
+        <w:rPr>
+          <w:vertAlign w:val="superscript"/>
+          <w:rtl/>
+          <w:cs/>
           <w:lang w:val="ar_AE" w:bidi="ar_AE"/>
         </w:rPr>
         <w:t>17</w:t>
       </w:r>
       <w:r>
         <w:rPr>
+          <w:rtl/>
+          <w:cs/>
           <w:lang w:val="ar_AE" w:bidi="ar_AE"/>
         </w:rPr>
         <w:t xml:space="preserve"> وَٱلْعَالَمُ يَمْضِي وَشَهْوَتُهُ، وَأَمَّا ٱلَّذِي يَصْنَعُ مَشِيئَةَ ٱللهِ فَيَثْبُتُ إِلَى ٱلْأَبَدِ.</w:t>
       </w:r>
-      <w:r>
-        <w:rPr>
-          <w:lang w:val="ar_AE" w:bidi="ar_AE"/>
-        </w:rPr>
-      </w:r>
-      <w:r>
-        <w:rPr>
-          <w:lang w:val="ar_AE" w:bidi="ar_AE"/>
-        </w:rPr>
-      </w:r>
-    </w:p>
-    <w:p>
-      <w:pPr>
-        <w:bidi/>
-      </w:pPr>
-      <w:r>
-        <w:rPr>
-          <w:lang w:val="ar_AE" w:bidi="ar_AE"/>
-        </w:rPr>
-      </w:r>
-    </w:p>
-    <w:p>
-      <w:pPr>
-        <w:bidi/>
-      </w:pPr>
-      <w:r>
-        <w:rPr>
-          <w:lang w:val="ar_AE" w:bidi="ar_AE"/>
-        </w:rPr>
-      </w:r>
-      <w:r>
-        <w:rPr>
-          <w:vertAlign w:val="superscript"/>
+    </w:p>
+    <w:p>
+      <w:pPr>
+        <w:bidi/>
+      </w:pPr>
+      <w:r>
+        <w:rPr>
+          <w:rtl/>
+          <w:cs/>
+          <w:lang w:val="ar_AE" w:bidi="ar_AE"/>
+        </w:rPr>
+      </w:r>
+      <w:r>
+        <w:rPr>
+          <w:vertAlign w:val="superscript"/>
+          <w:rtl/>
+          <w:cs/>
           <w:lang w:val="ar_AE" w:bidi="ar_AE"/>
         </w:rPr>
         <w:t>18</w:t>
       </w:r>
       <w:r>
         <w:rPr>
+          <w:rtl/>
+          <w:cs/>
           <w:lang w:val="ar_AE" w:bidi="ar_AE"/>
         </w:rPr>
         <w:t xml:space="preserve"> أَيُّهَا ٱلْأَوْلَادُ، هِيَ ٱلسَّاعَةُ ٱلْأَخِيرَةُ. وَكَمَا سَمِعْتُمْ أَنَّ ضِدَّ ٱلْمَسِيحِ يَأْتِي، قَدْ صَارَ ٱلْآنَ أَضْدَادٌ لِلْمَسِيحِ كَثِيرُونَ. مِنْ هُنَا نَعْلَمُ أَنَّهَا ٱلسَّاعَةُ ٱلْأَخِيرَةُ.</w:t>
       </w:r>
-      <w:r>
-        <w:rPr>
-          <w:lang w:val="ar_AE" w:bidi="ar_AE"/>
-        </w:rPr>
-      </w:r>
-      <w:r>
-        <w:rPr>
-          <w:lang w:val="ar_AE" w:bidi="ar_AE"/>
-        </w:rPr>
-      </w:r>
-    </w:p>
-    <w:p>
-      <w:pPr>
-        <w:bidi/>
-      </w:pPr>
-      <w:r>
-        <w:rPr>
-          <w:lang w:val="ar_AE" w:bidi="ar_AE"/>
-        </w:rPr>
-      </w:r>
-    </w:p>
-    <w:p>
-      <w:pPr>
-        <w:bidi/>
-      </w:pPr>
-      <w:r>
-        <w:rPr>
-          <w:lang w:val="ar_AE" w:bidi="ar_AE"/>
-        </w:rPr>
-      </w:r>
-      <w:r>
-        <w:rPr>
-          <w:vertAlign w:val="superscript"/>
+    </w:p>
+    <w:p>
+      <w:pPr>
+        <w:bidi/>
+      </w:pPr>
+      <w:r>
+        <w:rPr>
+          <w:rtl/>
+          <w:cs/>
+          <w:lang w:val="ar_AE" w:bidi="ar_AE"/>
+        </w:rPr>
+      </w:r>
+      <w:r>
+        <w:rPr>
+          <w:vertAlign w:val="superscript"/>
+          <w:rtl/>
+          <w:cs/>
           <w:lang w:val="ar_AE" w:bidi="ar_AE"/>
         </w:rPr>
         <w:t>19</w:t>
       </w:r>
       <w:r>
         <w:rPr>
+          <w:rtl/>
+          <w:cs/>
           <w:lang w:val="ar_AE" w:bidi="ar_AE"/>
         </w:rPr>
         <w:t xml:space="preserve"> مِنَّا خَرَجُوا، لَكِنَّهُمْ لَمْ يَكُونُوا مِنَّا، لِأَنَّهُمْ لَوْ كَانُوا مِنَّا لَبَقَوْا مَعَنَا. لَكِنْ لِيُظْهَرُوا أَنَّهُمْ لَيْسُوا جَمِيعُهُمْ مِنَّا.</w:t>
       </w:r>
-      <w:r>
-        <w:rPr>
-          <w:lang w:val="ar_AE" w:bidi="ar_AE"/>
-        </w:rPr>
-      </w:r>
-      <w:r>
-        <w:rPr>
-          <w:lang w:val="ar_AE" w:bidi="ar_AE"/>
-        </w:rPr>
-      </w:r>
-    </w:p>
-    <w:p>
-      <w:pPr>
-        <w:bidi/>
-      </w:pPr>
-      <w:r>
-        <w:rPr>
-          <w:lang w:val="ar_AE" w:bidi="ar_AE"/>
-        </w:rPr>
-      </w:r>
-    </w:p>
-    <w:p>
-      <w:pPr>
-        <w:bidi/>
-      </w:pPr>
-      <w:r>
-        <w:rPr>
-          <w:lang w:val="ar_AE" w:bidi="ar_AE"/>
-        </w:rPr>
-      </w:r>
-      <w:r>
-        <w:rPr>
-          <w:vertAlign w:val="superscript"/>
+    </w:p>
+    <w:p>
+      <w:pPr>
+        <w:bidi/>
+      </w:pPr>
+      <w:r>
+        <w:rPr>
+          <w:rtl/>
+          <w:cs/>
+          <w:lang w:val="ar_AE" w:bidi="ar_AE"/>
+        </w:rPr>
+      </w:r>
+      <w:r>
+        <w:rPr>
+          <w:vertAlign w:val="superscript"/>
+          <w:rtl/>
+          <w:cs/>
           <w:lang w:val="ar_AE" w:bidi="ar_AE"/>
         </w:rPr>
         <w:t>20</w:t>
       </w:r>
       <w:r>
         <w:rPr>
+          <w:rtl/>
+          <w:cs/>
           <w:lang w:val="ar_AE" w:bidi="ar_AE"/>
         </w:rPr>
         <w:t xml:space="preserve"> وَأَمَّا أَنْتُمْ فَلَكُمْ مَسْحَةٌ مِنَ ٱلْقُدُّوسِ وَتَعْلَمُونَ كُلَّ شَيْءٍ.</w:t>
       </w:r>
-      <w:r>
-        <w:rPr>
-          <w:lang w:val="ar_AE" w:bidi="ar_AE"/>
-        </w:rPr>
-      </w:r>
-      <w:r>
-        <w:rPr>
-          <w:lang w:val="ar_AE" w:bidi="ar_AE"/>
-        </w:rPr>
-      </w:r>
-    </w:p>
-    <w:p>
-      <w:pPr>
-        <w:bidi/>
-      </w:pPr>
-      <w:r>
-        <w:rPr>
-          <w:lang w:val="ar_AE" w:bidi="ar_AE"/>
-        </w:rPr>
-      </w:r>
-    </w:p>
-    <w:p>
-      <w:pPr>
-        <w:bidi/>
-      </w:pPr>
-      <w:r>
-        <w:rPr>
-          <w:lang w:val="ar_AE" w:bidi="ar_AE"/>
-        </w:rPr>
-      </w:r>
-      <w:r>
-        <w:rPr>
-          <w:vertAlign w:val="superscript"/>
+    </w:p>
+    <w:p>
+      <w:pPr>
+        <w:bidi/>
+      </w:pPr>
+      <w:r>
+        <w:rPr>
+          <w:rtl/>
+          <w:cs/>
+          <w:lang w:val="ar_AE" w:bidi="ar_AE"/>
+        </w:rPr>
+      </w:r>
+      <w:r>
+        <w:rPr>
+          <w:vertAlign w:val="superscript"/>
+          <w:rtl/>
+          <w:cs/>
           <w:lang w:val="ar_AE" w:bidi="ar_AE"/>
         </w:rPr>
         <w:t>21</w:t>
       </w:r>
       <w:r>
         <w:rPr>
+          <w:rtl/>
+          <w:cs/>
           <w:lang w:val="ar_AE" w:bidi="ar_AE"/>
         </w:rPr>
         <w:t xml:space="preserve"> لَمْ أَكْتُبْ إِلَيْكُمْ لِأَنَّكُمْ لَسْتُمْ تَعْلَمُونَ ٱلْحَقَّ، بَلْ لِأَنَّكُمْ تَعْلَمُونَهُ، وَأَنَّ كُلَّ كَذِبٍ لَيْسَ مِنَ ٱلْحَقِّ.</w:t>
       </w:r>
-      <w:r>
-        <w:rPr>
-          <w:lang w:val="ar_AE" w:bidi="ar_AE"/>
-        </w:rPr>
-      </w:r>
-      <w:r>
-        <w:rPr>
-          <w:lang w:val="ar_AE" w:bidi="ar_AE"/>
-        </w:rPr>
-      </w:r>
-    </w:p>
-    <w:p>
-      <w:pPr>
-        <w:bidi/>
-      </w:pPr>
-      <w:r>
-        <w:rPr>
-          <w:lang w:val="ar_AE" w:bidi="ar_AE"/>
-        </w:rPr>
-      </w:r>
-    </w:p>
-    <w:p>
-      <w:pPr>
-        <w:bidi/>
-      </w:pPr>
-      <w:r>
-        <w:rPr>
-          <w:lang w:val="ar_AE" w:bidi="ar_AE"/>
-        </w:rPr>
-      </w:r>
-      <w:r>
-        <w:rPr>
-          <w:vertAlign w:val="superscript"/>
+    </w:p>
+    <w:p>
+      <w:pPr>
+        <w:bidi/>
+      </w:pPr>
+      <w:r>
+        <w:rPr>
+          <w:rtl/>
+          <w:cs/>
+          <w:lang w:val="ar_AE" w:bidi="ar_AE"/>
+        </w:rPr>
+      </w:r>
+      <w:r>
+        <w:rPr>
+          <w:vertAlign w:val="superscript"/>
+          <w:rtl/>
+          <w:cs/>
           <w:lang w:val="ar_AE" w:bidi="ar_AE"/>
         </w:rPr>
         <w:t>22</w:t>
       </w:r>
       <w:r>
         <w:rPr>
+          <w:rtl/>
+          <w:cs/>
           <w:lang w:val="ar_AE" w:bidi="ar_AE"/>
         </w:rPr>
         <w:t xml:space="preserve"> مَنْ هُوَ ٱلْكَذَّابُ، إِلَّا ٱلَّذِي يُنْكِرُ أَنَّ يَسُوعَ هُوَ ٱلْمَسِيحُ؟ هَذَا هُوَ ضِدُّ ٱلْمَسِيحِ، ٱلَّذِي يُنْكِرُ ٱلْآبَ وَٱلِٱبْنَ.</w:t>
       </w:r>
-      <w:r>
-        <w:rPr>
-          <w:lang w:val="ar_AE" w:bidi="ar_AE"/>
-        </w:rPr>
-      </w:r>
-      <w:r>
-        <w:rPr>
-          <w:lang w:val="ar_AE" w:bidi="ar_AE"/>
-        </w:rPr>
-      </w:r>
-    </w:p>
-    <w:p>
-      <w:pPr>
-        <w:bidi/>
-      </w:pPr>
-      <w:r>
-        <w:rPr>
-          <w:lang w:val="ar_AE" w:bidi="ar_AE"/>
-        </w:rPr>
-      </w:r>
-    </w:p>
-    <w:p>
-      <w:pPr>
-        <w:bidi/>
-      </w:pPr>
-      <w:r>
-        <w:rPr>
-          <w:lang w:val="ar_AE" w:bidi="ar_AE"/>
-        </w:rPr>
-      </w:r>
-      <w:r>
-        <w:rPr>
-          <w:vertAlign w:val="superscript"/>
+    </w:p>
+    <w:p>
+      <w:pPr>
+        <w:bidi/>
+      </w:pPr>
+      <w:r>
+        <w:rPr>
+          <w:rtl/>
+          <w:cs/>
+          <w:lang w:val="ar_AE" w:bidi="ar_AE"/>
+        </w:rPr>
+      </w:r>
+      <w:r>
+        <w:rPr>
+          <w:vertAlign w:val="superscript"/>
+          <w:rtl/>
+          <w:cs/>
           <w:lang w:val="ar_AE" w:bidi="ar_AE"/>
         </w:rPr>
         <w:t>23</w:t>
       </w:r>
       <w:r>
         <w:rPr>
+          <w:rtl/>
+          <w:cs/>
           <w:lang w:val="ar_AE" w:bidi="ar_AE"/>
         </w:rPr>
         <w:t xml:space="preserve"> كُلُّ مَنْ يُنْكِرُ ٱلِٱبْنَ لَيْسَ لَهُ ٱلْآبُ أَيْضًا، وَمَنْ يَعْتَرِفُ بِٱلِٱبْنِ فَلَهُ ٱلْآبُ أَيْضًا.</w:t>
       </w:r>
-      <w:r>
-        <w:rPr>
-          <w:lang w:val="ar_AE" w:bidi="ar_AE"/>
-        </w:rPr>
-      </w:r>
-      <w:r>
-        <w:rPr>
-          <w:lang w:val="ar_AE" w:bidi="ar_AE"/>
-        </w:rPr>
-      </w:r>
-    </w:p>
-    <w:p>
-      <w:pPr>
-        <w:bidi/>
-      </w:pPr>
-      <w:r>
-        <w:rPr>
-          <w:lang w:val="ar_AE" w:bidi="ar_AE"/>
-        </w:rPr>
-      </w:r>
-    </w:p>
-    <w:p>
-      <w:pPr>
-        <w:bidi/>
-      </w:pPr>
-      <w:r>
-        <w:rPr>
-          <w:lang w:val="ar_AE" w:bidi="ar_AE"/>
-        </w:rPr>
-      </w:r>
-      <w:r>
-        <w:rPr>
-          <w:vertAlign w:val="superscript"/>
+    </w:p>
+    <w:p>
+      <w:pPr>
+        <w:bidi/>
+      </w:pPr>
+      <w:r>
+        <w:rPr>
+          <w:rtl/>
+          <w:cs/>
+          <w:lang w:val="ar_AE" w:bidi="ar_AE"/>
+        </w:rPr>
+      </w:r>
+      <w:r>
+        <w:rPr>
+          <w:vertAlign w:val="superscript"/>
+          <w:rtl/>
+          <w:cs/>
           <w:lang w:val="ar_AE" w:bidi="ar_AE"/>
         </w:rPr>
         <w:t>24</w:t>
       </w:r>
       <w:r>
         <w:rPr>
+          <w:rtl/>
+          <w:cs/>
           <w:lang w:val="ar_AE" w:bidi="ar_AE"/>
         </w:rPr>
         <w:t xml:space="preserve"> أَمَّا أَنْتُمْ فَمَا سَمِعْتُمُوهُ مِنَ ٱلْبَدْءِ فَلْيَثْبُتْ إِذًا فِيكُمْ. إِنْ ثَبَتَ فِيكُمْ مَا سَمِعْتُمُوهُ مِنَ ٱلْبَدْءِ، فَأَنْتُمْ أَيْضًا تَثْبُتُونَ فِي ٱلِٱبْنِ وَفِي ٱلْآبِ.</w:t>
       </w:r>
-      <w:r>
-        <w:rPr>
-          <w:lang w:val="ar_AE" w:bidi="ar_AE"/>
-        </w:rPr>
-      </w:r>
-      <w:r>
-        <w:rPr>
-          <w:lang w:val="ar_AE" w:bidi="ar_AE"/>
-        </w:rPr>
-      </w:r>
-    </w:p>
-    <w:p>
-      <w:pPr>
-        <w:bidi/>
-      </w:pPr>
-      <w:r>
-        <w:rPr>
-          <w:lang w:val="ar_AE" w:bidi="ar_AE"/>
-        </w:rPr>
-      </w:r>
-    </w:p>
-    <w:p>
-      <w:pPr>
-        <w:bidi/>
-      </w:pPr>
-      <w:r>
-        <w:rPr>
-          <w:lang w:val="ar_AE" w:bidi="ar_AE"/>
-        </w:rPr>
-      </w:r>
-      <w:r>
-        <w:rPr>
-          <w:vertAlign w:val="superscript"/>
+    </w:p>
+    <w:p>
+      <w:pPr>
+        <w:bidi/>
+      </w:pPr>
+      <w:r>
+        <w:rPr>
+          <w:rtl/>
+          <w:cs/>
+          <w:lang w:val="ar_AE" w:bidi="ar_AE"/>
+        </w:rPr>
+      </w:r>
+      <w:r>
+        <w:rPr>
+          <w:vertAlign w:val="superscript"/>
+          <w:rtl/>
+          <w:cs/>
           <w:lang w:val="ar_AE" w:bidi="ar_AE"/>
         </w:rPr>
         <w:t>25</w:t>
       </w:r>
       <w:r>
         <w:rPr>
+          <w:rtl/>
+          <w:cs/>
           <w:lang w:val="ar_AE" w:bidi="ar_AE"/>
         </w:rPr>
         <w:t xml:space="preserve"> وَهَذَا هُوَ ٱلْوَعْدُ ٱلَّذِي وَعَدَنَا هُوَ بِهِ: ٱلْحَيَاةُ ٱلْأَبَدِيَّةُ.</w:t>
       </w:r>
-      <w:r>
-        <w:rPr>
-          <w:lang w:val="ar_AE" w:bidi="ar_AE"/>
-        </w:rPr>
-      </w:r>
-      <w:r>
-        <w:rPr>
-          <w:lang w:val="ar_AE" w:bidi="ar_AE"/>
-        </w:rPr>
-      </w:r>
-    </w:p>
-    <w:p>
-      <w:pPr>
-        <w:bidi/>
-      </w:pPr>
-      <w:r>
-        <w:rPr>
-          <w:lang w:val="ar_AE" w:bidi="ar_AE"/>
-        </w:rPr>
-      </w:r>
-    </w:p>
-    <w:p>
-      <w:pPr>
-        <w:bidi/>
-      </w:pPr>
-      <w:r>
-        <w:rPr>
-          <w:lang w:val="ar_AE" w:bidi="ar_AE"/>
-        </w:rPr>
-      </w:r>
-      <w:r>
-        <w:rPr>
-          <w:vertAlign w:val="superscript"/>
+    </w:p>
+    <w:p>
+      <w:pPr>
+        <w:bidi/>
+      </w:pPr>
+      <w:r>
+        <w:rPr>
+          <w:rtl/>
+          <w:cs/>
+          <w:lang w:val="ar_AE" w:bidi="ar_AE"/>
+        </w:rPr>
+      </w:r>
+      <w:r>
+        <w:rPr>
+          <w:vertAlign w:val="superscript"/>
+          <w:rtl/>
+          <w:cs/>
           <w:lang w:val="ar_AE" w:bidi="ar_AE"/>
         </w:rPr>
         <w:t>26</w:t>
       </w:r>
       <w:r>
         <w:rPr>
+          <w:rtl/>
+          <w:cs/>
           <w:lang w:val="ar_AE" w:bidi="ar_AE"/>
         </w:rPr>
         <w:t xml:space="preserve"> كَتَبْتُ إِلَيْكُمْ هَذَا عَنِ ٱلَّذِينَ يُضِلُّونَكُمْ.</w:t>
       </w:r>
-      <w:r>
-        <w:rPr>
-          <w:lang w:val="ar_AE" w:bidi="ar_AE"/>
-        </w:rPr>
-      </w:r>
-      <w:r>
-        <w:rPr>
-          <w:lang w:val="ar_AE" w:bidi="ar_AE"/>
-        </w:rPr>
-      </w:r>
-    </w:p>
-    <w:p>
-      <w:pPr>
-        <w:bidi/>
-      </w:pPr>
-      <w:r>
-        <w:rPr>
-          <w:lang w:val="ar_AE" w:bidi="ar_AE"/>
-        </w:rPr>
-      </w:r>
-    </w:p>
-    <w:p>
-      <w:pPr>
-        <w:bidi/>
-      </w:pPr>
-      <w:r>
-        <w:rPr>
-          <w:lang w:val="ar_AE" w:bidi="ar_AE"/>
-        </w:rPr>
-      </w:r>
-      <w:r>
-        <w:rPr>
-          <w:vertAlign w:val="superscript"/>
+    </w:p>
+    <w:p>
+      <w:pPr>
+        <w:bidi/>
+      </w:pPr>
+      <w:r>
+        <w:rPr>
+          <w:rtl/>
+          <w:cs/>
+          <w:lang w:val="ar_AE" w:bidi="ar_AE"/>
+        </w:rPr>
+      </w:r>
+      <w:r>
+        <w:rPr>
+          <w:vertAlign w:val="superscript"/>
+          <w:rtl/>
+          <w:cs/>
           <w:lang w:val="ar_AE" w:bidi="ar_AE"/>
         </w:rPr>
         <w:t>27</w:t>
       </w:r>
       <w:r>
         <w:rPr>
+          <w:rtl/>
+          <w:cs/>
           <w:lang w:val="ar_AE" w:bidi="ar_AE"/>
         </w:rPr>
         <w:t xml:space="preserve"> وَأَمَّا أَنْتُمْ فَٱلْمَسْحَةُ ٱلَّتِي أَخَذْتُمُوهَا مِنْهُ ثَابِتَةٌ فِيكُمْ، وَلَا حَاجَةَ بِكُمْ إِلَى أَنْ يُعَلِّمَكُمْ أَحَدٌ، بَلْ كَمَا تُعَلِّمُكُمْ هَذِهِ ٱلْمَسْحَةُ عَيْنُهَا عَنْ كُلِّ شَيْءٍ، وَهِيَ حَقٌّ وَلَيْسَتْ كَذِبًا. كَمَا عَلَّمَتْكُمْ تَثْبُتُونَ فِيهِ.</w:t>
       </w:r>
-      <w:r>
-        <w:rPr>
-          <w:lang w:val="ar_AE" w:bidi="ar_AE"/>
-        </w:rPr>
-      </w:r>
-      <w:r>
-        <w:rPr>
-          <w:lang w:val="ar_AE" w:bidi="ar_AE"/>
-        </w:rPr>
-      </w:r>
-    </w:p>
-    <w:p>
-      <w:pPr>
-        <w:bidi/>
-      </w:pPr>
-      <w:r>
-        <w:rPr>
-          <w:lang w:val="ar_AE" w:bidi="ar_AE"/>
-        </w:rPr>
-      </w:r>
-    </w:p>
-    <w:p>
-      <w:pPr>
-        <w:bidi/>
-      </w:pPr>
-      <w:r>
-        <w:rPr>
-          <w:lang w:val="ar_AE" w:bidi="ar_AE"/>
-        </w:rPr>
-      </w:r>
-      <w:r>
-        <w:rPr>
-          <w:vertAlign w:val="superscript"/>
+    </w:p>
+    <w:p>
+      <w:pPr>
+        <w:bidi/>
+      </w:pPr>
+      <w:r>
+        <w:rPr>
+          <w:rtl/>
+          <w:cs/>
+          <w:lang w:val="ar_AE" w:bidi="ar_AE"/>
+        </w:rPr>
+      </w:r>
+      <w:r>
+        <w:rPr>
+          <w:vertAlign w:val="superscript"/>
+          <w:rtl/>
+          <w:cs/>
           <w:lang w:val="ar_AE" w:bidi="ar_AE"/>
         </w:rPr>
         <w:t>28</w:t>
       </w:r>
       <w:r>
         <w:rPr>
+          <w:rtl/>
+          <w:cs/>
           <w:lang w:val="ar_AE" w:bidi="ar_AE"/>
         </w:rPr>
         <w:t xml:space="preserve"> وَٱلْآنَ أَيُّهَا ٱلْأَوْلَادُ، ٱثْبُتُوا فِيهِ، حَتَّى إِذَا أُظْهِرَ يَكُونُ لَنَا ثِقَةٌ، وَلَا نَخْجَلُ مِنْهُ فِي مَجِيئِهِ.</w:t>
       </w:r>
-      <w:r>
-        <w:rPr>
-          <w:lang w:val="ar_AE" w:bidi="ar_AE"/>
-        </w:rPr>
-      </w:r>
-      <w:r>
-        <w:rPr>
-          <w:lang w:val="ar_AE" w:bidi="ar_AE"/>
-        </w:rPr>
-      </w:r>
-    </w:p>
-    <w:p>
-      <w:pPr>
-        <w:bidi/>
-      </w:pPr>
-      <w:r>
-        <w:rPr>
-          <w:lang w:val="ar_AE" w:bidi="ar_AE"/>
-        </w:rPr>
-      </w:r>
-    </w:p>
-    <w:p>
-      <w:pPr>
-        <w:bidi/>
-      </w:pPr>
-      <w:r>
-        <w:rPr>
-          <w:lang w:val="ar_AE" w:bidi="ar_AE"/>
-        </w:rPr>
-      </w:r>
-      <w:r>
-        <w:rPr>
-          <w:vertAlign w:val="superscript"/>
+    </w:p>
+    <w:p>
+      <w:pPr>
+        <w:bidi/>
+      </w:pPr>
+      <w:r>
+        <w:rPr>
+          <w:rtl/>
+          <w:cs/>
+          <w:lang w:val="ar_AE" w:bidi="ar_AE"/>
+        </w:rPr>
+      </w:r>
+      <w:r>
+        <w:rPr>
+          <w:vertAlign w:val="superscript"/>
+          <w:rtl/>
+          <w:cs/>
           <w:lang w:val="ar_AE" w:bidi="ar_AE"/>
         </w:rPr>
         <w:t>29</w:t>
       </w:r>
       <w:r>
         <w:rPr>
+          <w:rtl/>
+          <w:cs/>
           <w:lang w:val="ar_AE" w:bidi="ar_AE"/>
         </w:rPr>
         <w:t xml:space="preserve"> إِنْ عَلِمْتُمْ أَنَّهُ بَارٌّ هُوَ، فَٱعْلَمُوا أَنَّ كُلَّ مَنْ يَصْنَعُ ٱلْبِرَّ مَوْلُودٌ مِنْهُ.</w:t>
       </w:r>
-      <w:r>
-        <w:rPr>
-          <w:lang w:val="ar_AE" w:bidi="ar_AE"/>
-        </w:rPr>
-      </w:r>
-      <w:r>
-        <w:rPr>
-          <w:lang w:val="ar_AE" w:bidi="ar_AE"/>
-        </w:rPr>
-      </w:r>
-    </w:p>
-    <w:p>
-      <w:pPr>
-        <w:bidi/>
-      </w:pPr>
-      <w:r>
-        <w:rPr>
-          <w:lang w:val="ar_AE" w:bidi="ar_AE"/>
-        </w:rPr>
-      </w:r>
     </w:p>
     <w:p>
       <w:pPr>
@@ -1952,1047 +1409,715 @@
       </w:pPr>
       <w:r>
         <w:rPr>
+          <w:rtl/>
+          <w:cs/>
           <w:lang w:val="ar_AE" w:bidi="ar_AE"/>
         </w:rPr>
         <w:t>1 John 3:1</w:t>
       </w:r>
       <w:r>
         <w:rPr>
-          <w:lang w:val="ar_AE" w:bidi="ar_AE"/>
-        </w:rPr>
-      </w:r>
-    </w:p>
-    <w:p>
-      <w:pPr>
-        <w:bidi/>
-      </w:pPr>
-      <w:r>
-        <w:rPr>
-          <w:lang w:val="ar_AE" w:bidi="ar_AE"/>
-        </w:rPr>
-      </w:r>
-      <w:r>
-        <w:rPr>
-          <w:vertAlign w:val="superscript"/>
+          <w:rtl/>
+          <w:cs/>
+          <w:lang w:val="ar_AE" w:bidi="ar_AE"/>
+        </w:rPr>
+      </w:r>
+    </w:p>
+    <w:p>
+      <w:pPr>
+        <w:bidi/>
+      </w:pPr>
+      <w:r>
+        <w:rPr>
+          <w:rtl/>
+          <w:cs/>
+          <w:lang w:val="ar_AE" w:bidi="ar_AE"/>
+        </w:rPr>
+      </w:r>
+      <w:r>
+        <w:rPr>
+          <w:vertAlign w:val="superscript"/>
+          <w:rtl/>
+          <w:cs/>
           <w:lang w:val="ar_AE" w:bidi="ar_AE"/>
         </w:rPr>
         <w:t>1</w:t>
       </w:r>
       <w:r>
         <w:rPr>
+          <w:rtl/>
+          <w:cs/>
           <w:lang w:val="ar_AE" w:bidi="ar_AE"/>
         </w:rPr>
         <w:t xml:space="preserve"> اُنْظُرُوا أَيَّةَ مَحَبَّةٍ أَعْطَانَا ٱلْآبُ حَتَّى نُدْعَى أَوْلَادَ ٱللهِ! مِنْ أَجْلِ هَذَا لَا يَعْرِفُنَا ٱلْعَالَمُ، لِأَنَّهُ لَا يَعْرِفُهُ.</w:t>
       </w:r>
-      <w:r>
-        <w:rPr>
-          <w:lang w:val="ar_AE" w:bidi="ar_AE"/>
-        </w:rPr>
-      </w:r>
-      <w:r>
-        <w:rPr>
-          <w:lang w:val="ar_AE" w:bidi="ar_AE"/>
-        </w:rPr>
-      </w:r>
-    </w:p>
-    <w:p>
-      <w:pPr>
-        <w:bidi/>
-      </w:pPr>
-      <w:r>
-        <w:rPr>
-          <w:lang w:val="ar_AE" w:bidi="ar_AE"/>
-        </w:rPr>
-      </w:r>
-    </w:p>
-    <w:p>
-      <w:pPr>
-        <w:bidi/>
-      </w:pPr>
-      <w:r>
-        <w:rPr>
-          <w:lang w:val="ar_AE" w:bidi="ar_AE"/>
-        </w:rPr>
-      </w:r>
-      <w:r>
-        <w:rPr>
-          <w:vertAlign w:val="superscript"/>
+    </w:p>
+    <w:p>
+      <w:pPr>
+        <w:bidi/>
+      </w:pPr>
+      <w:r>
+        <w:rPr>
+          <w:rtl/>
+          <w:cs/>
+          <w:lang w:val="ar_AE" w:bidi="ar_AE"/>
+        </w:rPr>
+      </w:r>
+      <w:r>
+        <w:rPr>
+          <w:vertAlign w:val="superscript"/>
+          <w:rtl/>
+          <w:cs/>
           <w:lang w:val="ar_AE" w:bidi="ar_AE"/>
         </w:rPr>
         <w:t>2</w:t>
       </w:r>
       <w:r>
         <w:rPr>
+          <w:rtl/>
+          <w:cs/>
           <w:lang w:val="ar_AE" w:bidi="ar_AE"/>
         </w:rPr>
         <w:t xml:space="preserve"> أَيُّهَا ٱلْأَحِبَّاءُ، ٱلْآنَ نَحْنُ أَوْلَادُ ٱللهِ، وَلَمْ يُظْهَرْ بَعْدُ مَاذَا سَنَكُونُ. وَلَكِنْ نَعْلَمُ أَنَّهُ إِذَا أُظْهِرَ نَكُونُ مِثْلَهُ، لِأَنَّنَا سَنَرَاهُ كَمَا هُوَ.</w:t>
       </w:r>
-      <w:r>
-        <w:rPr>
-          <w:lang w:val="ar_AE" w:bidi="ar_AE"/>
-        </w:rPr>
-      </w:r>
-      <w:r>
-        <w:rPr>
-          <w:lang w:val="ar_AE" w:bidi="ar_AE"/>
-        </w:rPr>
-      </w:r>
-    </w:p>
-    <w:p>
-      <w:pPr>
-        <w:bidi/>
-      </w:pPr>
-      <w:r>
-        <w:rPr>
-          <w:lang w:val="ar_AE" w:bidi="ar_AE"/>
-        </w:rPr>
-      </w:r>
-    </w:p>
-    <w:p>
-      <w:pPr>
-        <w:bidi/>
-      </w:pPr>
-      <w:r>
-        <w:rPr>
-          <w:lang w:val="ar_AE" w:bidi="ar_AE"/>
-        </w:rPr>
-      </w:r>
-      <w:r>
-        <w:rPr>
-          <w:vertAlign w:val="superscript"/>
+    </w:p>
+    <w:p>
+      <w:pPr>
+        <w:bidi/>
+      </w:pPr>
+      <w:r>
+        <w:rPr>
+          <w:rtl/>
+          <w:cs/>
+          <w:lang w:val="ar_AE" w:bidi="ar_AE"/>
+        </w:rPr>
+      </w:r>
+      <w:r>
+        <w:rPr>
+          <w:vertAlign w:val="superscript"/>
+          <w:rtl/>
+          <w:cs/>
           <w:lang w:val="ar_AE" w:bidi="ar_AE"/>
         </w:rPr>
         <w:t>3</w:t>
       </w:r>
       <w:r>
         <w:rPr>
+          <w:rtl/>
+          <w:cs/>
           <w:lang w:val="ar_AE" w:bidi="ar_AE"/>
         </w:rPr>
         <w:t xml:space="preserve"> وَكُلُّ مَنْ عِنْدَهُ هَذَا ٱلرَّجَاءُ بِهِ، يُطَهِّرُ نَفْسَهُ كَمَا هُوَ طَاهِرٌ.</w:t>
       </w:r>
-      <w:r>
-        <w:rPr>
-          <w:lang w:val="ar_AE" w:bidi="ar_AE"/>
-        </w:rPr>
-      </w:r>
-      <w:r>
-        <w:rPr>
-          <w:lang w:val="ar_AE" w:bidi="ar_AE"/>
-        </w:rPr>
-      </w:r>
-    </w:p>
-    <w:p>
-      <w:pPr>
-        <w:bidi/>
-      </w:pPr>
-      <w:r>
-        <w:rPr>
-          <w:lang w:val="ar_AE" w:bidi="ar_AE"/>
-        </w:rPr>
-      </w:r>
-    </w:p>
-    <w:p>
-      <w:pPr>
-        <w:bidi/>
-      </w:pPr>
-      <w:r>
-        <w:rPr>
-          <w:lang w:val="ar_AE" w:bidi="ar_AE"/>
-        </w:rPr>
-      </w:r>
-      <w:r>
-        <w:rPr>
-          <w:vertAlign w:val="superscript"/>
+    </w:p>
+    <w:p>
+      <w:pPr>
+        <w:bidi/>
+      </w:pPr>
+      <w:r>
+        <w:rPr>
+          <w:rtl/>
+          <w:cs/>
+          <w:lang w:val="ar_AE" w:bidi="ar_AE"/>
+        </w:rPr>
+      </w:r>
+      <w:r>
+        <w:rPr>
+          <w:vertAlign w:val="superscript"/>
+          <w:rtl/>
+          <w:cs/>
           <w:lang w:val="ar_AE" w:bidi="ar_AE"/>
         </w:rPr>
         <w:t>4</w:t>
       </w:r>
       <w:r>
         <w:rPr>
+          <w:rtl/>
+          <w:cs/>
           <w:lang w:val="ar_AE" w:bidi="ar_AE"/>
         </w:rPr>
         <w:t xml:space="preserve"> كُلُّ مَنْ يَفْعَلُ ٱلْخَطِيَّةَ يَفْعَلُ ٱلتَّعَدِّيَ أَيْضًا. وَٱلْخَطِيَّةُ هِيَ ٱلتَّعَدِّي.</w:t>
       </w:r>
-      <w:r>
-        <w:rPr>
-          <w:lang w:val="ar_AE" w:bidi="ar_AE"/>
-        </w:rPr>
-      </w:r>
-      <w:r>
-        <w:rPr>
-          <w:lang w:val="ar_AE" w:bidi="ar_AE"/>
-        </w:rPr>
-      </w:r>
-    </w:p>
-    <w:p>
-      <w:pPr>
-        <w:bidi/>
-      </w:pPr>
-      <w:r>
-        <w:rPr>
-          <w:lang w:val="ar_AE" w:bidi="ar_AE"/>
-        </w:rPr>
-      </w:r>
-    </w:p>
-    <w:p>
-      <w:pPr>
-        <w:bidi/>
-      </w:pPr>
-      <w:r>
-        <w:rPr>
-          <w:lang w:val="ar_AE" w:bidi="ar_AE"/>
-        </w:rPr>
-      </w:r>
-      <w:r>
-        <w:rPr>
-          <w:vertAlign w:val="superscript"/>
+    </w:p>
+    <w:p>
+      <w:pPr>
+        <w:bidi/>
+      </w:pPr>
+      <w:r>
+        <w:rPr>
+          <w:rtl/>
+          <w:cs/>
+          <w:lang w:val="ar_AE" w:bidi="ar_AE"/>
+        </w:rPr>
+      </w:r>
+      <w:r>
+        <w:rPr>
+          <w:vertAlign w:val="superscript"/>
+          <w:rtl/>
+          <w:cs/>
           <w:lang w:val="ar_AE" w:bidi="ar_AE"/>
         </w:rPr>
         <w:t>5</w:t>
       </w:r>
       <w:r>
         <w:rPr>
+          <w:rtl/>
+          <w:cs/>
           <w:lang w:val="ar_AE" w:bidi="ar_AE"/>
         </w:rPr>
         <w:t xml:space="preserve"> وَتَعْلَمُونَ أَنَّ ذَاكَ أُظْهِرَ لِكَيْ يَرْفَعَ خَطَايَانَا، وَلَيْسَ فِيهِ خَطِيَّةٌ.</w:t>
       </w:r>
-      <w:r>
-        <w:rPr>
-          <w:lang w:val="ar_AE" w:bidi="ar_AE"/>
-        </w:rPr>
-      </w:r>
-      <w:r>
-        <w:rPr>
-          <w:lang w:val="ar_AE" w:bidi="ar_AE"/>
-        </w:rPr>
-      </w:r>
-    </w:p>
-    <w:p>
-      <w:pPr>
-        <w:bidi/>
-      </w:pPr>
-      <w:r>
-        <w:rPr>
-          <w:lang w:val="ar_AE" w:bidi="ar_AE"/>
-        </w:rPr>
-      </w:r>
-    </w:p>
-    <w:p>
-      <w:pPr>
-        <w:bidi/>
-      </w:pPr>
-      <w:r>
-        <w:rPr>
-          <w:lang w:val="ar_AE" w:bidi="ar_AE"/>
-        </w:rPr>
-      </w:r>
-      <w:r>
-        <w:rPr>
-          <w:vertAlign w:val="superscript"/>
+    </w:p>
+    <w:p>
+      <w:pPr>
+        <w:bidi/>
+      </w:pPr>
+      <w:r>
+        <w:rPr>
+          <w:rtl/>
+          <w:cs/>
+          <w:lang w:val="ar_AE" w:bidi="ar_AE"/>
+        </w:rPr>
+      </w:r>
+      <w:r>
+        <w:rPr>
+          <w:vertAlign w:val="superscript"/>
+          <w:rtl/>
+          <w:cs/>
           <w:lang w:val="ar_AE" w:bidi="ar_AE"/>
         </w:rPr>
         <w:t>6</w:t>
       </w:r>
       <w:r>
         <w:rPr>
+          <w:rtl/>
+          <w:cs/>
           <w:lang w:val="ar_AE" w:bidi="ar_AE"/>
         </w:rPr>
         <w:t xml:space="preserve"> كُلُّ مَنْ يَثْبُتُ فِيهِ لَا يُخْطِئُ. كُلُّ مَنْ يُخْطِئُ لَمْ يُبْصِرْهُ وَلَا عَرَفَهُ.</w:t>
       </w:r>
-      <w:r>
-        <w:rPr>
-          <w:lang w:val="ar_AE" w:bidi="ar_AE"/>
-        </w:rPr>
-      </w:r>
-      <w:r>
-        <w:rPr>
-          <w:lang w:val="ar_AE" w:bidi="ar_AE"/>
-        </w:rPr>
-      </w:r>
-    </w:p>
-    <w:p>
-      <w:pPr>
-        <w:bidi/>
-      </w:pPr>
-      <w:r>
-        <w:rPr>
-          <w:lang w:val="ar_AE" w:bidi="ar_AE"/>
-        </w:rPr>
-      </w:r>
-    </w:p>
-    <w:p>
-      <w:pPr>
-        <w:bidi/>
-      </w:pPr>
-      <w:r>
-        <w:rPr>
-          <w:lang w:val="ar_AE" w:bidi="ar_AE"/>
-        </w:rPr>
-      </w:r>
-      <w:r>
-        <w:rPr>
-          <w:vertAlign w:val="superscript"/>
+    </w:p>
+    <w:p>
+      <w:pPr>
+        <w:bidi/>
+      </w:pPr>
+      <w:r>
+        <w:rPr>
+          <w:rtl/>
+          <w:cs/>
+          <w:lang w:val="ar_AE" w:bidi="ar_AE"/>
+        </w:rPr>
+      </w:r>
+      <w:r>
+        <w:rPr>
+          <w:vertAlign w:val="superscript"/>
+          <w:rtl/>
+          <w:cs/>
           <w:lang w:val="ar_AE" w:bidi="ar_AE"/>
         </w:rPr>
         <w:t>7</w:t>
       </w:r>
       <w:r>
         <w:rPr>
+          <w:rtl/>
+          <w:cs/>
           <w:lang w:val="ar_AE" w:bidi="ar_AE"/>
         </w:rPr>
         <w:t xml:space="preserve"> أَيُّهَا ٱلْأَوْلَادُ، لَا يُضِلَّكُمْ أَحَدٌ: مَنْ يَفْعَلُ ٱلْبِرَّ فَهُوَ بَارٌّ، كَمَا أَنَّ ذَاكَ بَارٌّ.</w:t>
       </w:r>
-      <w:r>
-        <w:rPr>
-          <w:lang w:val="ar_AE" w:bidi="ar_AE"/>
-        </w:rPr>
-      </w:r>
-      <w:r>
-        <w:rPr>
-          <w:lang w:val="ar_AE" w:bidi="ar_AE"/>
-        </w:rPr>
-      </w:r>
-    </w:p>
-    <w:p>
-      <w:pPr>
-        <w:bidi/>
-      </w:pPr>
-      <w:r>
-        <w:rPr>
-          <w:lang w:val="ar_AE" w:bidi="ar_AE"/>
-        </w:rPr>
-      </w:r>
-    </w:p>
-    <w:p>
-      <w:pPr>
-        <w:bidi/>
-      </w:pPr>
-      <w:r>
-        <w:rPr>
-          <w:lang w:val="ar_AE" w:bidi="ar_AE"/>
-        </w:rPr>
-      </w:r>
-      <w:r>
-        <w:rPr>
-          <w:vertAlign w:val="superscript"/>
+    </w:p>
+    <w:p>
+      <w:pPr>
+        <w:bidi/>
+      </w:pPr>
+      <w:r>
+        <w:rPr>
+          <w:rtl/>
+          <w:cs/>
+          <w:lang w:val="ar_AE" w:bidi="ar_AE"/>
+        </w:rPr>
+      </w:r>
+      <w:r>
+        <w:rPr>
+          <w:vertAlign w:val="superscript"/>
+          <w:rtl/>
+          <w:cs/>
           <w:lang w:val="ar_AE" w:bidi="ar_AE"/>
         </w:rPr>
         <w:t>8</w:t>
       </w:r>
       <w:r>
         <w:rPr>
+          <w:rtl/>
+          <w:cs/>
           <w:lang w:val="ar_AE" w:bidi="ar_AE"/>
         </w:rPr>
         <w:t xml:space="preserve"> مَنْ يَفْعَلُ ٱلْخَطِيَّةَ فَهُوَ مِنْ إِبْلِيسَ، لِأَنَّ إِبْلِيسَ مِنَ ٱلْبَدْءِ يُخْطِئُ. لِأَجْلِ هَذَا أُظْهِرَ ٱبْنُ ٱللهِ لِكَيْ يَنْقُضَ أَعْمَالَ إِبْلِيسَ.</w:t>
       </w:r>
-      <w:r>
-        <w:rPr>
-          <w:lang w:val="ar_AE" w:bidi="ar_AE"/>
-        </w:rPr>
-      </w:r>
-      <w:r>
-        <w:rPr>
-          <w:lang w:val="ar_AE" w:bidi="ar_AE"/>
-        </w:rPr>
-      </w:r>
-    </w:p>
-    <w:p>
-      <w:pPr>
-        <w:bidi/>
-      </w:pPr>
-      <w:r>
-        <w:rPr>
-          <w:lang w:val="ar_AE" w:bidi="ar_AE"/>
-        </w:rPr>
-      </w:r>
-    </w:p>
-    <w:p>
-      <w:pPr>
-        <w:bidi/>
-      </w:pPr>
-      <w:r>
-        <w:rPr>
-          <w:lang w:val="ar_AE" w:bidi="ar_AE"/>
-        </w:rPr>
-      </w:r>
-      <w:r>
-        <w:rPr>
-          <w:vertAlign w:val="superscript"/>
+    </w:p>
+    <w:p>
+      <w:pPr>
+        <w:bidi/>
+      </w:pPr>
+      <w:r>
+        <w:rPr>
+          <w:rtl/>
+          <w:cs/>
+          <w:lang w:val="ar_AE" w:bidi="ar_AE"/>
+        </w:rPr>
+      </w:r>
+      <w:r>
+        <w:rPr>
+          <w:vertAlign w:val="superscript"/>
+          <w:rtl/>
+          <w:cs/>
           <w:lang w:val="ar_AE" w:bidi="ar_AE"/>
         </w:rPr>
         <w:t>9</w:t>
       </w:r>
       <w:r>
         <w:rPr>
+          <w:rtl/>
+          <w:cs/>
           <w:lang w:val="ar_AE" w:bidi="ar_AE"/>
         </w:rPr>
         <w:t xml:space="preserve"> كُلُّ مَنْ هُوَ مَوْلُودٌ مِنَ ٱللهِ لَا يَفْعَلُ خَطِيَّةً، لِأَنَّ زَرْعَهُ يَثْبُتُ فِيهِ، وَلَا يَسْتَطِيعُ أَنْ يُخْطِئَ لِأَنَّهُ مَوْلُودٌ مِنَ ٱللهِ.</w:t>
       </w:r>
-      <w:r>
-        <w:rPr>
-          <w:lang w:val="ar_AE" w:bidi="ar_AE"/>
-        </w:rPr>
-      </w:r>
-      <w:r>
-        <w:rPr>
-          <w:lang w:val="ar_AE" w:bidi="ar_AE"/>
-        </w:rPr>
-      </w:r>
-    </w:p>
-    <w:p>
-      <w:pPr>
-        <w:bidi/>
-      </w:pPr>
-      <w:r>
-        <w:rPr>
-          <w:lang w:val="ar_AE" w:bidi="ar_AE"/>
-        </w:rPr>
-      </w:r>
-    </w:p>
-    <w:p>
-      <w:pPr>
-        <w:bidi/>
-      </w:pPr>
-      <w:r>
-        <w:rPr>
-          <w:lang w:val="ar_AE" w:bidi="ar_AE"/>
-        </w:rPr>
-      </w:r>
-      <w:r>
-        <w:rPr>
-          <w:vertAlign w:val="superscript"/>
+    </w:p>
+    <w:p>
+      <w:pPr>
+        <w:bidi/>
+      </w:pPr>
+      <w:r>
+        <w:rPr>
+          <w:rtl/>
+          <w:cs/>
+          <w:lang w:val="ar_AE" w:bidi="ar_AE"/>
+        </w:rPr>
+      </w:r>
+      <w:r>
+        <w:rPr>
+          <w:vertAlign w:val="superscript"/>
+          <w:rtl/>
+          <w:cs/>
           <w:lang w:val="ar_AE" w:bidi="ar_AE"/>
         </w:rPr>
         <w:t>10</w:t>
       </w:r>
       <w:r>
         <w:rPr>
+          <w:rtl/>
+          <w:cs/>
           <w:lang w:val="ar_AE" w:bidi="ar_AE"/>
         </w:rPr>
         <w:t xml:space="preserve"> بِهَذَا أَوْلَادُ ٱللهِ ظَاهِرُونَ وَأَوْلَادُ إِبْلِيسَ: كُلُّ مَنْ لَا يَفْعَلُ ٱلْبِرَّ فَلَيْسَ مِنَ ٱللهِ، وَكَذَا مَنْ لَا يُحِبُّ أَخَاهُ.</w:t>
       </w:r>
-      <w:r>
-        <w:rPr>
-          <w:lang w:val="ar_AE" w:bidi="ar_AE"/>
-        </w:rPr>
-      </w:r>
-      <w:r>
-        <w:rPr>
-          <w:lang w:val="ar_AE" w:bidi="ar_AE"/>
-        </w:rPr>
-      </w:r>
-    </w:p>
-    <w:p>
-      <w:pPr>
-        <w:bidi/>
-      </w:pPr>
-      <w:r>
-        <w:rPr>
-          <w:lang w:val="ar_AE" w:bidi="ar_AE"/>
-        </w:rPr>
-      </w:r>
-    </w:p>
-    <w:p>
-      <w:pPr>
-        <w:bidi/>
-      </w:pPr>
-      <w:r>
-        <w:rPr>
-          <w:lang w:val="ar_AE" w:bidi="ar_AE"/>
-        </w:rPr>
-      </w:r>
-      <w:r>
-        <w:rPr>
-          <w:vertAlign w:val="superscript"/>
+    </w:p>
+    <w:p>
+      <w:pPr>
+        <w:bidi/>
+      </w:pPr>
+      <w:r>
+        <w:rPr>
+          <w:rtl/>
+          <w:cs/>
+          <w:lang w:val="ar_AE" w:bidi="ar_AE"/>
+        </w:rPr>
+      </w:r>
+      <w:r>
+        <w:rPr>
+          <w:vertAlign w:val="superscript"/>
+          <w:rtl/>
+          <w:cs/>
           <w:lang w:val="ar_AE" w:bidi="ar_AE"/>
         </w:rPr>
         <w:t>11</w:t>
       </w:r>
       <w:r>
         <w:rPr>
+          <w:rtl/>
+          <w:cs/>
           <w:lang w:val="ar_AE" w:bidi="ar_AE"/>
         </w:rPr>
         <w:t xml:space="preserve"> لِأَنَّ هَذَا هُوَ ٱلْخَبَرُ ٱلَّذِي سَمِعْتُمُوهُ مِنَ ٱلْبَدْءِ: أَنْ يُحِبَّ بَعْضُنَا بَعْضًا.</w:t>
       </w:r>
-      <w:r>
-        <w:rPr>
-          <w:lang w:val="ar_AE" w:bidi="ar_AE"/>
-        </w:rPr>
-      </w:r>
-      <w:r>
-        <w:rPr>
-          <w:lang w:val="ar_AE" w:bidi="ar_AE"/>
-        </w:rPr>
-      </w:r>
-    </w:p>
-    <w:p>
-      <w:pPr>
-        <w:bidi/>
-      </w:pPr>
-      <w:r>
-        <w:rPr>
-          <w:lang w:val="ar_AE" w:bidi="ar_AE"/>
-        </w:rPr>
-      </w:r>
-    </w:p>
-    <w:p>
-      <w:pPr>
-        <w:bidi/>
-      </w:pPr>
-      <w:r>
-        <w:rPr>
-          <w:lang w:val="ar_AE" w:bidi="ar_AE"/>
-        </w:rPr>
-      </w:r>
-      <w:r>
-        <w:rPr>
-          <w:vertAlign w:val="superscript"/>
+    </w:p>
+    <w:p>
+      <w:pPr>
+        <w:bidi/>
+      </w:pPr>
+      <w:r>
+        <w:rPr>
+          <w:rtl/>
+          <w:cs/>
+          <w:lang w:val="ar_AE" w:bidi="ar_AE"/>
+        </w:rPr>
+      </w:r>
+      <w:r>
+        <w:rPr>
+          <w:vertAlign w:val="superscript"/>
+          <w:rtl/>
+          <w:cs/>
           <w:lang w:val="ar_AE" w:bidi="ar_AE"/>
         </w:rPr>
         <w:t>12</w:t>
       </w:r>
       <w:r>
         <w:rPr>
+          <w:rtl/>
+          <w:cs/>
           <w:lang w:val="ar_AE" w:bidi="ar_AE"/>
         </w:rPr>
         <w:t xml:space="preserve"> لَيْسَ كَمَا كَانَ قَايِينُ مِنَ ٱلشِّرِّيرِ وَذَبَحَ أَخَاهُ. وَلِمَاذَا ذَبَحَهُ؟ لِأَنَّ أَعْمَالَهُ كَانَتْ شِرِّيرَةً، وَأَعْمَالَ أَخِيهِ بَارَّةٌ.</w:t>
       </w:r>
-      <w:r>
-        <w:rPr>
-          <w:lang w:val="ar_AE" w:bidi="ar_AE"/>
-        </w:rPr>
-      </w:r>
-      <w:r>
-        <w:rPr>
-          <w:lang w:val="ar_AE" w:bidi="ar_AE"/>
-        </w:rPr>
-      </w:r>
-    </w:p>
-    <w:p>
-      <w:pPr>
-        <w:bidi/>
-      </w:pPr>
-      <w:r>
-        <w:rPr>
-          <w:lang w:val="ar_AE" w:bidi="ar_AE"/>
-        </w:rPr>
-      </w:r>
-    </w:p>
-    <w:p>
-      <w:pPr>
-        <w:bidi/>
-      </w:pPr>
-      <w:r>
-        <w:rPr>
-          <w:lang w:val="ar_AE" w:bidi="ar_AE"/>
-        </w:rPr>
-      </w:r>
-      <w:r>
-        <w:rPr>
-          <w:vertAlign w:val="superscript"/>
+    </w:p>
+    <w:p>
+      <w:pPr>
+        <w:bidi/>
+      </w:pPr>
+      <w:r>
+        <w:rPr>
+          <w:rtl/>
+          <w:cs/>
+          <w:lang w:val="ar_AE" w:bidi="ar_AE"/>
+        </w:rPr>
+      </w:r>
+      <w:r>
+        <w:rPr>
+          <w:vertAlign w:val="superscript"/>
+          <w:rtl/>
+          <w:cs/>
           <w:lang w:val="ar_AE" w:bidi="ar_AE"/>
         </w:rPr>
         <w:t>13</w:t>
       </w:r>
       <w:r>
         <w:rPr>
+          <w:rtl/>
+          <w:cs/>
           <w:lang w:val="ar_AE" w:bidi="ar_AE"/>
         </w:rPr>
         <w:t xml:space="preserve"> لَا تَتَعَجَّبُوا يَا إِخْوَتِي إِنْ كَانَ ٱلْعَالَمُ يُبْغِضُكُمْ.</w:t>
       </w:r>
-      <w:r>
-        <w:rPr>
-          <w:lang w:val="ar_AE" w:bidi="ar_AE"/>
-        </w:rPr>
-      </w:r>
-      <w:r>
-        <w:rPr>
-          <w:lang w:val="ar_AE" w:bidi="ar_AE"/>
-        </w:rPr>
-      </w:r>
-    </w:p>
-    <w:p>
-      <w:pPr>
-        <w:bidi/>
-      </w:pPr>
-      <w:r>
-        <w:rPr>
-          <w:lang w:val="ar_AE" w:bidi="ar_AE"/>
-        </w:rPr>
-      </w:r>
-    </w:p>
-    <w:p>
-      <w:pPr>
-        <w:bidi/>
-      </w:pPr>
-      <w:r>
-        <w:rPr>
-          <w:lang w:val="ar_AE" w:bidi="ar_AE"/>
-        </w:rPr>
-      </w:r>
-      <w:r>
-        <w:rPr>
-          <w:vertAlign w:val="superscript"/>
+    </w:p>
+    <w:p>
+      <w:pPr>
+        <w:bidi/>
+      </w:pPr>
+      <w:r>
+        <w:rPr>
+          <w:rtl/>
+          <w:cs/>
+          <w:lang w:val="ar_AE" w:bidi="ar_AE"/>
+        </w:rPr>
+      </w:r>
+      <w:r>
+        <w:rPr>
+          <w:vertAlign w:val="superscript"/>
+          <w:rtl/>
+          <w:cs/>
           <w:lang w:val="ar_AE" w:bidi="ar_AE"/>
         </w:rPr>
         <w:t>14</w:t>
       </w:r>
       <w:r>
         <w:rPr>
+          <w:rtl/>
+          <w:cs/>
           <w:lang w:val="ar_AE" w:bidi="ar_AE"/>
         </w:rPr>
         <w:t xml:space="preserve"> نَحْنُ نَعْلَمُ أَنَّنَا قَدِ ٱنْتَقَلْنَا مِنَ ٱلْمَوْتِ إِلَى ٱلْحَيَاةِ، لِأَنَّنَا نُحِبُّ ٱلْإِخْوَةَ. مَنْ لَا يُحِبَّ أَخَاهُ يَبْقَ فِي ٱلْمَوْتِ.</w:t>
       </w:r>
-      <w:r>
-        <w:rPr>
-          <w:lang w:val="ar_AE" w:bidi="ar_AE"/>
-        </w:rPr>
-      </w:r>
-      <w:r>
-        <w:rPr>
-          <w:lang w:val="ar_AE" w:bidi="ar_AE"/>
-        </w:rPr>
-      </w:r>
-    </w:p>
-    <w:p>
-      <w:pPr>
-        <w:bidi/>
-      </w:pPr>
-      <w:r>
-        <w:rPr>
-          <w:lang w:val="ar_AE" w:bidi="ar_AE"/>
-        </w:rPr>
-      </w:r>
-    </w:p>
-    <w:p>
-      <w:pPr>
-        <w:bidi/>
-      </w:pPr>
-      <w:r>
-        <w:rPr>
-          <w:lang w:val="ar_AE" w:bidi="ar_AE"/>
-        </w:rPr>
-      </w:r>
-      <w:r>
-        <w:rPr>
-          <w:vertAlign w:val="superscript"/>
+    </w:p>
+    <w:p>
+      <w:pPr>
+        <w:bidi/>
+      </w:pPr>
+      <w:r>
+        <w:rPr>
+          <w:rtl/>
+          <w:cs/>
+          <w:lang w:val="ar_AE" w:bidi="ar_AE"/>
+        </w:rPr>
+      </w:r>
+      <w:r>
+        <w:rPr>
+          <w:vertAlign w:val="superscript"/>
+          <w:rtl/>
+          <w:cs/>
           <w:lang w:val="ar_AE" w:bidi="ar_AE"/>
         </w:rPr>
         <w:t>15</w:t>
       </w:r>
       <w:r>
         <w:rPr>
+          <w:rtl/>
+          <w:cs/>
           <w:lang w:val="ar_AE" w:bidi="ar_AE"/>
         </w:rPr>
         <w:t xml:space="preserve"> كُلُّ مَنْ يُبْغِضُ أَخَاهُ فَهُوَ قَاتِلُ نَفْسٍ، وَأَنْتُمْ تَعْلَمُونَ أَنَّ كُلَّ قَاتِلِ نَفْسٍ لَيْسَ لَهُ حَيَاةٌ أَبَدِيَّةٌ ثَابِتَةٌ فِيهِ.</w:t>
       </w:r>
-      <w:r>
-        <w:rPr>
-          <w:lang w:val="ar_AE" w:bidi="ar_AE"/>
-        </w:rPr>
-      </w:r>
-      <w:r>
-        <w:rPr>
-          <w:lang w:val="ar_AE" w:bidi="ar_AE"/>
-        </w:rPr>
-      </w:r>
-    </w:p>
-    <w:p>
-      <w:pPr>
-        <w:bidi/>
-      </w:pPr>
-      <w:r>
-        <w:rPr>
-          <w:lang w:val="ar_AE" w:bidi="ar_AE"/>
-        </w:rPr>
-      </w:r>
-    </w:p>
-    <w:p>
-      <w:pPr>
-        <w:bidi/>
-      </w:pPr>
-      <w:r>
-        <w:rPr>
-          <w:lang w:val="ar_AE" w:bidi="ar_AE"/>
-        </w:rPr>
-      </w:r>
-      <w:r>
-        <w:rPr>
-          <w:vertAlign w:val="superscript"/>
+    </w:p>
+    <w:p>
+      <w:pPr>
+        <w:bidi/>
+      </w:pPr>
+      <w:r>
+        <w:rPr>
+          <w:rtl/>
+          <w:cs/>
+          <w:lang w:val="ar_AE" w:bidi="ar_AE"/>
+        </w:rPr>
+      </w:r>
+      <w:r>
+        <w:rPr>
+          <w:vertAlign w:val="superscript"/>
+          <w:rtl/>
+          <w:cs/>
           <w:lang w:val="ar_AE" w:bidi="ar_AE"/>
         </w:rPr>
         <w:t>16</w:t>
       </w:r>
       <w:r>
         <w:rPr>
+          <w:rtl/>
+          <w:cs/>
           <w:lang w:val="ar_AE" w:bidi="ar_AE"/>
         </w:rPr>
         <w:t xml:space="preserve"> بِهَذَا قَدْ عَرَفْنَا ٱلْمَحَبَّةَ: أَنَّ ذَاكَ وَضَعَ نَفْسَهُ لِأَجْلِنَا، فَنَحْنُ يَنْبَغِي لَنَا أَنْ نَضَعَ نُفُوسَنَا لِأَجْلِ ٱلْإِخْوَةِ.</w:t>
       </w:r>
-      <w:r>
-        <w:rPr>
-          <w:lang w:val="ar_AE" w:bidi="ar_AE"/>
-        </w:rPr>
-      </w:r>
-      <w:r>
-        <w:rPr>
-          <w:lang w:val="ar_AE" w:bidi="ar_AE"/>
-        </w:rPr>
-      </w:r>
-    </w:p>
-    <w:p>
-      <w:pPr>
-        <w:bidi/>
-      </w:pPr>
-      <w:r>
-        <w:rPr>
-          <w:lang w:val="ar_AE" w:bidi="ar_AE"/>
-        </w:rPr>
-      </w:r>
-    </w:p>
-    <w:p>
-      <w:pPr>
-        <w:bidi/>
-      </w:pPr>
-      <w:r>
-        <w:rPr>
-          <w:lang w:val="ar_AE" w:bidi="ar_AE"/>
-        </w:rPr>
-      </w:r>
-      <w:r>
-        <w:rPr>
-          <w:vertAlign w:val="superscript"/>
+    </w:p>
+    <w:p>
+      <w:pPr>
+        <w:bidi/>
+      </w:pPr>
+      <w:r>
+        <w:rPr>
+          <w:rtl/>
+          <w:cs/>
+          <w:lang w:val="ar_AE" w:bidi="ar_AE"/>
+        </w:rPr>
+      </w:r>
+      <w:r>
+        <w:rPr>
+          <w:vertAlign w:val="superscript"/>
+          <w:rtl/>
+          <w:cs/>
           <w:lang w:val="ar_AE" w:bidi="ar_AE"/>
         </w:rPr>
         <w:t>17</w:t>
       </w:r>
       <w:r>
         <w:rPr>
+          <w:rtl/>
+          <w:cs/>
           <w:lang w:val="ar_AE" w:bidi="ar_AE"/>
         </w:rPr>
         <w:t xml:space="preserve"> وَأَمَّا مَنْ كَانَ لَهُ مَعِيشَةُ ٱلْعَالَمِ، وَنَظَرَ أَخَاهُ مُحْتَاجًا، وَأَغْلَقَ أَحْشَاءَهُ عَنْهُ، فَكَيْفَ تَثْبُتُ مَحَبَّةُ ٱللهِ فِيهِ؟</w:t>
       </w:r>
-      <w:r>
-        <w:rPr>
-          <w:lang w:val="ar_AE" w:bidi="ar_AE"/>
-        </w:rPr>
-      </w:r>
-      <w:r>
-        <w:rPr>
-          <w:lang w:val="ar_AE" w:bidi="ar_AE"/>
-        </w:rPr>
-      </w:r>
-    </w:p>
-    <w:p>
-      <w:pPr>
-        <w:bidi/>
-      </w:pPr>
-      <w:r>
-        <w:rPr>
-          <w:lang w:val="ar_AE" w:bidi="ar_AE"/>
-        </w:rPr>
-      </w:r>
-    </w:p>
-    <w:p>
-      <w:pPr>
-        <w:bidi/>
-      </w:pPr>
-      <w:r>
-        <w:rPr>
-          <w:lang w:val="ar_AE" w:bidi="ar_AE"/>
-        </w:rPr>
-      </w:r>
-      <w:r>
-        <w:rPr>
-          <w:vertAlign w:val="superscript"/>
+    </w:p>
+    <w:p>
+      <w:pPr>
+        <w:bidi/>
+      </w:pPr>
+      <w:r>
+        <w:rPr>
+          <w:rtl/>
+          <w:cs/>
+          <w:lang w:val="ar_AE" w:bidi="ar_AE"/>
+        </w:rPr>
+      </w:r>
+      <w:r>
+        <w:rPr>
+          <w:vertAlign w:val="superscript"/>
+          <w:rtl/>
+          <w:cs/>
           <w:lang w:val="ar_AE" w:bidi="ar_AE"/>
         </w:rPr>
         <w:t>18</w:t>
       </w:r>
       <w:r>
         <w:rPr>
+          <w:rtl/>
+          <w:cs/>
           <w:lang w:val="ar_AE" w:bidi="ar_AE"/>
         </w:rPr>
         <w:t xml:space="preserve"> يَا أَوْلَادِي، لَا نُحِبَّ بِٱلْكَلَامِ وَلَا بِٱللِّسَانِ، بَلْ بِٱلْعَمَلِ وَٱلْحَقِّ!</w:t>
       </w:r>
-      <w:r>
-        <w:rPr>
-          <w:lang w:val="ar_AE" w:bidi="ar_AE"/>
-        </w:rPr>
-      </w:r>
-      <w:r>
-        <w:rPr>
-          <w:lang w:val="ar_AE" w:bidi="ar_AE"/>
-        </w:rPr>
-      </w:r>
-    </w:p>
-    <w:p>
-      <w:pPr>
-        <w:bidi/>
-      </w:pPr>
-      <w:r>
-        <w:rPr>
-          <w:lang w:val="ar_AE" w:bidi="ar_AE"/>
-        </w:rPr>
-      </w:r>
-    </w:p>
-    <w:p>
-      <w:pPr>
-        <w:bidi/>
-      </w:pPr>
-      <w:r>
-        <w:rPr>
-          <w:lang w:val="ar_AE" w:bidi="ar_AE"/>
-        </w:rPr>
-      </w:r>
-      <w:r>
-        <w:rPr>
-          <w:vertAlign w:val="superscript"/>
+    </w:p>
+    <w:p>
+      <w:pPr>
+        <w:bidi/>
+      </w:pPr>
+      <w:r>
+        <w:rPr>
+          <w:rtl/>
+          <w:cs/>
+          <w:lang w:val="ar_AE" w:bidi="ar_AE"/>
+        </w:rPr>
+      </w:r>
+      <w:r>
+        <w:rPr>
+          <w:vertAlign w:val="superscript"/>
+          <w:rtl/>
+          <w:cs/>
           <w:lang w:val="ar_AE" w:bidi="ar_AE"/>
         </w:rPr>
         <w:t>19</w:t>
       </w:r>
       <w:r>
         <w:rPr>
+          <w:rtl/>
+          <w:cs/>
           <w:lang w:val="ar_AE" w:bidi="ar_AE"/>
         </w:rPr>
         <w:t xml:space="preserve"> وَبِهَذَا نَعْرِفُ أَنَّنَا مِنَ ٱلْحَقِّ وَنُسَكِّنُ قُلُوبَنَا قُدَّامَهُ.</w:t>
       </w:r>
-      <w:r>
-        <w:rPr>
-          <w:lang w:val="ar_AE" w:bidi="ar_AE"/>
-        </w:rPr>
-      </w:r>
-      <w:r>
-        <w:rPr>
-          <w:lang w:val="ar_AE" w:bidi="ar_AE"/>
-        </w:rPr>
-      </w:r>
-    </w:p>
-    <w:p>
-      <w:pPr>
-        <w:bidi/>
-      </w:pPr>
-      <w:r>
-        <w:rPr>
-          <w:lang w:val="ar_AE" w:bidi="ar_AE"/>
-        </w:rPr>
-      </w:r>
-    </w:p>
-    <w:p>
-      <w:pPr>
-        <w:bidi/>
-      </w:pPr>
-      <w:r>
-        <w:rPr>
-          <w:lang w:val="ar_AE" w:bidi="ar_AE"/>
-        </w:rPr>
-      </w:r>
-      <w:r>
-        <w:rPr>
-          <w:vertAlign w:val="superscript"/>
+    </w:p>
+    <w:p>
+      <w:pPr>
+        <w:bidi/>
+      </w:pPr>
+      <w:r>
+        <w:rPr>
+          <w:rtl/>
+          <w:cs/>
+          <w:lang w:val="ar_AE" w:bidi="ar_AE"/>
+        </w:rPr>
+      </w:r>
+      <w:r>
+        <w:rPr>
+          <w:vertAlign w:val="superscript"/>
+          <w:rtl/>
+          <w:cs/>
           <w:lang w:val="ar_AE" w:bidi="ar_AE"/>
         </w:rPr>
         <w:t>20</w:t>
       </w:r>
       <w:r>
         <w:rPr>
+          <w:rtl/>
+          <w:cs/>
           <w:lang w:val="ar_AE" w:bidi="ar_AE"/>
         </w:rPr>
         <w:t xml:space="preserve"> لِأَنَّهُ إِنْ لَامَتْنَا قُلُوبُنَا فَٱللهُ أَعْظَمُ مِنْ قُلُوبِنَا، وَيَعْلَمُ كُلَّ شَيْءٍ.</w:t>
       </w:r>
-      <w:r>
-        <w:rPr>
-          <w:lang w:val="ar_AE" w:bidi="ar_AE"/>
-        </w:rPr>
-      </w:r>
-      <w:r>
-        <w:rPr>
-          <w:lang w:val="ar_AE" w:bidi="ar_AE"/>
-        </w:rPr>
-      </w:r>
-    </w:p>
-    <w:p>
-      <w:pPr>
-        <w:bidi/>
-      </w:pPr>
-      <w:r>
-        <w:rPr>
-          <w:lang w:val="ar_AE" w:bidi="ar_AE"/>
-        </w:rPr>
-      </w:r>
-    </w:p>
-    <w:p>
-      <w:pPr>
-        <w:bidi/>
-      </w:pPr>
-      <w:r>
-        <w:rPr>
-          <w:lang w:val="ar_AE" w:bidi="ar_AE"/>
-        </w:rPr>
-      </w:r>
-      <w:r>
-        <w:rPr>
-          <w:vertAlign w:val="superscript"/>
+    </w:p>
+    <w:p>
+      <w:pPr>
+        <w:bidi/>
+      </w:pPr>
+      <w:r>
+        <w:rPr>
+          <w:rtl/>
+          <w:cs/>
+          <w:lang w:val="ar_AE" w:bidi="ar_AE"/>
+        </w:rPr>
+      </w:r>
+      <w:r>
+        <w:rPr>
+          <w:vertAlign w:val="superscript"/>
+          <w:rtl/>
+          <w:cs/>
           <w:lang w:val="ar_AE" w:bidi="ar_AE"/>
         </w:rPr>
         <w:t>21</w:t>
       </w:r>
       <w:r>
         <w:rPr>
+          <w:rtl/>
+          <w:cs/>
           <w:lang w:val="ar_AE" w:bidi="ar_AE"/>
         </w:rPr>
         <w:t xml:space="preserve"> أَيُّهَا ٱلْأَحِبَّاءُ، إِنْ لَمْ تَلُمْنَا قُلُوبُنَا، فَلَنَا ثِقَةٌ مِنْ نَحْوِ ٱللهِ.</w:t>
       </w:r>
-      <w:r>
-        <w:rPr>
-          <w:lang w:val="ar_AE" w:bidi="ar_AE"/>
-        </w:rPr>
-      </w:r>
-      <w:r>
-        <w:rPr>
-          <w:lang w:val="ar_AE" w:bidi="ar_AE"/>
-        </w:rPr>
-      </w:r>
-    </w:p>
-    <w:p>
-      <w:pPr>
-        <w:bidi/>
-      </w:pPr>
-      <w:r>
-        <w:rPr>
-          <w:lang w:val="ar_AE" w:bidi="ar_AE"/>
-        </w:rPr>
-      </w:r>
-    </w:p>
-    <w:p>
-      <w:pPr>
-        <w:bidi/>
-      </w:pPr>
-      <w:r>
-        <w:rPr>
-          <w:lang w:val="ar_AE" w:bidi="ar_AE"/>
-        </w:rPr>
-      </w:r>
-      <w:r>
-        <w:rPr>
-          <w:vertAlign w:val="superscript"/>
+    </w:p>
+    <w:p>
+      <w:pPr>
+        <w:bidi/>
+      </w:pPr>
+      <w:r>
+        <w:rPr>
+          <w:rtl/>
+          <w:cs/>
+          <w:lang w:val="ar_AE" w:bidi="ar_AE"/>
+        </w:rPr>
+      </w:r>
+      <w:r>
+        <w:rPr>
+          <w:vertAlign w:val="superscript"/>
+          <w:rtl/>
+          <w:cs/>
           <w:lang w:val="ar_AE" w:bidi="ar_AE"/>
         </w:rPr>
         <w:t>22</w:t>
       </w:r>
       <w:r>
         <w:rPr>
+          <w:rtl/>
+          <w:cs/>
           <w:lang w:val="ar_AE" w:bidi="ar_AE"/>
         </w:rPr>
         <w:t xml:space="preserve"> وَمَهْمَا سَأَلْنَا نَنَالُ مِنْهُ، لِأَنَّنَا نَحْفَظُ وَصَايَاهُ، وَنَعْمَلُ ٱلْأَعْمَالَ ٱلْمَرْضِيَّةَ أَمَامَهُ.</w:t>
       </w:r>
-      <w:r>
-        <w:rPr>
-          <w:lang w:val="ar_AE" w:bidi="ar_AE"/>
-        </w:rPr>
-      </w:r>
-      <w:r>
-        <w:rPr>
-          <w:lang w:val="ar_AE" w:bidi="ar_AE"/>
-        </w:rPr>
-      </w:r>
-    </w:p>
-    <w:p>
-      <w:pPr>
-        <w:bidi/>
-      </w:pPr>
-      <w:r>
-        <w:rPr>
-          <w:lang w:val="ar_AE" w:bidi="ar_AE"/>
-        </w:rPr>
-      </w:r>
-    </w:p>
-    <w:p>
-      <w:pPr>
-        <w:bidi/>
-      </w:pPr>
-      <w:r>
-        <w:rPr>
-          <w:lang w:val="ar_AE" w:bidi="ar_AE"/>
-        </w:rPr>
-      </w:r>
-      <w:r>
-        <w:rPr>
-          <w:vertAlign w:val="superscript"/>
+    </w:p>
+    <w:p>
+      <w:pPr>
+        <w:bidi/>
+      </w:pPr>
+      <w:r>
+        <w:rPr>
+          <w:rtl/>
+          <w:cs/>
+          <w:lang w:val="ar_AE" w:bidi="ar_AE"/>
+        </w:rPr>
+      </w:r>
+      <w:r>
+        <w:rPr>
+          <w:vertAlign w:val="superscript"/>
+          <w:rtl/>
+          <w:cs/>
           <w:lang w:val="ar_AE" w:bidi="ar_AE"/>
         </w:rPr>
         <w:t>23</w:t>
       </w:r>
       <w:r>
         <w:rPr>
+          <w:rtl/>
+          <w:cs/>
           <w:lang w:val="ar_AE" w:bidi="ar_AE"/>
         </w:rPr>
         <w:t xml:space="preserve"> وَهَذِهِ هِيَ وَصِيَّتُهُ: أَنْ نُؤْمِنَ بِٱسْمِ ٱبْنِهِ يَسُوعَ ٱلْمَسِيحِ، وَنُحِبَّ بَعْضُنَا بَعْضًا كَمَا أَعْطَانَا وَصِيَّةً.</w:t>
       </w:r>
-      <w:r>
-        <w:rPr>
-          <w:lang w:val="ar_AE" w:bidi="ar_AE"/>
-        </w:rPr>
-      </w:r>
-      <w:r>
-        <w:rPr>
-          <w:lang w:val="ar_AE" w:bidi="ar_AE"/>
-        </w:rPr>
-      </w:r>
-    </w:p>
-    <w:p>
-      <w:pPr>
-        <w:bidi/>
-      </w:pPr>
-      <w:r>
-        <w:rPr>
-          <w:lang w:val="ar_AE" w:bidi="ar_AE"/>
-        </w:rPr>
-      </w:r>
-    </w:p>
-    <w:p>
-      <w:pPr>
-        <w:bidi/>
-      </w:pPr>
-      <w:r>
-        <w:rPr>
-          <w:lang w:val="ar_AE" w:bidi="ar_AE"/>
-        </w:rPr>
-      </w:r>
-      <w:r>
-        <w:rPr>
-          <w:vertAlign w:val="superscript"/>
+    </w:p>
+    <w:p>
+      <w:pPr>
+        <w:bidi/>
+      </w:pPr>
+      <w:r>
+        <w:rPr>
+          <w:rtl/>
+          <w:cs/>
+          <w:lang w:val="ar_AE" w:bidi="ar_AE"/>
+        </w:rPr>
+      </w:r>
+      <w:r>
+        <w:rPr>
+          <w:vertAlign w:val="superscript"/>
+          <w:rtl/>
+          <w:cs/>
           <w:lang w:val="ar_AE" w:bidi="ar_AE"/>
         </w:rPr>
         <w:t>24</w:t>
       </w:r>
       <w:r>
         <w:rPr>
+          <w:rtl/>
+          <w:cs/>
           <w:lang w:val="ar_AE" w:bidi="ar_AE"/>
         </w:rPr>
         <w:t xml:space="preserve"> وَمَنْ يَحْفَظْ وَصَايَاهُ يَثْبُتْ فِيهِ وَهُوَ فِيهِ. وَبِهَذَا نَعْرِفُ أَنَّهُ يَثْبُتُ فِينَا: مِنَ ٱلرُّوحِ ٱلَّذِي أَعْطَانَا.</w:t>
       </w:r>
-      <w:r>
-        <w:rPr>
-          <w:lang w:val="ar_AE" w:bidi="ar_AE"/>
-        </w:rPr>
-      </w:r>
-      <w:r>
-        <w:rPr>
-          <w:lang w:val="ar_AE" w:bidi="ar_AE"/>
-        </w:rPr>
-      </w:r>
-    </w:p>
-    <w:p>
-      <w:pPr>
-        <w:bidi/>
-      </w:pPr>
-      <w:r>
-        <w:rPr>
-          <w:lang w:val="ar_AE" w:bidi="ar_AE"/>
-        </w:rPr>
-      </w:r>
     </w:p>
     <w:p>
       <w:pPr>
@@ -3001,918 +2126,628 @@
       </w:pPr>
       <w:r>
         <w:rPr>
+          <w:rtl/>
+          <w:cs/>
           <w:lang w:val="ar_AE" w:bidi="ar_AE"/>
         </w:rPr>
         <w:t>1 John 4:1</w:t>
       </w:r>
       <w:r>
         <w:rPr>
-          <w:lang w:val="ar_AE" w:bidi="ar_AE"/>
-        </w:rPr>
-      </w:r>
-    </w:p>
-    <w:p>
-      <w:pPr>
-        <w:bidi/>
-      </w:pPr>
-      <w:r>
-        <w:rPr>
-          <w:lang w:val="ar_AE" w:bidi="ar_AE"/>
-        </w:rPr>
-      </w:r>
-      <w:r>
-        <w:rPr>
-          <w:vertAlign w:val="superscript"/>
+          <w:rtl/>
+          <w:cs/>
+          <w:lang w:val="ar_AE" w:bidi="ar_AE"/>
+        </w:rPr>
+      </w:r>
+    </w:p>
+    <w:p>
+      <w:pPr>
+        <w:bidi/>
+      </w:pPr>
+      <w:r>
+        <w:rPr>
+          <w:rtl/>
+          <w:cs/>
+          <w:lang w:val="ar_AE" w:bidi="ar_AE"/>
+        </w:rPr>
+      </w:r>
+      <w:r>
+        <w:rPr>
+          <w:vertAlign w:val="superscript"/>
+          <w:rtl/>
+          <w:cs/>
           <w:lang w:val="ar_AE" w:bidi="ar_AE"/>
         </w:rPr>
         <w:t>1</w:t>
       </w:r>
       <w:r>
         <w:rPr>
+          <w:rtl/>
+          <w:cs/>
           <w:lang w:val="ar_AE" w:bidi="ar_AE"/>
         </w:rPr>
         <w:t xml:space="preserve"> أَيُّهَا ٱلْأَحِبَّاءُ، لَا تُصَدِّقُوا كُلَّ رُوحٍ، بَلِ ٱمْتَحِنُوا ٱلْأَرْوَاحَ: هَلْ هِيَ مِنَ ٱللهِ؟ لِأَنَّ أَنْبِيَاءَ كَذَبَةً كَثِيرِينَ قَدْ خَرَجُوا إِلَى ٱلْعَالَمِ.</w:t>
       </w:r>
-      <w:r>
-        <w:rPr>
-          <w:lang w:val="ar_AE" w:bidi="ar_AE"/>
-        </w:rPr>
-      </w:r>
-      <w:r>
-        <w:rPr>
-          <w:lang w:val="ar_AE" w:bidi="ar_AE"/>
-        </w:rPr>
-      </w:r>
-    </w:p>
-    <w:p>
-      <w:pPr>
-        <w:bidi/>
-      </w:pPr>
-      <w:r>
-        <w:rPr>
-          <w:lang w:val="ar_AE" w:bidi="ar_AE"/>
-        </w:rPr>
-      </w:r>
-    </w:p>
-    <w:p>
-      <w:pPr>
-        <w:bidi/>
-      </w:pPr>
-      <w:r>
-        <w:rPr>
-          <w:lang w:val="ar_AE" w:bidi="ar_AE"/>
-        </w:rPr>
-      </w:r>
-      <w:r>
-        <w:rPr>
-          <w:vertAlign w:val="superscript"/>
+    </w:p>
+    <w:p>
+      <w:pPr>
+        <w:bidi/>
+      </w:pPr>
+      <w:r>
+        <w:rPr>
+          <w:rtl/>
+          <w:cs/>
+          <w:lang w:val="ar_AE" w:bidi="ar_AE"/>
+        </w:rPr>
+      </w:r>
+      <w:r>
+        <w:rPr>
+          <w:vertAlign w:val="superscript"/>
+          <w:rtl/>
+          <w:cs/>
           <w:lang w:val="ar_AE" w:bidi="ar_AE"/>
         </w:rPr>
         <w:t>2</w:t>
       </w:r>
       <w:r>
         <w:rPr>
+          <w:rtl/>
+          <w:cs/>
           <w:lang w:val="ar_AE" w:bidi="ar_AE"/>
         </w:rPr>
         <w:t xml:space="preserve"> بِهَذَا تَعْرِفُونَ رُوحَ ٱللهِ: كُلُّ رُوحٍ يَعْتَرِفُ بِيَسُوعَ ٱلْمَسِيحِ أَنَّهُ قَدْ جَاءَ فِي ٱلْجَسَدِ فَهُوَ مِنَ ٱللهِ،</w:t>
       </w:r>
-      <w:r>
-        <w:rPr>
-          <w:lang w:val="ar_AE" w:bidi="ar_AE"/>
-        </w:rPr>
-      </w:r>
-      <w:r>
-        <w:rPr>
-          <w:lang w:val="ar_AE" w:bidi="ar_AE"/>
-        </w:rPr>
-      </w:r>
-    </w:p>
-    <w:p>
-      <w:pPr>
-        <w:bidi/>
-      </w:pPr>
-      <w:r>
-        <w:rPr>
-          <w:lang w:val="ar_AE" w:bidi="ar_AE"/>
-        </w:rPr>
-      </w:r>
-    </w:p>
-    <w:p>
-      <w:pPr>
-        <w:bidi/>
-      </w:pPr>
-      <w:r>
-        <w:rPr>
-          <w:lang w:val="ar_AE" w:bidi="ar_AE"/>
-        </w:rPr>
-      </w:r>
-      <w:r>
-        <w:rPr>
-          <w:vertAlign w:val="superscript"/>
+    </w:p>
+    <w:p>
+      <w:pPr>
+        <w:bidi/>
+      </w:pPr>
+      <w:r>
+        <w:rPr>
+          <w:rtl/>
+          <w:cs/>
+          <w:lang w:val="ar_AE" w:bidi="ar_AE"/>
+        </w:rPr>
+      </w:r>
+      <w:r>
+        <w:rPr>
+          <w:vertAlign w:val="superscript"/>
+          <w:rtl/>
+          <w:cs/>
           <w:lang w:val="ar_AE" w:bidi="ar_AE"/>
         </w:rPr>
         <w:t>3</w:t>
       </w:r>
       <w:r>
         <w:rPr>
+          <w:rtl/>
+          <w:cs/>
           <w:lang w:val="ar_AE" w:bidi="ar_AE"/>
         </w:rPr>
         <w:t xml:space="preserve"> وَكُلُّ رُوحٍ لَا يَعْتَرِفُ بِيَسُوعَ ٱلْمَسِيحِ أَنَّهُ قَدْ جَاءَ فِي ٱلْجَسَدِ، فَلَيْسَ مِنَ ٱللهِ. وَهَذَا هُوَ رُوحُ ضِدِّ ٱلْمَسِيحِ ٱلَّذِي سَمِعْتُمْ أَنَّهُ يَأْتِي، وَٱلْآنَ هُوَ فِي ٱلْعَالَمِ.</w:t>
       </w:r>
-      <w:r>
-        <w:rPr>
-          <w:lang w:val="ar_AE" w:bidi="ar_AE"/>
-        </w:rPr>
-      </w:r>
-      <w:r>
-        <w:rPr>
-          <w:lang w:val="ar_AE" w:bidi="ar_AE"/>
-        </w:rPr>
-      </w:r>
-    </w:p>
-    <w:p>
-      <w:pPr>
-        <w:bidi/>
-      </w:pPr>
-      <w:r>
-        <w:rPr>
-          <w:lang w:val="ar_AE" w:bidi="ar_AE"/>
-        </w:rPr>
-      </w:r>
-    </w:p>
-    <w:p>
-      <w:pPr>
-        <w:bidi/>
-      </w:pPr>
-      <w:r>
-        <w:rPr>
-          <w:lang w:val="ar_AE" w:bidi="ar_AE"/>
-        </w:rPr>
-      </w:r>
-      <w:r>
-        <w:rPr>
-          <w:vertAlign w:val="superscript"/>
+    </w:p>
+    <w:p>
+      <w:pPr>
+        <w:bidi/>
+      </w:pPr>
+      <w:r>
+        <w:rPr>
+          <w:rtl/>
+          <w:cs/>
+          <w:lang w:val="ar_AE" w:bidi="ar_AE"/>
+        </w:rPr>
+      </w:r>
+      <w:r>
+        <w:rPr>
+          <w:vertAlign w:val="superscript"/>
+          <w:rtl/>
+          <w:cs/>
           <w:lang w:val="ar_AE" w:bidi="ar_AE"/>
         </w:rPr>
         <w:t>4</w:t>
       </w:r>
       <w:r>
         <w:rPr>
+          <w:rtl/>
+          <w:cs/>
           <w:lang w:val="ar_AE" w:bidi="ar_AE"/>
         </w:rPr>
         <w:t xml:space="preserve"> أَنْتُمْ مِنَ ٱللهِ أَيُّهَا ٱلْأَوْلَادُ، وَقَدْ غَلَبْتُمُوهُمْ لِأَنَّ ٱلَّذِي فِيكُمْ أَعْظَمُ مِنَ ٱلَّذِي فِي ٱلْعَالَمِ.</w:t>
       </w:r>
-      <w:r>
-        <w:rPr>
-          <w:lang w:val="ar_AE" w:bidi="ar_AE"/>
-        </w:rPr>
-      </w:r>
-      <w:r>
-        <w:rPr>
-          <w:lang w:val="ar_AE" w:bidi="ar_AE"/>
-        </w:rPr>
-      </w:r>
-    </w:p>
-    <w:p>
-      <w:pPr>
-        <w:bidi/>
-      </w:pPr>
-      <w:r>
-        <w:rPr>
-          <w:lang w:val="ar_AE" w:bidi="ar_AE"/>
-        </w:rPr>
-      </w:r>
-    </w:p>
-    <w:p>
-      <w:pPr>
-        <w:bidi/>
-      </w:pPr>
-      <w:r>
-        <w:rPr>
-          <w:lang w:val="ar_AE" w:bidi="ar_AE"/>
-        </w:rPr>
-      </w:r>
-      <w:r>
-        <w:rPr>
-          <w:vertAlign w:val="superscript"/>
+    </w:p>
+    <w:p>
+      <w:pPr>
+        <w:bidi/>
+      </w:pPr>
+      <w:r>
+        <w:rPr>
+          <w:rtl/>
+          <w:cs/>
+          <w:lang w:val="ar_AE" w:bidi="ar_AE"/>
+        </w:rPr>
+      </w:r>
+      <w:r>
+        <w:rPr>
+          <w:vertAlign w:val="superscript"/>
+          <w:rtl/>
+          <w:cs/>
           <w:lang w:val="ar_AE" w:bidi="ar_AE"/>
         </w:rPr>
         <w:t>5</w:t>
       </w:r>
       <w:r>
         <w:rPr>
+          <w:rtl/>
+          <w:cs/>
           <w:lang w:val="ar_AE" w:bidi="ar_AE"/>
         </w:rPr>
         <w:t xml:space="preserve"> هُمْ مِنَ ٱلْعَالَمِ، مِنْ أَجْلِ ذَلِكَ يَتَكَلَّمُونَ مِنَ ٱلْعَالَمِ، وَٱلْعَالَمُ يَسْمَعُ لَهُمْ.</w:t>
       </w:r>
-      <w:r>
-        <w:rPr>
-          <w:lang w:val="ar_AE" w:bidi="ar_AE"/>
-        </w:rPr>
-      </w:r>
-      <w:r>
-        <w:rPr>
-          <w:lang w:val="ar_AE" w:bidi="ar_AE"/>
-        </w:rPr>
-      </w:r>
-    </w:p>
-    <w:p>
-      <w:pPr>
-        <w:bidi/>
-      </w:pPr>
-      <w:r>
-        <w:rPr>
-          <w:lang w:val="ar_AE" w:bidi="ar_AE"/>
-        </w:rPr>
-      </w:r>
-    </w:p>
-    <w:p>
-      <w:pPr>
-        <w:bidi/>
-      </w:pPr>
-      <w:r>
-        <w:rPr>
-          <w:lang w:val="ar_AE" w:bidi="ar_AE"/>
-        </w:rPr>
-      </w:r>
-      <w:r>
-        <w:rPr>
-          <w:vertAlign w:val="superscript"/>
+    </w:p>
+    <w:p>
+      <w:pPr>
+        <w:bidi/>
+      </w:pPr>
+      <w:r>
+        <w:rPr>
+          <w:rtl/>
+          <w:cs/>
+          <w:lang w:val="ar_AE" w:bidi="ar_AE"/>
+        </w:rPr>
+      </w:r>
+      <w:r>
+        <w:rPr>
+          <w:vertAlign w:val="superscript"/>
+          <w:rtl/>
+          <w:cs/>
           <w:lang w:val="ar_AE" w:bidi="ar_AE"/>
         </w:rPr>
         <w:t>6</w:t>
       </w:r>
       <w:r>
         <w:rPr>
+          <w:rtl/>
+          <w:cs/>
           <w:lang w:val="ar_AE" w:bidi="ar_AE"/>
         </w:rPr>
         <w:t xml:space="preserve"> نَحْنُ مِنَ ٱللهِ، فَمَنْ يَعْرِفُ ٱللهَ يَسْمَعُ لَنَا، وَمَنْ لَيْسَ مِنَ ٱللهِ لَا يَسْمَعُ لَنَا. مِنْ هَذَا نَعْرِفُ رُوحَ ٱلْحَقِّ وَرُوحَ ٱلضَّلَالِ.</w:t>
       </w:r>
-      <w:r>
-        <w:rPr>
-          <w:lang w:val="ar_AE" w:bidi="ar_AE"/>
-        </w:rPr>
-      </w:r>
-      <w:r>
-        <w:rPr>
-          <w:lang w:val="ar_AE" w:bidi="ar_AE"/>
-        </w:rPr>
-      </w:r>
-    </w:p>
-    <w:p>
-      <w:pPr>
-        <w:bidi/>
-      </w:pPr>
-      <w:r>
-        <w:rPr>
-          <w:lang w:val="ar_AE" w:bidi="ar_AE"/>
-        </w:rPr>
-      </w:r>
-    </w:p>
-    <w:p>
-      <w:pPr>
-        <w:bidi/>
-      </w:pPr>
-      <w:r>
-        <w:rPr>
-          <w:lang w:val="ar_AE" w:bidi="ar_AE"/>
-        </w:rPr>
-      </w:r>
-      <w:r>
-        <w:rPr>
-          <w:vertAlign w:val="superscript"/>
+    </w:p>
+    <w:p>
+      <w:pPr>
+        <w:bidi/>
+      </w:pPr>
+      <w:r>
+        <w:rPr>
+          <w:rtl/>
+          <w:cs/>
+          <w:lang w:val="ar_AE" w:bidi="ar_AE"/>
+        </w:rPr>
+      </w:r>
+      <w:r>
+        <w:rPr>
+          <w:vertAlign w:val="superscript"/>
+          <w:rtl/>
+          <w:cs/>
           <w:lang w:val="ar_AE" w:bidi="ar_AE"/>
         </w:rPr>
         <w:t>7</w:t>
       </w:r>
       <w:r>
         <w:rPr>
+          <w:rtl/>
+          <w:cs/>
           <w:lang w:val="ar_AE" w:bidi="ar_AE"/>
         </w:rPr>
         <w:t xml:space="preserve"> أَيُّهَا ٱلْأَحِبَّاءُ، لِنُحِبَّ بَعْضُنَا بَعْضًا، لِأَنَّ ٱلْمَحَبَّةَ هِيَ مِنَ ٱللهِ، وَكُلُّ مَنْ يُحِبُّ فَقَدْ وُلِدَ مِنَ ٱللهِ وَيَعْرِفُ ٱللهَ.</w:t>
       </w:r>
-      <w:r>
-        <w:rPr>
-          <w:lang w:val="ar_AE" w:bidi="ar_AE"/>
-        </w:rPr>
-      </w:r>
-      <w:r>
-        <w:rPr>
-          <w:lang w:val="ar_AE" w:bidi="ar_AE"/>
-        </w:rPr>
-      </w:r>
-    </w:p>
-    <w:p>
-      <w:pPr>
-        <w:bidi/>
-      </w:pPr>
-      <w:r>
-        <w:rPr>
-          <w:lang w:val="ar_AE" w:bidi="ar_AE"/>
-        </w:rPr>
-      </w:r>
-    </w:p>
-    <w:p>
-      <w:pPr>
-        <w:bidi/>
-      </w:pPr>
-      <w:r>
-        <w:rPr>
-          <w:lang w:val="ar_AE" w:bidi="ar_AE"/>
-        </w:rPr>
-      </w:r>
-      <w:r>
-        <w:rPr>
-          <w:vertAlign w:val="superscript"/>
+    </w:p>
+    <w:p>
+      <w:pPr>
+        <w:bidi/>
+      </w:pPr>
+      <w:r>
+        <w:rPr>
+          <w:rtl/>
+          <w:cs/>
+          <w:lang w:val="ar_AE" w:bidi="ar_AE"/>
+        </w:rPr>
+      </w:r>
+      <w:r>
+        <w:rPr>
+          <w:vertAlign w:val="superscript"/>
+          <w:rtl/>
+          <w:cs/>
           <w:lang w:val="ar_AE" w:bidi="ar_AE"/>
         </w:rPr>
         <w:t>8</w:t>
       </w:r>
       <w:r>
         <w:rPr>
+          <w:rtl/>
+          <w:cs/>
           <w:lang w:val="ar_AE" w:bidi="ar_AE"/>
         </w:rPr>
         <w:t xml:space="preserve"> وَمَنْ لَا يُحِبُّ لَمْ يَعْرِفِ ٱللهَ، لِأَنَّ ٱللهَ مَحَبَّةٌ.</w:t>
       </w:r>
-      <w:r>
-        <w:rPr>
-          <w:lang w:val="ar_AE" w:bidi="ar_AE"/>
-        </w:rPr>
-      </w:r>
-      <w:r>
-        <w:rPr>
-          <w:lang w:val="ar_AE" w:bidi="ar_AE"/>
-        </w:rPr>
-      </w:r>
-    </w:p>
-    <w:p>
-      <w:pPr>
-        <w:bidi/>
-      </w:pPr>
-      <w:r>
-        <w:rPr>
-          <w:lang w:val="ar_AE" w:bidi="ar_AE"/>
-        </w:rPr>
-      </w:r>
-    </w:p>
-    <w:p>
-      <w:pPr>
-        <w:bidi/>
-      </w:pPr>
-      <w:r>
-        <w:rPr>
-          <w:lang w:val="ar_AE" w:bidi="ar_AE"/>
-        </w:rPr>
-      </w:r>
-      <w:r>
-        <w:rPr>
-          <w:vertAlign w:val="superscript"/>
+    </w:p>
+    <w:p>
+      <w:pPr>
+        <w:bidi/>
+      </w:pPr>
+      <w:r>
+        <w:rPr>
+          <w:rtl/>
+          <w:cs/>
+          <w:lang w:val="ar_AE" w:bidi="ar_AE"/>
+        </w:rPr>
+      </w:r>
+      <w:r>
+        <w:rPr>
+          <w:vertAlign w:val="superscript"/>
+          <w:rtl/>
+          <w:cs/>
           <w:lang w:val="ar_AE" w:bidi="ar_AE"/>
         </w:rPr>
         <w:t>9</w:t>
       </w:r>
       <w:r>
         <w:rPr>
+          <w:rtl/>
+          <w:cs/>
           <w:lang w:val="ar_AE" w:bidi="ar_AE"/>
         </w:rPr>
         <w:t xml:space="preserve"> بِهَذَا أُظْهِرَتْ مَحَبَّةُ ٱللهِ فِينَا: أَنَّ ٱللهَ قَدْ أَرْسَلَ ٱبْنَهُ ٱلْوَحِيدَ إِلَى ٱلْعَالَمِ لِكَيْ نَحْيَا بِهِ.</w:t>
       </w:r>
-      <w:r>
-        <w:rPr>
-          <w:lang w:val="ar_AE" w:bidi="ar_AE"/>
-        </w:rPr>
-      </w:r>
-      <w:r>
-        <w:rPr>
-          <w:lang w:val="ar_AE" w:bidi="ar_AE"/>
-        </w:rPr>
-      </w:r>
-    </w:p>
-    <w:p>
-      <w:pPr>
-        <w:bidi/>
-      </w:pPr>
-      <w:r>
-        <w:rPr>
-          <w:lang w:val="ar_AE" w:bidi="ar_AE"/>
-        </w:rPr>
-      </w:r>
-    </w:p>
-    <w:p>
-      <w:pPr>
-        <w:bidi/>
-      </w:pPr>
-      <w:r>
-        <w:rPr>
-          <w:lang w:val="ar_AE" w:bidi="ar_AE"/>
-        </w:rPr>
-      </w:r>
-      <w:r>
-        <w:rPr>
-          <w:vertAlign w:val="superscript"/>
+    </w:p>
+    <w:p>
+      <w:pPr>
+        <w:bidi/>
+      </w:pPr>
+      <w:r>
+        <w:rPr>
+          <w:rtl/>
+          <w:cs/>
+          <w:lang w:val="ar_AE" w:bidi="ar_AE"/>
+        </w:rPr>
+      </w:r>
+      <w:r>
+        <w:rPr>
+          <w:vertAlign w:val="superscript"/>
+          <w:rtl/>
+          <w:cs/>
           <w:lang w:val="ar_AE" w:bidi="ar_AE"/>
         </w:rPr>
         <w:t>10</w:t>
       </w:r>
       <w:r>
         <w:rPr>
+          <w:rtl/>
+          <w:cs/>
           <w:lang w:val="ar_AE" w:bidi="ar_AE"/>
         </w:rPr>
         <w:t xml:space="preserve"> فِي هَذَا هِيَ ٱلْمَحَبَّةُ: لَيْسَ أَنَّنَا نَحْنُ أَحْبَبْنَا ٱللهَ، بَلْ أَنَّهُ هُوَ أَحَبَّنَا، وَأَرْسَلَ ٱبْنَهُ كَفَّارَةً لِخَطَايَانَا.</w:t>
       </w:r>
-      <w:r>
-        <w:rPr>
-          <w:lang w:val="ar_AE" w:bidi="ar_AE"/>
-        </w:rPr>
-      </w:r>
-      <w:r>
-        <w:rPr>
-          <w:lang w:val="ar_AE" w:bidi="ar_AE"/>
-        </w:rPr>
-      </w:r>
-    </w:p>
-    <w:p>
-      <w:pPr>
-        <w:bidi/>
-      </w:pPr>
-      <w:r>
-        <w:rPr>
-          <w:lang w:val="ar_AE" w:bidi="ar_AE"/>
-        </w:rPr>
-      </w:r>
-    </w:p>
-    <w:p>
-      <w:pPr>
-        <w:bidi/>
-      </w:pPr>
-      <w:r>
-        <w:rPr>
-          <w:lang w:val="ar_AE" w:bidi="ar_AE"/>
-        </w:rPr>
-      </w:r>
-      <w:r>
-        <w:rPr>
-          <w:vertAlign w:val="superscript"/>
+    </w:p>
+    <w:p>
+      <w:pPr>
+        <w:bidi/>
+      </w:pPr>
+      <w:r>
+        <w:rPr>
+          <w:rtl/>
+          <w:cs/>
+          <w:lang w:val="ar_AE" w:bidi="ar_AE"/>
+        </w:rPr>
+      </w:r>
+      <w:r>
+        <w:rPr>
+          <w:vertAlign w:val="superscript"/>
+          <w:rtl/>
+          <w:cs/>
           <w:lang w:val="ar_AE" w:bidi="ar_AE"/>
         </w:rPr>
         <w:t>11</w:t>
       </w:r>
       <w:r>
         <w:rPr>
+          <w:rtl/>
+          <w:cs/>
           <w:lang w:val="ar_AE" w:bidi="ar_AE"/>
         </w:rPr>
         <w:t xml:space="preserve"> أَيُّهَا ٱلْأَحِبَّاءُ، إِنْ كَانَ ٱللهُ قَدْ أَحَبَّنَا هَكَذَا، يَنْبَغِي لَنَا أَيْضًا أَنْ يُحِبَّ بَعْضُنَا بَعْضًا.</w:t>
       </w:r>
-      <w:r>
-        <w:rPr>
-          <w:lang w:val="ar_AE" w:bidi="ar_AE"/>
-        </w:rPr>
-      </w:r>
-      <w:r>
-        <w:rPr>
-          <w:lang w:val="ar_AE" w:bidi="ar_AE"/>
-        </w:rPr>
-      </w:r>
-    </w:p>
-    <w:p>
-      <w:pPr>
-        <w:bidi/>
-      </w:pPr>
-      <w:r>
-        <w:rPr>
-          <w:lang w:val="ar_AE" w:bidi="ar_AE"/>
-        </w:rPr>
-      </w:r>
-    </w:p>
-    <w:p>
-      <w:pPr>
-        <w:bidi/>
-      </w:pPr>
-      <w:r>
-        <w:rPr>
-          <w:lang w:val="ar_AE" w:bidi="ar_AE"/>
-        </w:rPr>
-      </w:r>
-      <w:r>
-        <w:rPr>
-          <w:vertAlign w:val="superscript"/>
+    </w:p>
+    <w:p>
+      <w:pPr>
+        <w:bidi/>
+      </w:pPr>
+      <w:r>
+        <w:rPr>
+          <w:rtl/>
+          <w:cs/>
+          <w:lang w:val="ar_AE" w:bidi="ar_AE"/>
+        </w:rPr>
+      </w:r>
+      <w:r>
+        <w:rPr>
+          <w:vertAlign w:val="superscript"/>
+          <w:rtl/>
+          <w:cs/>
           <w:lang w:val="ar_AE" w:bidi="ar_AE"/>
         </w:rPr>
         <w:t>12</w:t>
       </w:r>
       <w:r>
         <w:rPr>
+          <w:rtl/>
+          <w:cs/>
           <w:lang w:val="ar_AE" w:bidi="ar_AE"/>
         </w:rPr>
         <w:t xml:space="preserve"> ٱللهُ لَمْ يَنْظُرْهُ أَحَدٌ قَطُّ. إِنْ أَحَبَّ بَعْضُنَا بَعْضًا، فَٱللهُ يَثْبُتُ فِينَا، وَمَحَبَّتُهُ قَدْ تَكَمَّلَتْ فِينَا.</w:t>
       </w:r>
-      <w:r>
-        <w:rPr>
-          <w:lang w:val="ar_AE" w:bidi="ar_AE"/>
-        </w:rPr>
-      </w:r>
-      <w:r>
-        <w:rPr>
-          <w:lang w:val="ar_AE" w:bidi="ar_AE"/>
-        </w:rPr>
-      </w:r>
-    </w:p>
-    <w:p>
-      <w:pPr>
-        <w:bidi/>
-      </w:pPr>
-      <w:r>
-        <w:rPr>
-          <w:lang w:val="ar_AE" w:bidi="ar_AE"/>
-        </w:rPr>
-      </w:r>
-    </w:p>
-    <w:p>
-      <w:pPr>
-        <w:bidi/>
-      </w:pPr>
-      <w:r>
-        <w:rPr>
-          <w:lang w:val="ar_AE" w:bidi="ar_AE"/>
-        </w:rPr>
-      </w:r>
-      <w:r>
-        <w:rPr>
-          <w:vertAlign w:val="superscript"/>
+    </w:p>
+    <w:p>
+      <w:pPr>
+        <w:bidi/>
+      </w:pPr>
+      <w:r>
+        <w:rPr>
+          <w:rtl/>
+          <w:cs/>
+          <w:lang w:val="ar_AE" w:bidi="ar_AE"/>
+        </w:rPr>
+      </w:r>
+      <w:r>
+        <w:rPr>
+          <w:vertAlign w:val="superscript"/>
+          <w:rtl/>
+          <w:cs/>
           <w:lang w:val="ar_AE" w:bidi="ar_AE"/>
         </w:rPr>
         <w:t>13</w:t>
       </w:r>
       <w:r>
         <w:rPr>
+          <w:rtl/>
+          <w:cs/>
           <w:lang w:val="ar_AE" w:bidi="ar_AE"/>
         </w:rPr>
         <w:t xml:space="preserve"> بِهَذَا نَعْرِفُ أَنَّنَا نَثْبُتُ فِيهِ وَهُوَ فِينَا: أَنَّهُ قَدْ أَعْطَانَا مِنْ رُوحِهِ.</w:t>
       </w:r>
-      <w:r>
-        <w:rPr>
-          <w:lang w:val="ar_AE" w:bidi="ar_AE"/>
-        </w:rPr>
-      </w:r>
-      <w:r>
-        <w:rPr>
-          <w:lang w:val="ar_AE" w:bidi="ar_AE"/>
-        </w:rPr>
-      </w:r>
-    </w:p>
-    <w:p>
-      <w:pPr>
-        <w:bidi/>
-      </w:pPr>
-      <w:r>
-        <w:rPr>
-          <w:lang w:val="ar_AE" w:bidi="ar_AE"/>
-        </w:rPr>
-      </w:r>
-    </w:p>
-    <w:p>
-      <w:pPr>
-        <w:bidi/>
-      </w:pPr>
-      <w:r>
-        <w:rPr>
-          <w:lang w:val="ar_AE" w:bidi="ar_AE"/>
-        </w:rPr>
-      </w:r>
-      <w:r>
-        <w:rPr>
-          <w:vertAlign w:val="superscript"/>
+    </w:p>
+    <w:p>
+      <w:pPr>
+        <w:bidi/>
+      </w:pPr>
+      <w:r>
+        <w:rPr>
+          <w:rtl/>
+          <w:cs/>
+          <w:lang w:val="ar_AE" w:bidi="ar_AE"/>
+        </w:rPr>
+      </w:r>
+      <w:r>
+        <w:rPr>
+          <w:vertAlign w:val="superscript"/>
+          <w:rtl/>
+          <w:cs/>
           <w:lang w:val="ar_AE" w:bidi="ar_AE"/>
         </w:rPr>
         <w:t>14</w:t>
       </w:r>
       <w:r>
         <w:rPr>
+          <w:rtl/>
+          <w:cs/>
           <w:lang w:val="ar_AE" w:bidi="ar_AE"/>
         </w:rPr>
         <w:t xml:space="preserve"> وَنَحْنُ قَدْ نَظَرْنَا وَنَشْهَدُ أَنَّ ٱلْآبَ قَدْ أَرْسَلَ ٱلِٱبْنَ مُخَلِّصًا لِلْعَالَمِ.</w:t>
       </w:r>
-      <w:r>
-        <w:rPr>
-          <w:lang w:val="ar_AE" w:bidi="ar_AE"/>
-        </w:rPr>
-      </w:r>
-      <w:r>
-        <w:rPr>
-          <w:lang w:val="ar_AE" w:bidi="ar_AE"/>
-        </w:rPr>
-      </w:r>
-    </w:p>
-    <w:p>
-      <w:pPr>
-        <w:bidi/>
-      </w:pPr>
-      <w:r>
-        <w:rPr>
-          <w:lang w:val="ar_AE" w:bidi="ar_AE"/>
-        </w:rPr>
-      </w:r>
-    </w:p>
-    <w:p>
-      <w:pPr>
-        <w:bidi/>
-      </w:pPr>
-      <w:r>
-        <w:rPr>
-          <w:lang w:val="ar_AE" w:bidi="ar_AE"/>
-        </w:rPr>
-      </w:r>
-      <w:r>
-        <w:rPr>
-          <w:vertAlign w:val="superscript"/>
+    </w:p>
+    <w:p>
+      <w:pPr>
+        <w:bidi/>
+      </w:pPr>
+      <w:r>
+        <w:rPr>
+          <w:rtl/>
+          <w:cs/>
+          <w:lang w:val="ar_AE" w:bidi="ar_AE"/>
+        </w:rPr>
+      </w:r>
+      <w:r>
+        <w:rPr>
+          <w:vertAlign w:val="superscript"/>
+          <w:rtl/>
+          <w:cs/>
           <w:lang w:val="ar_AE" w:bidi="ar_AE"/>
         </w:rPr>
         <w:t>15</w:t>
       </w:r>
       <w:r>
         <w:rPr>
+          <w:rtl/>
+          <w:cs/>
           <w:lang w:val="ar_AE" w:bidi="ar_AE"/>
         </w:rPr>
         <w:t xml:space="preserve"> مَنِ ٱعْتَرَفَ أَنَّ يَسُوعَ هُوَ ٱبْنُ ٱللهِ، فَٱللهُ يَثْبُتُ فِيهِ وَهُوَ فِي ٱللهِ.</w:t>
       </w:r>
-      <w:r>
-        <w:rPr>
-          <w:lang w:val="ar_AE" w:bidi="ar_AE"/>
-        </w:rPr>
-      </w:r>
-      <w:r>
-        <w:rPr>
-          <w:lang w:val="ar_AE" w:bidi="ar_AE"/>
-        </w:rPr>
-      </w:r>
-    </w:p>
-    <w:p>
-      <w:pPr>
-        <w:bidi/>
-      </w:pPr>
-      <w:r>
-        <w:rPr>
-          <w:lang w:val="ar_AE" w:bidi="ar_AE"/>
-        </w:rPr>
-      </w:r>
-    </w:p>
-    <w:p>
-      <w:pPr>
-        <w:bidi/>
-      </w:pPr>
-      <w:r>
-        <w:rPr>
-          <w:lang w:val="ar_AE" w:bidi="ar_AE"/>
-        </w:rPr>
-      </w:r>
-      <w:r>
-        <w:rPr>
-          <w:vertAlign w:val="superscript"/>
+    </w:p>
+    <w:p>
+      <w:pPr>
+        <w:bidi/>
+      </w:pPr>
+      <w:r>
+        <w:rPr>
+          <w:rtl/>
+          <w:cs/>
+          <w:lang w:val="ar_AE" w:bidi="ar_AE"/>
+        </w:rPr>
+      </w:r>
+      <w:r>
+        <w:rPr>
+          <w:vertAlign w:val="superscript"/>
+          <w:rtl/>
+          <w:cs/>
           <w:lang w:val="ar_AE" w:bidi="ar_AE"/>
         </w:rPr>
         <w:t>16</w:t>
       </w:r>
       <w:r>
         <w:rPr>
+          <w:rtl/>
+          <w:cs/>
           <w:lang w:val="ar_AE" w:bidi="ar_AE"/>
         </w:rPr>
         <w:t xml:space="preserve"> وَنَحْنُ قَدْ عَرَفْنَا وَصَدَّقْنَا ٱلْمَحَبَّةَ ٱلَّتِي لِلهِ فِينَا. ٱللهُ مَحَبَّةٌ، وَمَنْ يَثْبُتْ فِي ٱلْمَحَبَّةِ، يَثْبُتْ فِي ٱللهِ وَٱللهُ فِيهِ.</w:t>
       </w:r>
-      <w:r>
-        <w:rPr>
-          <w:lang w:val="ar_AE" w:bidi="ar_AE"/>
-        </w:rPr>
-      </w:r>
-      <w:r>
-        <w:rPr>
-          <w:lang w:val="ar_AE" w:bidi="ar_AE"/>
-        </w:rPr>
-      </w:r>
-    </w:p>
-    <w:p>
-      <w:pPr>
-        <w:bidi/>
-      </w:pPr>
-      <w:r>
-        <w:rPr>
-          <w:lang w:val="ar_AE" w:bidi="ar_AE"/>
-        </w:rPr>
-      </w:r>
-    </w:p>
-    <w:p>
-      <w:pPr>
-        <w:bidi/>
-      </w:pPr>
-      <w:r>
-        <w:rPr>
-          <w:lang w:val="ar_AE" w:bidi="ar_AE"/>
-        </w:rPr>
-      </w:r>
-      <w:r>
-        <w:rPr>
-          <w:vertAlign w:val="superscript"/>
+    </w:p>
+    <w:p>
+      <w:pPr>
+        <w:bidi/>
+      </w:pPr>
+      <w:r>
+        <w:rPr>
+          <w:rtl/>
+          <w:cs/>
+          <w:lang w:val="ar_AE" w:bidi="ar_AE"/>
+        </w:rPr>
+      </w:r>
+      <w:r>
+        <w:rPr>
+          <w:vertAlign w:val="superscript"/>
+          <w:rtl/>
+          <w:cs/>
           <w:lang w:val="ar_AE" w:bidi="ar_AE"/>
         </w:rPr>
         <w:t>17</w:t>
       </w:r>
       <w:r>
         <w:rPr>
+          <w:rtl/>
+          <w:cs/>
           <w:lang w:val="ar_AE" w:bidi="ar_AE"/>
         </w:rPr>
         <w:t xml:space="preserve"> بِهَذَا تَكَمَّلَتِ ٱلْمَحَبَّةُ فِينَا: أَنْ يَكُونَ لَنَا ثِقَةٌ فِي يَوْمِ ٱلدِّينِ، لِأَنَّهُ كَمَا هُوَ فِي هَذَا ٱلْعَالَمِ، هَكَذَا نَحْنُ أَيْضًا.</w:t>
       </w:r>
-      <w:r>
-        <w:rPr>
-          <w:lang w:val="ar_AE" w:bidi="ar_AE"/>
-        </w:rPr>
-      </w:r>
-      <w:r>
-        <w:rPr>
-          <w:lang w:val="ar_AE" w:bidi="ar_AE"/>
-        </w:rPr>
-      </w:r>
-    </w:p>
-    <w:p>
-      <w:pPr>
-        <w:bidi/>
-      </w:pPr>
-      <w:r>
-        <w:rPr>
-          <w:lang w:val="ar_AE" w:bidi="ar_AE"/>
-        </w:rPr>
-      </w:r>
-    </w:p>
-    <w:p>
-      <w:pPr>
-        <w:bidi/>
-      </w:pPr>
-      <w:r>
-        <w:rPr>
-          <w:lang w:val="ar_AE" w:bidi="ar_AE"/>
-        </w:rPr>
-      </w:r>
-      <w:r>
-        <w:rPr>
-          <w:vertAlign w:val="superscript"/>
+    </w:p>
+    <w:p>
+      <w:pPr>
+        <w:bidi/>
+      </w:pPr>
+      <w:r>
+        <w:rPr>
+          <w:rtl/>
+          <w:cs/>
+          <w:lang w:val="ar_AE" w:bidi="ar_AE"/>
+        </w:rPr>
+      </w:r>
+      <w:r>
+        <w:rPr>
+          <w:vertAlign w:val="superscript"/>
+          <w:rtl/>
+          <w:cs/>
           <w:lang w:val="ar_AE" w:bidi="ar_AE"/>
         </w:rPr>
         <w:t>18</w:t>
       </w:r>
       <w:r>
         <w:rPr>
+          <w:rtl/>
+          <w:cs/>
           <w:lang w:val="ar_AE" w:bidi="ar_AE"/>
         </w:rPr>
         <w:t xml:space="preserve"> لَا خَوْفَ فِي ٱلْمَحَبَّةِ، بَلِ ٱلْمَحَبَّةُ ٱلْكَامِلَةُ تَطْرَحُ ٱلْخَوْفَ إِلَى خَارِجٍ لِأَنَّ ٱلْخَوْفَ لَهُ عَذَابٌ. وَأَمَّا مَنْ خَافَ فَلَمْ يَتَكَمَّلْ فِي ٱلْمَحَبَّةِ.</w:t>
       </w:r>
-      <w:r>
-        <w:rPr>
-          <w:lang w:val="ar_AE" w:bidi="ar_AE"/>
-        </w:rPr>
-      </w:r>
-      <w:r>
-        <w:rPr>
-          <w:lang w:val="ar_AE" w:bidi="ar_AE"/>
-        </w:rPr>
-      </w:r>
-    </w:p>
-    <w:p>
-      <w:pPr>
-        <w:bidi/>
-      </w:pPr>
-      <w:r>
-        <w:rPr>
-          <w:lang w:val="ar_AE" w:bidi="ar_AE"/>
-        </w:rPr>
-      </w:r>
-    </w:p>
-    <w:p>
-      <w:pPr>
-        <w:bidi/>
-      </w:pPr>
-      <w:r>
-        <w:rPr>
-          <w:lang w:val="ar_AE" w:bidi="ar_AE"/>
-        </w:rPr>
-      </w:r>
-      <w:r>
-        <w:rPr>
-          <w:vertAlign w:val="superscript"/>
+    </w:p>
+    <w:p>
+      <w:pPr>
+        <w:bidi/>
+      </w:pPr>
+      <w:r>
+        <w:rPr>
+          <w:rtl/>
+          <w:cs/>
+          <w:lang w:val="ar_AE" w:bidi="ar_AE"/>
+        </w:rPr>
+      </w:r>
+      <w:r>
+        <w:rPr>
+          <w:vertAlign w:val="superscript"/>
+          <w:rtl/>
+          <w:cs/>
           <w:lang w:val="ar_AE" w:bidi="ar_AE"/>
         </w:rPr>
         <w:t>19</w:t>
       </w:r>
       <w:r>
         <w:rPr>
+          <w:rtl/>
+          <w:cs/>
           <w:lang w:val="ar_AE" w:bidi="ar_AE"/>
         </w:rPr>
         <w:t xml:space="preserve"> نَحْنُ نُحِبُّهُ لِأَنَّهُ هُوَ أَحَبَّنَا أَوَّلًا.</w:t>
       </w:r>
-      <w:r>
-        <w:rPr>
-          <w:lang w:val="ar_AE" w:bidi="ar_AE"/>
-        </w:rPr>
-      </w:r>
-      <w:r>
-        <w:rPr>
-          <w:lang w:val="ar_AE" w:bidi="ar_AE"/>
-        </w:rPr>
-      </w:r>
-    </w:p>
-    <w:p>
-      <w:pPr>
-        <w:bidi/>
-      </w:pPr>
-      <w:r>
-        <w:rPr>
-          <w:lang w:val="ar_AE" w:bidi="ar_AE"/>
-        </w:rPr>
-      </w:r>
-    </w:p>
-    <w:p>
-      <w:pPr>
-        <w:bidi/>
-      </w:pPr>
-      <w:r>
-        <w:rPr>
-          <w:lang w:val="ar_AE" w:bidi="ar_AE"/>
-        </w:rPr>
-      </w:r>
-      <w:r>
-        <w:rPr>
-          <w:vertAlign w:val="superscript"/>
+    </w:p>
+    <w:p>
+      <w:pPr>
+        <w:bidi/>
+      </w:pPr>
+      <w:r>
+        <w:rPr>
+          <w:rtl/>
+          <w:cs/>
+          <w:lang w:val="ar_AE" w:bidi="ar_AE"/>
+        </w:rPr>
+      </w:r>
+      <w:r>
+        <w:rPr>
+          <w:vertAlign w:val="superscript"/>
+          <w:rtl/>
+          <w:cs/>
           <w:lang w:val="ar_AE" w:bidi="ar_AE"/>
         </w:rPr>
         <w:t>20</w:t>
       </w:r>
       <w:r>
         <w:rPr>
+          <w:rtl/>
+          <w:cs/>
           <w:lang w:val="ar_AE" w:bidi="ar_AE"/>
         </w:rPr>
         <w:t xml:space="preserve"> إِنْ قَالَ أَحَدٌ: «إِنِّي أُحِبُّ ٱللهَ» وَأَبْغَضَ أَخَاهُ، فَهُوَ كَاذِبٌ. لِأَنَّ مَنْ لَا يُحِبُّ أَخَاهُ ٱلَّذِي أَبْصَرَهُ، كَيْفَ يَقْدِرُ أَنْ يُحِبَّ ٱللهَ ٱلَّذِي لَمْ يُبْصِرْهُ؟</w:t>
       </w:r>
-      <w:r>
-        <w:rPr>
-          <w:lang w:val="ar_AE" w:bidi="ar_AE"/>
-        </w:rPr>
-      </w:r>
-      <w:r>
-        <w:rPr>
-          <w:lang w:val="ar_AE" w:bidi="ar_AE"/>
-        </w:rPr>
-      </w:r>
-    </w:p>
-    <w:p>
-      <w:pPr>
-        <w:bidi/>
-      </w:pPr>
-      <w:r>
-        <w:rPr>
-          <w:lang w:val="ar_AE" w:bidi="ar_AE"/>
-        </w:rPr>
-      </w:r>
-    </w:p>
-    <w:p>
-      <w:pPr>
-        <w:bidi/>
-      </w:pPr>
-      <w:r>
-        <w:rPr>
-          <w:lang w:val="ar_AE" w:bidi="ar_AE"/>
-        </w:rPr>
-      </w:r>
-      <w:r>
-        <w:rPr>
-          <w:vertAlign w:val="superscript"/>
+    </w:p>
+    <w:p>
+      <w:pPr>
+        <w:bidi/>
+      </w:pPr>
+      <w:r>
+        <w:rPr>
+          <w:rtl/>
+          <w:cs/>
+          <w:lang w:val="ar_AE" w:bidi="ar_AE"/>
+        </w:rPr>
+      </w:r>
+      <w:r>
+        <w:rPr>
+          <w:vertAlign w:val="superscript"/>
+          <w:rtl/>
+          <w:cs/>
           <w:lang w:val="ar_AE" w:bidi="ar_AE"/>
         </w:rPr>
         <w:t>21</w:t>
       </w:r>
       <w:r>
         <w:rPr>
+          <w:rtl/>
+          <w:cs/>
           <w:lang w:val="ar_AE" w:bidi="ar_AE"/>
         </w:rPr>
         <w:t xml:space="preserve"> وَلَنَا هَذِهِ ٱلْوَصِيَّةُ مِنْهُ: أَنَّ مَنْ يُحِبُّ ٱللهَ يُحِبُّ أَخَاهُ أَيْضًا.</w:t>
       </w:r>
-      <w:r>
-        <w:rPr>
-          <w:lang w:val="ar_AE" w:bidi="ar_AE"/>
-        </w:rPr>
-      </w:r>
-      <w:r>
-        <w:rPr>
-          <w:lang w:val="ar_AE" w:bidi="ar_AE"/>
-        </w:rPr>
-      </w:r>
-    </w:p>
-    <w:p>
-      <w:pPr>
-        <w:bidi/>
-      </w:pPr>
-      <w:r>
-        <w:rPr>
-          <w:lang w:val="ar_AE" w:bidi="ar_AE"/>
-        </w:rPr>
-      </w:r>
     </w:p>
     <w:p>
       <w:pPr>
@@ -3921,907 +2756,627 @@
       </w:pPr>
       <w:r>
         <w:rPr>
+          <w:rtl/>
+          <w:cs/>
           <w:lang w:val="ar_AE" w:bidi="ar_AE"/>
         </w:rPr>
         <w:t>1 John 5:1</w:t>
       </w:r>
       <w:r>
         <w:rPr>
-          <w:lang w:val="ar_AE" w:bidi="ar_AE"/>
-        </w:rPr>
-      </w:r>
-    </w:p>
-    <w:p>
-      <w:pPr>
-        <w:bidi/>
-      </w:pPr>
-      <w:r>
-        <w:rPr>
-          <w:lang w:val="ar_AE" w:bidi="ar_AE"/>
-        </w:rPr>
-      </w:r>
-      <w:r>
-        <w:rPr>
-          <w:vertAlign w:val="superscript"/>
+          <w:rtl/>
+          <w:cs/>
+          <w:lang w:val="ar_AE" w:bidi="ar_AE"/>
+        </w:rPr>
+      </w:r>
+    </w:p>
+    <w:p>
+      <w:pPr>
+        <w:bidi/>
+      </w:pPr>
+      <w:r>
+        <w:rPr>
+          <w:rtl/>
+          <w:cs/>
+          <w:lang w:val="ar_AE" w:bidi="ar_AE"/>
+        </w:rPr>
+      </w:r>
+      <w:r>
+        <w:rPr>
+          <w:vertAlign w:val="superscript"/>
+          <w:rtl/>
+          <w:cs/>
           <w:lang w:val="ar_AE" w:bidi="ar_AE"/>
         </w:rPr>
         <w:t>1</w:t>
       </w:r>
       <w:r>
         <w:rPr>
+          <w:rtl/>
+          <w:cs/>
           <w:lang w:val="ar_AE" w:bidi="ar_AE"/>
         </w:rPr>
         <w:t xml:space="preserve"> كُلُّ مَنْ يُؤْمِنُ أَنَّ يَسُوعَ هُوَ ٱلْمَسِيحُ فَقَدْ وُلِدَ مِنَ ٱللهِ. وَكُلُّ مَنْ يُحِبُّ ٱلْوَالِدَ يُحِبُّ ٱلْمَوْلُودَ مِنْهُ أَيْضًا.</w:t>
       </w:r>
-      <w:r>
-        <w:rPr>
-          <w:lang w:val="ar_AE" w:bidi="ar_AE"/>
-        </w:rPr>
-      </w:r>
-      <w:r>
-        <w:rPr>
-          <w:lang w:val="ar_AE" w:bidi="ar_AE"/>
-        </w:rPr>
-      </w:r>
-    </w:p>
-    <w:p>
-      <w:pPr>
-        <w:bidi/>
-      </w:pPr>
-      <w:r>
-        <w:rPr>
-          <w:lang w:val="ar_AE" w:bidi="ar_AE"/>
-        </w:rPr>
-      </w:r>
-    </w:p>
-    <w:p>
-      <w:pPr>
-        <w:bidi/>
-      </w:pPr>
-      <w:r>
-        <w:rPr>
-          <w:lang w:val="ar_AE" w:bidi="ar_AE"/>
-        </w:rPr>
-      </w:r>
-      <w:r>
-        <w:rPr>
-          <w:vertAlign w:val="superscript"/>
+    </w:p>
+    <w:p>
+      <w:pPr>
+        <w:bidi/>
+      </w:pPr>
+      <w:r>
+        <w:rPr>
+          <w:rtl/>
+          <w:cs/>
+          <w:lang w:val="ar_AE" w:bidi="ar_AE"/>
+        </w:rPr>
+      </w:r>
+      <w:r>
+        <w:rPr>
+          <w:vertAlign w:val="superscript"/>
+          <w:rtl/>
+          <w:cs/>
           <w:lang w:val="ar_AE" w:bidi="ar_AE"/>
         </w:rPr>
         <w:t>2</w:t>
       </w:r>
       <w:r>
         <w:rPr>
+          <w:rtl/>
+          <w:cs/>
           <w:lang w:val="ar_AE" w:bidi="ar_AE"/>
         </w:rPr>
         <w:t xml:space="preserve"> بِهَذَا نَعْرِفُ أَنَّنَا نُحِبُّ أَوْلَادَ ٱللهِ: إِذَا أَحْبَبْنَا ٱللهَ وَحَفِظْنَا وَصَايَاهُ.</w:t>
       </w:r>
-      <w:r>
-        <w:rPr>
-          <w:lang w:val="ar_AE" w:bidi="ar_AE"/>
-        </w:rPr>
-      </w:r>
-      <w:r>
-        <w:rPr>
-          <w:lang w:val="ar_AE" w:bidi="ar_AE"/>
-        </w:rPr>
-      </w:r>
-    </w:p>
-    <w:p>
-      <w:pPr>
-        <w:bidi/>
-      </w:pPr>
-      <w:r>
-        <w:rPr>
-          <w:lang w:val="ar_AE" w:bidi="ar_AE"/>
-        </w:rPr>
-      </w:r>
-    </w:p>
-    <w:p>
-      <w:pPr>
-        <w:bidi/>
-      </w:pPr>
-      <w:r>
-        <w:rPr>
-          <w:lang w:val="ar_AE" w:bidi="ar_AE"/>
-        </w:rPr>
-      </w:r>
-      <w:r>
-        <w:rPr>
-          <w:vertAlign w:val="superscript"/>
+    </w:p>
+    <w:p>
+      <w:pPr>
+        <w:bidi/>
+      </w:pPr>
+      <w:r>
+        <w:rPr>
+          <w:rtl/>
+          <w:cs/>
+          <w:lang w:val="ar_AE" w:bidi="ar_AE"/>
+        </w:rPr>
+      </w:r>
+      <w:r>
+        <w:rPr>
+          <w:vertAlign w:val="superscript"/>
+          <w:rtl/>
+          <w:cs/>
           <w:lang w:val="ar_AE" w:bidi="ar_AE"/>
         </w:rPr>
         <w:t>3</w:t>
       </w:r>
       <w:r>
         <w:rPr>
+          <w:rtl/>
+          <w:cs/>
           <w:lang w:val="ar_AE" w:bidi="ar_AE"/>
         </w:rPr>
         <w:t xml:space="preserve"> فَإِنَّ هَذِهِ هِيَ مَحَبَّةُ ٱللهِ: أَنْ نَحْفَظَ وَصَايَاهُ. وَوَصَايَاهُ لَيْسَتْ ثَقِيلَةً،</w:t>
       </w:r>
-      <w:r>
-        <w:rPr>
-          <w:lang w:val="ar_AE" w:bidi="ar_AE"/>
-        </w:rPr>
-      </w:r>
-      <w:r>
-        <w:rPr>
-          <w:lang w:val="ar_AE" w:bidi="ar_AE"/>
-        </w:rPr>
-      </w:r>
-    </w:p>
-    <w:p>
-      <w:pPr>
-        <w:bidi/>
-      </w:pPr>
-      <w:r>
-        <w:rPr>
-          <w:lang w:val="ar_AE" w:bidi="ar_AE"/>
-        </w:rPr>
-      </w:r>
-    </w:p>
-    <w:p>
-      <w:pPr>
-        <w:bidi/>
-      </w:pPr>
-      <w:r>
-        <w:rPr>
-          <w:lang w:val="ar_AE" w:bidi="ar_AE"/>
-        </w:rPr>
-      </w:r>
-      <w:r>
-        <w:rPr>
-          <w:vertAlign w:val="superscript"/>
+    </w:p>
+    <w:p>
+      <w:pPr>
+        <w:bidi/>
+      </w:pPr>
+      <w:r>
+        <w:rPr>
+          <w:rtl/>
+          <w:cs/>
+          <w:lang w:val="ar_AE" w:bidi="ar_AE"/>
+        </w:rPr>
+      </w:r>
+      <w:r>
+        <w:rPr>
+          <w:vertAlign w:val="superscript"/>
+          <w:rtl/>
+          <w:cs/>
           <w:lang w:val="ar_AE" w:bidi="ar_AE"/>
         </w:rPr>
         <w:t>4</w:t>
       </w:r>
       <w:r>
         <w:rPr>
+          <w:rtl/>
+          <w:cs/>
           <w:lang w:val="ar_AE" w:bidi="ar_AE"/>
         </w:rPr>
         <w:t xml:space="preserve"> لِأَنَّ كُلَّ مَنْ وُلِدَ مِنَ ٱللهِ يَغْلِبُ ٱلْعَالَمَ. وَهَذِهِ هِيَ ٱلْغَلَبَةُ ٱلَّتِي تَغْلِبُ ٱلْعَالَمَ: إِيمَانُنَا.</w:t>
       </w:r>
-      <w:r>
-        <w:rPr>
-          <w:lang w:val="ar_AE" w:bidi="ar_AE"/>
-        </w:rPr>
-      </w:r>
-      <w:r>
-        <w:rPr>
-          <w:lang w:val="ar_AE" w:bidi="ar_AE"/>
-        </w:rPr>
-      </w:r>
-    </w:p>
-    <w:p>
-      <w:pPr>
-        <w:bidi/>
-      </w:pPr>
-      <w:r>
-        <w:rPr>
-          <w:lang w:val="ar_AE" w:bidi="ar_AE"/>
-        </w:rPr>
-      </w:r>
-    </w:p>
-    <w:p>
-      <w:pPr>
-        <w:bidi/>
-      </w:pPr>
-      <w:r>
-        <w:rPr>
-          <w:lang w:val="ar_AE" w:bidi="ar_AE"/>
-        </w:rPr>
-      </w:r>
-      <w:r>
-        <w:rPr>
-          <w:vertAlign w:val="superscript"/>
+    </w:p>
+    <w:p>
+      <w:pPr>
+        <w:bidi/>
+      </w:pPr>
+      <w:r>
+        <w:rPr>
+          <w:rtl/>
+          <w:cs/>
+          <w:lang w:val="ar_AE" w:bidi="ar_AE"/>
+        </w:rPr>
+      </w:r>
+      <w:r>
+        <w:rPr>
+          <w:vertAlign w:val="superscript"/>
+          <w:rtl/>
+          <w:cs/>
           <w:lang w:val="ar_AE" w:bidi="ar_AE"/>
         </w:rPr>
         <w:t>5</w:t>
       </w:r>
       <w:r>
         <w:rPr>
+          <w:rtl/>
+          <w:cs/>
           <w:lang w:val="ar_AE" w:bidi="ar_AE"/>
         </w:rPr>
         <w:t xml:space="preserve"> مَنْ هُوَ ٱلَّذِي يَغْلِبُ ٱلْعَالَمَ، إِلَّا ٱلَّذِي يُؤْمِنُ أَنَّ يَسُوعَ هُوَ ٱبْنُ ٱللهِ؟</w:t>
       </w:r>
-      <w:r>
-        <w:rPr>
-          <w:lang w:val="ar_AE" w:bidi="ar_AE"/>
-        </w:rPr>
-      </w:r>
-      <w:r>
-        <w:rPr>
-          <w:lang w:val="ar_AE" w:bidi="ar_AE"/>
-        </w:rPr>
-      </w:r>
-    </w:p>
-    <w:p>
-      <w:pPr>
-        <w:bidi/>
-      </w:pPr>
-      <w:r>
-        <w:rPr>
-          <w:lang w:val="ar_AE" w:bidi="ar_AE"/>
-        </w:rPr>
-      </w:r>
-    </w:p>
-    <w:p>
-      <w:pPr>
-        <w:bidi/>
-      </w:pPr>
-      <w:r>
-        <w:rPr>
-          <w:lang w:val="ar_AE" w:bidi="ar_AE"/>
-        </w:rPr>
-      </w:r>
-      <w:r>
-        <w:rPr>
-          <w:vertAlign w:val="superscript"/>
+    </w:p>
+    <w:p>
+      <w:pPr>
+        <w:bidi/>
+      </w:pPr>
+      <w:r>
+        <w:rPr>
+          <w:rtl/>
+          <w:cs/>
+          <w:lang w:val="ar_AE" w:bidi="ar_AE"/>
+        </w:rPr>
+      </w:r>
+      <w:r>
+        <w:rPr>
+          <w:vertAlign w:val="superscript"/>
+          <w:rtl/>
+          <w:cs/>
           <w:lang w:val="ar_AE" w:bidi="ar_AE"/>
         </w:rPr>
         <w:t>6</w:t>
       </w:r>
       <w:r>
         <w:rPr>
+          <w:rtl/>
+          <w:cs/>
           <w:lang w:val="ar_AE" w:bidi="ar_AE"/>
         </w:rPr>
         <w:t xml:space="preserve"> هَذَا هُوَ ٱلَّذِي أَتَى بِمَاءٍ وَدَمٍ، يَسُوعُ ٱلْمَسِيحُ. لَا بِٱلْمَاءِ فَقَطْ، بَلْ بِٱلْمَاءِ وَٱلدَّمِ. وَٱلرُّوحُ هُوَ ٱلَّذِي يَشْهَدُ، لِأَنَّ ٱلرُّوحَ هُوَ ٱلْحَقُّ.</w:t>
       </w:r>
-      <w:r>
-        <w:rPr>
-          <w:lang w:val="ar_AE" w:bidi="ar_AE"/>
-        </w:rPr>
-      </w:r>
-      <w:r>
-        <w:rPr>
-          <w:lang w:val="ar_AE" w:bidi="ar_AE"/>
-        </w:rPr>
-      </w:r>
-    </w:p>
-    <w:p>
-      <w:pPr>
-        <w:bidi/>
-      </w:pPr>
-      <w:r>
-        <w:rPr>
-          <w:lang w:val="ar_AE" w:bidi="ar_AE"/>
-        </w:rPr>
-      </w:r>
-    </w:p>
-    <w:p>
-      <w:pPr>
-        <w:bidi/>
-      </w:pPr>
-      <w:r>
-        <w:rPr>
-          <w:lang w:val="ar_AE" w:bidi="ar_AE"/>
-        </w:rPr>
-      </w:r>
-      <w:r>
-        <w:rPr>
-          <w:vertAlign w:val="superscript"/>
+    </w:p>
+    <w:p>
+      <w:pPr>
+        <w:bidi/>
+      </w:pPr>
+      <w:r>
+        <w:rPr>
+          <w:rtl/>
+          <w:cs/>
+          <w:lang w:val="ar_AE" w:bidi="ar_AE"/>
+        </w:rPr>
+      </w:r>
+      <w:r>
+        <w:rPr>
+          <w:vertAlign w:val="superscript"/>
+          <w:rtl/>
+          <w:cs/>
           <w:lang w:val="ar_AE" w:bidi="ar_AE"/>
         </w:rPr>
         <w:t>7</w:t>
       </w:r>
       <w:r>
         <w:rPr>
+          <w:rtl/>
+          <w:cs/>
           <w:lang w:val="ar_AE" w:bidi="ar_AE"/>
         </w:rPr>
         <w:t xml:space="preserve"> فَإِنَّ ٱلَّذِينَ يَشْهَدُونَ فِي ٱلسَّمَاءِ هُمْ ثَلَاثَةٌ: ٱلْآبُ، وَٱلْكَلِمَةُ، وَٱلرُّوحُ ٱلْقُدُسُ. وَهَؤُلَاءِ ٱلثَّلَاثَةُ هُمْ وَاحِدٌ.</w:t>
       </w:r>
-      <w:r>
-        <w:rPr>
-          <w:lang w:val="ar_AE" w:bidi="ar_AE"/>
-        </w:rPr>
-      </w:r>
-      <w:r>
-        <w:rPr>
-          <w:lang w:val="ar_AE" w:bidi="ar_AE"/>
-        </w:rPr>
-      </w:r>
-    </w:p>
-    <w:p>
-      <w:pPr>
-        <w:bidi/>
-      </w:pPr>
-      <w:r>
-        <w:rPr>
-          <w:lang w:val="ar_AE" w:bidi="ar_AE"/>
-        </w:rPr>
-      </w:r>
-    </w:p>
-    <w:p>
-      <w:pPr>
-        <w:bidi/>
-      </w:pPr>
-      <w:r>
-        <w:rPr>
-          <w:lang w:val="ar_AE" w:bidi="ar_AE"/>
-        </w:rPr>
-      </w:r>
-      <w:r>
-        <w:rPr>
-          <w:vertAlign w:val="superscript"/>
+    </w:p>
+    <w:p>
+      <w:pPr>
+        <w:bidi/>
+      </w:pPr>
+      <w:r>
+        <w:rPr>
+          <w:rtl/>
+          <w:cs/>
+          <w:lang w:val="ar_AE" w:bidi="ar_AE"/>
+        </w:rPr>
+      </w:r>
+      <w:r>
+        <w:rPr>
+          <w:vertAlign w:val="superscript"/>
+          <w:rtl/>
+          <w:cs/>
           <w:lang w:val="ar_AE" w:bidi="ar_AE"/>
         </w:rPr>
         <w:t>8</w:t>
       </w:r>
       <w:r>
         <w:rPr>
+          <w:rtl/>
+          <w:cs/>
           <w:lang w:val="ar_AE" w:bidi="ar_AE"/>
         </w:rPr>
         <w:t xml:space="preserve"> وَٱلَّذِينَ يَشْهَدُونَ فِي ٱلْأَرْضِ هُمْ ثَلَاثَةٌ: ٱلرُّوحُ، وَٱلْمَاءُ، وَٱلدَّمُ. وَٱلثَّلَاثَةُ هُمْ فِي ٱلْوَاحِدِ.</w:t>
       </w:r>
-      <w:r>
-        <w:rPr>
-          <w:lang w:val="ar_AE" w:bidi="ar_AE"/>
-        </w:rPr>
-      </w:r>
-      <w:r>
-        <w:rPr>
-          <w:lang w:val="ar_AE" w:bidi="ar_AE"/>
-        </w:rPr>
-      </w:r>
-    </w:p>
-    <w:p>
-      <w:pPr>
-        <w:bidi/>
-      </w:pPr>
-      <w:r>
-        <w:rPr>
-          <w:lang w:val="ar_AE" w:bidi="ar_AE"/>
-        </w:rPr>
-      </w:r>
-    </w:p>
-    <w:p>
-      <w:pPr>
-        <w:bidi/>
-      </w:pPr>
-      <w:r>
-        <w:rPr>
-          <w:lang w:val="ar_AE" w:bidi="ar_AE"/>
-        </w:rPr>
-      </w:r>
-      <w:r>
-        <w:rPr>
-          <w:vertAlign w:val="superscript"/>
+    </w:p>
+    <w:p>
+      <w:pPr>
+        <w:bidi/>
+      </w:pPr>
+      <w:r>
+        <w:rPr>
+          <w:rtl/>
+          <w:cs/>
+          <w:lang w:val="ar_AE" w:bidi="ar_AE"/>
+        </w:rPr>
+      </w:r>
+      <w:r>
+        <w:rPr>
+          <w:vertAlign w:val="superscript"/>
+          <w:rtl/>
+          <w:cs/>
           <w:lang w:val="ar_AE" w:bidi="ar_AE"/>
         </w:rPr>
         <w:t>9</w:t>
       </w:r>
       <w:r>
         <w:rPr>
+          <w:rtl/>
+          <w:cs/>
           <w:lang w:val="ar_AE" w:bidi="ar_AE"/>
         </w:rPr>
         <w:t xml:space="preserve"> إِنْ كُنَّا نَقْبَلُ شَهَادَةَ ٱلنَّاسِ، فَشَهَادَةُ ٱللهِ أَعْظَمُ، لِأَنَّ هَذِهِ هِيَ شَهَادَةُ ٱللهِ ٱلَّتِي قَدْ شَهِدَ بِهَا عَنِ ٱبْنِهِ.</w:t>
       </w:r>
-      <w:r>
-        <w:rPr>
-          <w:lang w:val="ar_AE" w:bidi="ar_AE"/>
-        </w:rPr>
-      </w:r>
-      <w:r>
-        <w:rPr>
-          <w:lang w:val="ar_AE" w:bidi="ar_AE"/>
-        </w:rPr>
-      </w:r>
-    </w:p>
-    <w:p>
-      <w:pPr>
-        <w:bidi/>
-      </w:pPr>
-      <w:r>
-        <w:rPr>
-          <w:lang w:val="ar_AE" w:bidi="ar_AE"/>
-        </w:rPr>
-      </w:r>
-    </w:p>
-    <w:p>
-      <w:pPr>
-        <w:bidi/>
-      </w:pPr>
-      <w:r>
-        <w:rPr>
-          <w:lang w:val="ar_AE" w:bidi="ar_AE"/>
-        </w:rPr>
-      </w:r>
-      <w:r>
-        <w:rPr>
-          <w:vertAlign w:val="superscript"/>
+    </w:p>
+    <w:p>
+      <w:pPr>
+        <w:bidi/>
+      </w:pPr>
+      <w:r>
+        <w:rPr>
+          <w:rtl/>
+          <w:cs/>
+          <w:lang w:val="ar_AE" w:bidi="ar_AE"/>
+        </w:rPr>
+      </w:r>
+      <w:r>
+        <w:rPr>
+          <w:vertAlign w:val="superscript"/>
+          <w:rtl/>
+          <w:cs/>
           <w:lang w:val="ar_AE" w:bidi="ar_AE"/>
         </w:rPr>
         <w:t>10</w:t>
       </w:r>
       <w:r>
         <w:rPr>
+          <w:rtl/>
+          <w:cs/>
           <w:lang w:val="ar_AE" w:bidi="ar_AE"/>
         </w:rPr>
         <w:t xml:space="preserve"> مَنْ يُؤْمِنُ بِٱبْنِ ٱللهِ فَعِنْدَهُ ٱلشَّهَادَةُ فِي نَفْسِهِ. مَنْ لَا يُصَدِّقُ ٱللهَ، فَقَدْ جَعَلَهُ كَاذِبًا، لِأَنَّهُ لَمْ يُؤْمِنْ بِٱلشَّهَادَةِ ٱلَّتِي قَدْ شَهِدَ بِهَا ٱللهُ عَنِ ٱبْنِهِ.</w:t>
       </w:r>
-      <w:r>
-        <w:rPr>
-          <w:lang w:val="ar_AE" w:bidi="ar_AE"/>
-        </w:rPr>
-      </w:r>
-      <w:r>
-        <w:rPr>
-          <w:lang w:val="ar_AE" w:bidi="ar_AE"/>
-        </w:rPr>
-      </w:r>
-    </w:p>
-    <w:p>
-      <w:pPr>
-        <w:bidi/>
-      </w:pPr>
-      <w:r>
-        <w:rPr>
-          <w:lang w:val="ar_AE" w:bidi="ar_AE"/>
-        </w:rPr>
-      </w:r>
-    </w:p>
-    <w:p>
-      <w:pPr>
-        <w:bidi/>
-      </w:pPr>
-      <w:r>
-        <w:rPr>
-          <w:lang w:val="ar_AE" w:bidi="ar_AE"/>
-        </w:rPr>
-      </w:r>
-      <w:r>
-        <w:rPr>
-          <w:vertAlign w:val="superscript"/>
+    </w:p>
+    <w:p>
+      <w:pPr>
+        <w:bidi/>
+      </w:pPr>
+      <w:r>
+        <w:rPr>
+          <w:rtl/>
+          <w:cs/>
+          <w:lang w:val="ar_AE" w:bidi="ar_AE"/>
+        </w:rPr>
+      </w:r>
+      <w:r>
+        <w:rPr>
+          <w:vertAlign w:val="superscript"/>
+          <w:rtl/>
+          <w:cs/>
           <w:lang w:val="ar_AE" w:bidi="ar_AE"/>
         </w:rPr>
         <w:t>11</w:t>
       </w:r>
       <w:r>
         <w:rPr>
+          <w:rtl/>
+          <w:cs/>
           <w:lang w:val="ar_AE" w:bidi="ar_AE"/>
         </w:rPr>
         <w:t xml:space="preserve"> وَهَذِهِ هِيَ ٱلشَّهَادَةُ: أَنَّ ٱللهَ أَعْطَانَا حَيَاةً أَبَدِيَّةً، وَهَذِهِ ٱلْحَيَاةُ هِيَ فِي ٱبْنِهِ.</w:t>
       </w:r>
-      <w:r>
-        <w:rPr>
-          <w:lang w:val="ar_AE" w:bidi="ar_AE"/>
-        </w:rPr>
-      </w:r>
-      <w:r>
-        <w:rPr>
-          <w:lang w:val="ar_AE" w:bidi="ar_AE"/>
-        </w:rPr>
-      </w:r>
-    </w:p>
-    <w:p>
-      <w:pPr>
-        <w:bidi/>
-      </w:pPr>
-      <w:r>
-        <w:rPr>
-          <w:lang w:val="ar_AE" w:bidi="ar_AE"/>
-        </w:rPr>
-      </w:r>
-    </w:p>
-    <w:p>
-      <w:pPr>
-        <w:bidi/>
-      </w:pPr>
-      <w:r>
-        <w:rPr>
-          <w:lang w:val="ar_AE" w:bidi="ar_AE"/>
-        </w:rPr>
-      </w:r>
-      <w:r>
-        <w:rPr>
-          <w:vertAlign w:val="superscript"/>
+    </w:p>
+    <w:p>
+      <w:pPr>
+        <w:bidi/>
+      </w:pPr>
+      <w:r>
+        <w:rPr>
+          <w:rtl/>
+          <w:cs/>
+          <w:lang w:val="ar_AE" w:bidi="ar_AE"/>
+        </w:rPr>
+      </w:r>
+      <w:r>
+        <w:rPr>
+          <w:vertAlign w:val="superscript"/>
+          <w:rtl/>
+          <w:cs/>
           <w:lang w:val="ar_AE" w:bidi="ar_AE"/>
         </w:rPr>
         <w:t>12</w:t>
       </w:r>
       <w:r>
         <w:rPr>
+          <w:rtl/>
+          <w:cs/>
           <w:lang w:val="ar_AE" w:bidi="ar_AE"/>
         </w:rPr>
         <w:t xml:space="preserve"> مَنْ لَهُ ٱلِٱبْنُ فَلَهُ ٱلْحَيَاةُ، وَمَنْ لَيْسَ لَهُ ٱبْنُ ٱللهِ فَلَيْسَتْ لَهُ ٱلْحَيَاةُ.</w:t>
       </w:r>
-      <w:r>
-        <w:rPr>
-          <w:lang w:val="ar_AE" w:bidi="ar_AE"/>
-        </w:rPr>
-      </w:r>
-      <w:r>
-        <w:rPr>
-          <w:lang w:val="ar_AE" w:bidi="ar_AE"/>
-        </w:rPr>
-      </w:r>
-    </w:p>
-    <w:p>
-      <w:pPr>
-        <w:bidi/>
-      </w:pPr>
-      <w:r>
-        <w:rPr>
-          <w:lang w:val="ar_AE" w:bidi="ar_AE"/>
-        </w:rPr>
-      </w:r>
-    </w:p>
-    <w:p>
-      <w:pPr>
-        <w:bidi/>
-      </w:pPr>
-      <w:r>
-        <w:rPr>
-          <w:lang w:val="ar_AE" w:bidi="ar_AE"/>
-        </w:rPr>
-      </w:r>
-      <w:r>
-        <w:rPr>
-          <w:vertAlign w:val="superscript"/>
+    </w:p>
+    <w:p>
+      <w:pPr>
+        <w:bidi/>
+      </w:pPr>
+      <w:r>
+        <w:rPr>
+          <w:rtl/>
+          <w:cs/>
+          <w:lang w:val="ar_AE" w:bidi="ar_AE"/>
+        </w:rPr>
+      </w:r>
+      <w:r>
+        <w:rPr>
+          <w:vertAlign w:val="superscript"/>
+          <w:rtl/>
+          <w:cs/>
           <w:lang w:val="ar_AE" w:bidi="ar_AE"/>
         </w:rPr>
         <w:t>13</w:t>
       </w:r>
       <w:r>
         <w:rPr>
+          <w:rtl/>
+          <w:cs/>
           <w:lang w:val="ar_AE" w:bidi="ar_AE"/>
         </w:rPr>
         <w:t xml:space="preserve"> كَتَبْتُ هَذَا إِلَيْكُمْ، أَنْتُمُ ٱلْمُؤْمِنِينَ بِٱسْمِ ٱبْنِ ٱللهِ، لِكَيْ تَعْلَمُوا أَنَّ لَكُمْ حَيَاةً أَبَدِيَّةً، وَلِكَيْ تُؤْمِنُوا بِٱسْمِ ٱبْنِ ٱللهِ.</w:t>
       </w:r>
-      <w:r>
-        <w:rPr>
-          <w:lang w:val="ar_AE" w:bidi="ar_AE"/>
-        </w:rPr>
-      </w:r>
-      <w:r>
-        <w:rPr>
-          <w:lang w:val="ar_AE" w:bidi="ar_AE"/>
-        </w:rPr>
-      </w:r>
-    </w:p>
-    <w:p>
-      <w:pPr>
-        <w:bidi/>
-      </w:pPr>
-      <w:r>
-        <w:rPr>
-          <w:lang w:val="ar_AE" w:bidi="ar_AE"/>
-        </w:rPr>
-      </w:r>
-    </w:p>
-    <w:p>
-      <w:pPr>
-        <w:bidi/>
-      </w:pPr>
-      <w:r>
-        <w:rPr>
-          <w:lang w:val="ar_AE" w:bidi="ar_AE"/>
-        </w:rPr>
-      </w:r>
-      <w:r>
-        <w:rPr>
-          <w:vertAlign w:val="superscript"/>
+    </w:p>
+    <w:p>
+      <w:pPr>
+        <w:bidi/>
+      </w:pPr>
+      <w:r>
+        <w:rPr>
+          <w:rtl/>
+          <w:cs/>
+          <w:lang w:val="ar_AE" w:bidi="ar_AE"/>
+        </w:rPr>
+      </w:r>
+      <w:r>
+        <w:rPr>
+          <w:vertAlign w:val="superscript"/>
+          <w:rtl/>
+          <w:cs/>
           <w:lang w:val="ar_AE" w:bidi="ar_AE"/>
         </w:rPr>
         <w:t>14</w:t>
       </w:r>
       <w:r>
         <w:rPr>
+          <w:rtl/>
+          <w:cs/>
           <w:lang w:val="ar_AE" w:bidi="ar_AE"/>
         </w:rPr>
         <w:t xml:space="preserve"> وَهَذِهِ هِيَ ٱلثِّقَةُ ٱلَّتِي لَنَا عِنْدَهُ: أَنَّهُ إِنْ طَلَبْنَا شَيْئًا حَسَبَ مَشِيئَتِهِ يَسْمَعُ لَنَا.</w:t>
       </w:r>
-      <w:r>
-        <w:rPr>
-          <w:lang w:val="ar_AE" w:bidi="ar_AE"/>
-        </w:rPr>
-      </w:r>
-      <w:r>
-        <w:rPr>
-          <w:lang w:val="ar_AE" w:bidi="ar_AE"/>
-        </w:rPr>
-      </w:r>
-    </w:p>
-    <w:p>
-      <w:pPr>
-        <w:bidi/>
-      </w:pPr>
-      <w:r>
-        <w:rPr>
-          <w:lang w:val="ar_AE" w:bidi="ar_AE"/>
-        </w:rPr>
-      </w:r>
-    </w:p>
-    <w:p>
-      <w:pPr>
-        <w:bidi/>
-      </w:pPr>
-      <w:r>
-        <w:rPr>
-          <w:lang w:val="ar_AE" w:bidi="ar_AE"/>
-        </w:rPr>
-      </w:r>
-      <w:r>
-        <w:rPr>
-          <w:vertAlign w:val="superscript"/>
+    </w:p>
+    <w:p>
+      <w:pPr>
+        <w:bidi/>
+      </w:pPr>
+      <w:r>
+        <w:rPr>
+          <w:rtl/>
+          <w:cs/>
+          <w:lang w:val="ar_AE" w:bidi="ar_AE"/>
+        </w:rPr>
+      </w:r>
+      <w:r>
+        <w:rPr>
+          <w:vertAlign w:val="superscript"/>
+          <w:rtl/>
+          <w:cs/>
           <w:lang w:val="ar_AE" w:bidi="ar_AE"/>
         </w:rPr>
         <w:t>15</w:t>
       </w:r>
       <w:r>
         <w:rPr>
+          <w:rtl/>
+          <w:cs/>
           <w:lang w:val="ar_AE" w:bidi="ar_AE"/>
         </w:rPr>
         <w:t xml:space="preserve"> وَإِنْ كُنَّا نَعْلَمُ أَنَّهُ مَهْمَا طَلَبْنَا يَسْمَعُ لَنَا، نَعْلَمُ أَنَّ لَنَا ٱلطَّلَبَاتِ ٱلَّتِي طَلَبْنَاهَا مِنْهُ.</w:t>
       </w:r>
-      <w:r>
-        <w:rPr>
-          <w:lang w:val="ar_AE" w:bidi="ar_AE"/>
-        </w:rPr>
-      </w:r>
-      <w:r>
-        <w:rPr>
-          <w:lang w:val="ar_AE" w:bidi="ar_AE"/>
-        </w:rPr>
-      </w:r>
-    </w:p>
-    <w:p>
-      <w:pPr>
-        <w:bidi/>
-      </w:pPr>
-      <w:r>
-        <w:rPr>
-          <w:lang w:val="ar_AE" w:bidi="ar_AE"/>
-        </w:rPr>
-      </w:r>
-    </w:p>
-    <w:p>
-      <w:pPr>
-        <w:bidi/>
-      </w:pPr>
-      <w:r>
-        <w:rPr>
-          <w:lang w:val="ar_AE" w:bidi="ar_AE"/>
-        </w:rPr>
-      </w:r>
-      <w:r>
-        <w:rPr>
-          <w:vertAlign w:val="superscript"/>
+    </w:p>
+    <w:p>
+      <w:pPr>
+        <w:bidi/>
+      </w:pPr>
+      <w:r>
+        <w:rPr>
+          <w:rtl/>
+          <w:cs/>
+          <w:lang w:val="ar_AE" w:bidi="ar_AE"/>
+        </w:rPr>
+      </w:r>
+      <w:r>
+        <w:rPr>
+          <w:vertAlign w:val="superscript"/>
+          <w:rtl/>
+          <w:cs/>
           <w:lang w:val="ar_AE" w:bidi="ar_AE"/>
         </w:rPr>
         <w:t>16</w:t>
       </w:r>
       <w:r>
         <w:rPr>
+          <w:rtl/>
+          <w:cs/>
           <w:lang w:val="ar_AE" w:bidi="ar_AE"/>
         </w:rPr>
         <w:t xml:space="preserve"> إِنْ رَأَى أَحَدٌ أَخَاهُ يُخْطِئُ خَطِيَّةً لَيْسَتْ لِلْمَوْتِ، يَطْلُبُ، فَيُعْطِيَهُ حَيَاةً لِلَّذِينَ يُخْطِئُونَ لَيْسَ لِلْمَوْتِ. تُوجَدُ خَطِيَّةٌ لِلْمَوْتِ. لَيْسَ لِأَجْلِ هَذِهِ أَقُولُ أَنْ يُطْلَبَ.</w:t>
       </w:r>
-      <w:r>
-        <w:rPr>
-          <w:lang w:val="ar_AE" w:bidi="ar_AE"/>
-        </w:rPr>
-      </w:r>
-      <w:r>
-        <w:rPr>
-          <w:lang w:val="ar_AE" w:bidi="ar_AE"/>
-        </w:rPr>
-      </w:r>
-    </w:p>
-    <w:p>
-      <w:pPr>
-        <w:bidi/>
-      </w:pPr>
-      <w:r>
-        <w:rPr>
-          <w:lang w:val="ar_AE" w:bidi="ar_AE"/>
-        </w:rPr>
-      </w:r>
-    </w:p>
-    <w:p>
-      <w:pPr>
-        <w:bidi/>
-      </w:pPr>
-      <w:r>
-        <w:rPr>
-          <w:lang w:val="ar_AE" w:bidi="ar_AE"/>
-        </w:rPr>
-      </w:r>
-      <w:r>
-        <w:rPr>
-          <w:vertAlign w:val="superscript"/>
+    </w:p>
+    <w:p>
+      <w:pPr>
+        <w:bidi/>
+      </w:pPr>
+      <w:r>
+        <w:rPr>
+          <w:rtl/>
+          <w:cs/>
+          <w:lang w:val="ar_AE" w:bidi="ar_AE"/>
+        </w:rPr>
+      </w:r>
+      <w:r>
+        <w:rPr>
+          <w:vertAlign w:val="superscript"/>
+          <w:rtl/>
+          <w:cs/>
           <w:lang w:val="ar_AE" w:bidi="ar_AE"/>
         </w:rPr>
         <w:t>17</w:t>
       </w:r>
       <w:r>
         <w:rPr>
+          <w:rtl/>
+          <w:cs/>
           <w:lang w:val="ar_AE" w:bidi="ar_AE"/>
         </w:rPr>
         <w:t xml:space="preserve"> كُلُّ إِثْمٍ هُوَ خَطِيَّةٌ، وَتُوجَدُ خَطِيَّةٌ لَيْسَتْ لِلْمَوْتِ.</w:t>
       </w:r>
-      <w:r>
-        <w:rPr>
-          <w:lang w:val="ar_AE" w:bidi="ar_AE"/>
-        </w:rPr>
-      </w:r>
-      <w:r>
-        <w:rPr>
-          <w:lang w:val="ar_AE" w:bidi="ar_AE"/>
-        </w:rPr>
-      </w:r>
-    </w:p>
-    <w:p>
-      <w:pPr>
-        <w:bidi/>
-      </w:pPr>
-      <w:r>
-        <w:rPr>
-          <w:lang w:val="ar_AE" w:bidi="ar_AE"/>
-        </w:rPr>
-      </w:r>
-    </w:p>
-    <w:p>
-      <w:pPr>
-        <w:bidi/>
-      </w:pPr>
-      <w:r>
-        <w:rPr>
-          <w:lang w:val="ar_AE" w:bidi="ar_AE"/>
-        </w:rPr>
-      </w:r>
-      <w:r>
-        <w:rPr>
-          <w:vertAlign w:val="superscript"/>
+    </w:p>
+    <w:p>
+      <w:pPr>
+        <w:bidi/>
+      </w:pPr>
+      <w:r>
+        <w:rPr>
+          <w:rtl/>
+          <w:cs/>
+          <w:lang w:val="ar_AE" w:bidi="ar_AE"/>
+        </w:rPr>
+      </w:r>
+      <w:r>
+        <w:rPr>
+          <w:vertAlign w:val="superscript"/>
+          <w:rtl/>
+          <w:cs/>
           <w:lang w:val="ar_AE" w:bidi="ar_AE"/>
         </w:rPr>
         <w:t>18</w:t>
       </w:r>
       <w:r>
         <w:rPr>
+          <w:rtl/>
+          <w:cs/>
           <w:lang w:val="ar_AE" w:bidi="ar_AE"/>
         </w:rPr>
         <w:t xml:space="preserve"> نَعْلَمُ أَنَّ كُلَّ مَنْ وُلِدَ مِنَ ٱللهِ لَا يُخْطِئُ، بَلِ ٱلْمَوْلُودُ مِنَ ٱللهِ يَحْفَظُ نَفْسَهُ، وَٱلشِّرِّيرُ لَا يَمَسُّهُ.</w:t>
       </w:r>
-      <w:r>
-        <w:rPr>
-          <w:lang w:val="ar_AE" w:bidi="ar_AE"/>
-        </w:rPr>
-      </w:r>
-      <w:r>
-        <w:rPr>
-          <w:lang w:val="ar_AE" w:bidi="ar_AE"/>
-        </w:rPr>
-      </w:r>
-    </w:p>
-    <w:p>
-      <w:pPr>
-        <w:bidi/>
-      </w:pPr>
-      <w:r>
-        <w:rPr>
-          <w:lang w:val="ar_AE" w:bidi="ar_AE"/>
-        </w:rPr>
-      </w:r>
-    </w:p>
-    <w:p>
-      <w:pPr>
-        <w:bidi/>
-      </w:pPr>
-      <w:r>
-        <w:rPr>
-          <w:lang w:val="ar_AE" w:bidi="ar_AE"/>
-        </w:rPr>
-      </w:r>
-      <w:r>
-        <w:rPr>
-          <w:vertAlign w:val="superscript"/>
+    </w:p>
+    <w:p>
+      <w:pPr>
+        <w:bidi/>
+      </w:pPr>
+      <w:r>
+        <w:rPr>
+          <w:rtl/>
+          <w:cs/>
+          <w:lang w:val="ar_AE" w:bidi="ar_AE"/>
+        </w:rPr>
+      </w:r>
+      <w:r>
+        <w:rPr>
+          <w:vertAlign w:val="superscript"/>
+          <w:rtl/>
+          <w:cs/>
           <w:lang w:val="ar_AE" w:bidi="ar_AE"/>
         </w:rPr>
         <w:t>19</w:t>
       </w:r>
       <w:r>
         <w:rPr>
+          <w:rtl/>
+          <w:cs/>
           <w:lang w:val="ar_AE" w:bidi="ar_AE"/>
         </w:rPr>
         <w:t xml:space="preserve"> نَعْلَمُ أَنَّنَا نَحْنُ مِنَ ٱللهِ، وَٱلْعَالَمَ كُلَّهُ قَدْ وُضِعَ فِي ٱلشِّرِّيرِ.</w:t>
       </w:r>
-      <w:r>
-        <w:rPr>
-          <w:lang w:val="ar_AE" w:bidi="ar_AE"/>
-        </w:rPr>
-      </w:r>
-      <w:r>
-        <w:rPr>
-          <w:lang w:val="ar_AE" w:bidi="ar_AE"/>
-        </w:rPr>
-      </w:r>
-    </w:p>
-    <w:p>
-      <w:pPr>
-        <w:bidi/>
-      </w:pPr>
-      <w:r>
-        <w:rPr>
-          <w:lang w:val="ar_AE" w:bidi="ar_AE"/>
-        </w:rPr>
-      </w:r>
-    </w:p>
-    <w:p>
-      <w:pPr>
-        <w:bidi/>
-      </w:pPr>
-      <w:r>
-        <w:rPr>
-          <w:lang w:val="ar_AE" w:bidi="ar_AE"/>
-        </w:rPr>
-      </w:r>
-      <w:r>
-        <w:rPr>
-          <w:vertAlign w:val="superscript"/>
+    </w:p>
+    <w:p>
+      <w:pPr>
+        <w:bidi/>
+      </w:pPr>
+      <w:r>
+        <w:rPr>
+          <w:rtl/>
+          <w:cs/>
+          <w:lang w:val="ar_AE" w:bidi="ar_AE"/>
+        </w:rPr>
+      </w:r>
+      <w:r>
+        <w:rPr>
+          <w:vertAlign w:val="superscript"/>
+          <w:rtl/>
+          <w:cs/>
           <w:lang w:val="ar_AE" w:bidi="ar_AE"/>
         </w:rPr>
         <w:t>20</w:t>
       </w:r>
       <w:r>
         <w:rPr>
+          <w:rtl/>
+          <w:cs/>
           <w:lang w:val="ar_AE" w:bidi="ar_AE"/>
         </w:rPr>
         <w:t xml:space="preserve"> وَنَعْلَمُ أَنَّ ٱبْنَ ٱللهِ قَدْ جَاءَ وَأَعْطَانَا بَصِيرَةً لِنَعْرِفَ ٱلْحَقَّ. وَنَحْنُ فِي ٱلْحَقِّ فِي ٱبْنِهِ يَسُوعَ ٱلْمَسِيحِ. هَذَا هُوَ ٱلْإِلَهُ ٱلْحَقُّ وَٱلْحَيَاةُ ٱلْأَبَدِيَّةُ.</w:t>
       </w:r>
-      <w:r>
-        <w:rPr>
-          <w:lang w:val="ar_AE" w:bidi="ar_AE"/>
-        </w:rPr>
-      </w:r>
-      <w:r>
-        <w:rPr>
-          <w:lang w:val="ar_AE" w:bidi="ar_AE"/>
-        </w:rPr>
-      </w:r>
-    </w:p>
-    <w:p>
-      <w:pPr>
-        <w:bidi/>
-      </w:pPr>
-      <w:r>
-        <w:rPr>
-          <w:lang w:val="ar_AE" w:bidi="ar_AE"/>
-        </w:rPr>
-      </w:r>
-    </w:p>
-    <w:p>
-      <w:pPr>
-        <w:bidi/>
-      </w:pPr>
-      <w:r>
-        <w:rPr>
-          <w:lang w:val="ar_AE" w:bidi="ar_AE"/>
-        </w:rPr>
-      </w:r>
-      <w:r>
-        <w:rPr>
-          <w:vertAlign w:val="superscript"/>
+    </w:p>
+    <w:p>
+      <w:pPr>
+        <w:bidi/>
+      </w:pPr>
+      <w:r>
+        <w:rPr>
+          <w:rtl/>
+          <w:cs/>
+          <w:lang w:val="ar_AE" w:bidi="ar_AE"/>
+        </w:rPr>
+      </w:r>
+      <w:r>
+        <w:rPr>
+          <w:vertAlign w:val="superscript"/>
+          <w:rtl/>
+          <w:cs/>
           <w:lang w:val="ar_AE" w:bidi="ar_AE"/>
         </w:rPr>
         <w:t>21</w:t>
       </w:r>
       <w:r>
         <w:rPr>
+          <w:rtl/>
+          <w:cs/>
           <w:lang w:val="ar_AE" w:bidi="ar_AE"/>
         </w:rPr>
         <w:t xml:space="preserve"> أَيُّهَا ٱلْأَوْلَادُ، ٱحْفَظُوا أَنْفُسَكُمْ مِنَ ٱلْأَصْنَامِ. آمِينَ.</w:t>
-      </w:r>
-      <w:r>
-        <w:rPr>
-          <w:lang w:val="ar_AE" w:bidi="ar_AE"/>
-        </w:rPr>
-      </w:r>
-      <w:r>
-        <w:rPr>
-          <w:lang w:val="ar_AE" w:bidi="ar_AE"/>
-        </w:rPr>
       </w:r>
     </w:p>
     <w:sectPr>
